--- a/项目报告.docx
+++ b/项目报告.docx
@@ -758,7 +758,6 @@
         <w:ind w:left="1"/>
         <w:jc w:val="left"/>
         <w:rPr>
-          <w:rFonts w:hint="eastAsia"/>
           <w:bCs/>
           <w:szCs w:val="21"/>
         </w:rPr>
@@ -785,77 +784,39 @@
           <w:bCs/>
           <w:szCs w:val="21"/>
         </w:rPr>
-        <w:t>现代人除了看传统论文引用次数来评估文章好坏之外，还习惯通过社交媒体、</w:t>
-      </w:r>
-      <w:proofErr w:type="gramStart"/>
+        <w:t>现代人除了看传统论文引用次数来评估文章好坏之外，还习惯通过社交媒体、网络博客等平台来了解最新的科研成果。这种网络关注度（</w:t>
+      </w:r>
       <w:r>
         <w:rPr>
           <w:rFonts w:hint="eastAsia"/>
           <w:bCs/>
           <w:szCs w:val="21"/>
         </w:rPr>
-        <w:t>网络博客等</w:t>
-      </w:r>
-      <w:proofErr w:type="gramEnd"/>
+        <w:t>Altmetrics</w:t>
+      </w:r>
       <w:r>
         <w:rPr>
           <w:rFonts w:hint="eastAsia"/>
           <w:bCs/>
           <w:szCs w:val="21"/>
         </w:rPr>
-        <w:t>平台来了解最新的科研成果。这种网络关注度（</w:t>
-      </w:r>
-      <w:proofErr w:type="spellStart"/>
+        <w:t>）具有信息传播快、范围广的特点，能快速反映学术成果的社会影响力。当代大学生和科研人员除了利用网络获取信息、完成期末大作业之外，还有很大一部分人在撰写论文摘要时全凭主观经验，不知道什么样的语言风格在网上更容易被转发和关注，这在一定程度上增加了学术写作的盲目性。我们组对大规模的学术期刊论文数据资源（</w:t>
+      </w:r>
       <w:r>
         <w:rPr>
           <w:rFonts w:hint="eastAsia"/>
           <w:bCs/>
           <w:szCs w:val="21"/>
         </w:rPr>
-        <w:t>Altmetrics</w:t>
-      </w:r>
-      <w:proofErr w:type="spellEnd"/>
+        <w:t>DATA.csv</w:t>
+      </w:r>
       <w:r>
         <w:rPr>
           <w:rFonts w:hint="eastAsia"/>
           <w:bCs/>
           <w:szCs w:val="21"/>
         </w:rPr>
-        <w:t>）具有信息传播快、范围广的特点，能快速反映学术成果的社会影响力。当代大学生和科研人员除了利用网络获取信息、完成期末大作业之外，还有很大一部分人在撰写论文摘要时全凭主观经验，不知道什么样的语言风格在网上更容易被转发和关注，这在一定程度上增加了学术写作的盲目性。我们组对大规模的学术期刊论文数据资源（</w:t>
-      </w:r>
-      <w:r>
-        <w:rPr>
-          <w:rFonts w:hint="eastAsia"/>
-          <w:bCs/>
-          <w:szCs w:val="21"/>
-        </w:rPr>
-        <w:t>DATA.csv</w:t>
-      </w:r>
-      <w:r>
-        <w:rPr>
-          <w:rFonts w:hint="eastAsia"/>
-          <w:bCs/>
-          <w:szCs w:val="21"/>
-        </w:rPr>
-        <w:t>）进行</w:t>
-      </w:r>
-      <w:proofErr w:type="gramStart"/>
-      <w:r>
-        <w:rPr>
-          <w:rFonts w:hint="eastAsia"/>
-          <w:bCs/>
-          <w:szCs w:val="21"/>
-        </w:rPr>
-        <w:t>了爬取和</w:t>
-      </w:r>
-      <w:proofErr w:type="gramEnd"/>
-      <w:r>
-        <w:rPr>
-          <w:rFonts w:hint="eastAsia"/>
-          <w:bCs/>
-          <w:szCs w:val="21"/>
-        </w:rPr>
-        <w:t>清洗，利用</w:t>
+        <w:t>）进行了爬取和清洗，利用</w:t>
       </w:r>
       <w:r>
         <w:rPr>
@@ -1055,69 +1016,23 @@
           <w:bCs/>
           <w:szCs w:val="21"/>
         </w:rPr>
-        <w:t>年度的样本，并对保留下来的干净数据进行了</w:t>
-      </w:r>
-      <w:proofErr w:type="gramStart"/>
+        <w:t>年度的样本，并对保留下来的干净数据进行了高网络影响力的二值化解析处理。随后，我们建立数学模型探究这</w:t>
+      </w:r>
       <w:r>
         <w:rPr>
           <w:rFonts w:hint="eastAsia"/>
           <w:bCs/>
           <w:szCs w:val="21"/>
         </w:rPr>
-        <w:t>高网络</w:t>
-      </w:r>
-      <w:proofErr w:type="gramEnd"/>
+        <w:t xml:space="preserve"> 6 </w:t>
+      </w:r>
       <w:r>
         <w:rPr>
           <w:rFonts w:hint="eastAsia"/>
           <w:bCs/>
           <w:szCs w:val="21"/>
         </w:rPr>
-        <w:t>影响力的二</w:t>
-      </w:r>
-      <w:proofErr w:type="gramStart"/>
-      <w:r>
-        <w:rPr>
-          <w:rFonts w:hint="eastAsia"/>
-          <w:bCs/>
-          <w:szCs w:val="21"/>
-        </w:rPr>
-        <w:t>值化解析</w:t>
-      </w:r>
-      <w:proofErr w:type="gramEnd"/>
-      <w:r>
-        <w:rPr>
-          <w:rFonts w:hint="eastAsia"/>
-          <w:bCs/>
-          <w:szCs w:val="21"/>
-        </w:rPr>
-        <w:t>处理。随后，我们建立数学模型探究这</w:t>
-      </w:r>
-      <w:r>
-        <w:rPr>
-          <w:rFonts w:hint="eastAsia"/>
-          <w:bCs/>
-          <w:szCs w:val="21"/>
-        </w:rPr>
-        <w:t xml:space="preserve"> 6 </w:t>
-      </w:r>
-      <w:proofErr w:type="gramStart"/>
-      <w:r>
-        <w:rPr>
-          <w:rFonts w:hint="eastAsia"/>
-          <w:bCs/>
-          <w:szCs w:val="21"/>
-        </w:rPr>
-        <w:t>个</w:t>
-      </w:r>
-      <w:proofErr w:type="gramEnd"/>
-      <w:r>
-        <w:rPr>
-          <w:rFonts w:hint="eastAsia"/>
-          <w:bCs/>
-          <w:szCs w:val="21"/>
-        </w:rPr>
-        <w:t>摘要文体指标与网络热度得分之间的相关性关系。结果显示，各个文体特征对摘要热度的影响不尽相同：其中，术语密度（</w:t>
+        <w:t>个摘要文体指标与网络热度得分之间的相关性关系。结果显示，各个文体特征对摘要热度的影响不尽相同：其中，术语密度（</w:t>
       </w:r>
       <w:r>
         <w:rPr>
@@ -1384,16 +1299,16 @@
       <w:pPr>
         <w:spacing w:beforeLines="100" w:before="312"/>
         <w:rPr>
+          <w:rFonts w:ascii="宋体" w:hAnsi="宋体" w:hint="eastAsia"/>
+          <w:sz w:val="24"/>
+        </w:rPr>
+      </w:pPr>
+      <w:bookmarkStart w:id="0" w:name="OLE_LINK3"/>
+      <w:r>
+        <w:rPr>
           <w:rFonts w:ascii="宋体" w:hAnsi="宋体"/>
           <w:sz w:val="24"/>
         </w:rPr>
-      </w:pPr>
-      <w:bookmarkStart w:id="0" w:name="OLE_LINK3"/>
-      <w:r>
-        <w:rPr>
-          <w:rFonts w:ascii="宋体" w:hAnsi="宋体"/>
-          <w:sz w:val="24"/>
-        </w:rPr>
         <w:t xml:space="preserve">1.1 小组成员及分工（此处标明你是组长，负责决策树与特征重要度） </w:t>
       </w:r>
     </w:p>
@@ -1401,7 +1316,7 @@
       <w:pPr>
         <w:spacing w:beforeLines="100" w:before="312"/>
         <w:rPr>
-          <w:rFonts w:ascii="宋体" w:hAnsi="宋体"/>
+          <w:rFonts w:ascii="宋体" w:hAnsi="宋体" w:hint="eastAsia"/>
           <w:sz w:val="24"/>
         </w:rPr>
       </w:pPr>
@@ -1419,7 +1334,7 @@
       <w:pPr>
         <w:spacing w:beforeLines="100" w:before="312"/>
         <w:rPr>
-          <w:rFonts w:ascii="宋体" w:hAnsi="宋体"/>
+          <w:rFonts w:ascii="宋体" w:hAnsi="宋体" w:hint="eastAsia"/>
           <w:sz w:val="24"/>
         </w:rPr>
       </w:pPr>
@@ -1438,32 +1353,101 @@
       <w:pPr>
         <w:spacing w:beforeLines="100" w:before="312"/>
         <w:rPr>
+          <w:rFonts w:ascii="宋体" w:hAnsi="宋体" w:hint="eastAsia"/>
+          <w:sz w:val="24"/>
+        </w:rPr>
+      </w:pPr>
+      <w:r>
+        <w:rPr>
           <w:rFonts w:ascii="宋体" w:hAnsi="宋体"/>
           <w:sz w:val="24"/>
         </w:rPr>
+        <w:t>1.4 意义</w:t>
+      </w:r>
+    </w:p>
+    <w:p>
+      <w:pPr>
+        <w:spacing w:beforeLines="100" w:before="312"/>
+        <w:rPr>
+          <w:sz w:val="28"/>
+          <w:szCs w:val="28"/>
+        </w:rPr>
+      </w:pPr>
+      <w:r>
+        <w:rPr>
+          <w:sz w:val="28"/>
+          <w:szCs w:val="28"/>
+        </w:rPr>
+        <w:t>二、</w:t>
+      </w:r>
+      <w:r>
+        <w:rPr>
+          <w:sz w:val="28"/>
+          <w:szCs w:val="28"/>
+        </w:rPr>
+        <w:t xml:space="preserve"> </w:t>
+      </w:r>
+      <w:r>
+        <w:rPr>
+          <w:sz w:val="28"/>
+          <w:szCs w:val="28"/>
+        </w:rPr>
+        <w:t>数据集信息</w:t>
+      </w:r>
+      <w:r>
+        <w:rPr>
+          <w:sz w:val="28"/>
+          <w:szCs w:val="28"/>
+        </w:rPr>
+        <w:t xml:space="preserve"> </w:t>
+      </w:r>
+    </w:p>
+    <w:p>
+      <w:pPr>
+        <w:spacing w:beforeLines="100" w:before="312"/>
+        <w:rPr>
+          <w:rFonts w:ascii="宋体" w:hAnsi="宋体" w:hint="eastAsia"/>
+          <w:sz w:val="24"/>
+        </w:rPr>
       </w:pPr>
       <w:r>
         <w:rPr>
           <w:rFonts w:ascii="宋体" w:hAnsi="宋体"/>
           <w:sz w:val="24"/>
         </w:rPr>
-        <w:t>1.4 意义</w:t>
-      </w:r>
-    </w:p>
-    <w:p>
-      <w:pPr>
-        <w:spacing w:beforeLines="100" w:before="312"/>
-        <w:rPr>
-          <w:sz w:val="28"/>
-          <w:szCs w:val="28"/>
-        </w:rPr>
-      </w:pPr>
-      <w:r>
-        <w:rPr>
-          <w:sz w:val="28"/>
-          <w:szCs w:val="28"/>
-        </w:rPr>
-        <w:t>二、</w:t>
+        <w:t xml:space="preserve">2.1 数据来源（写导入 DATA.csv 语料数据） </w:t>
+      </w:r>
+    </w:p>
+    <w:p>
+      <w:pPr>
+        <w:spacing w:beforeLines="100" w:before="312"/>
+        <w:rPr>
+          <w:rFonts w:ascii="宋体" w:hAnsi="宋体" w:hint="eastAsia"/>
+          <w:sz w:val="24"/>
+        </w:rPr>
+      </w:pPr>
+      <w:r>
+        <w:rPr>
+          <w:rFonts w:ascii="宋体" w:hAnsi="宋体"/>
+          <w:sz w:val="24"/>
+        </w:rPr>
+        <w:t>2.2 数据结构描述（写提取出的摘要语言指标变量说明）</w:t>
+      </w:r>
+    </w:p>
+    <w:p>
+      <w:pPr>
+        <w:spacing w:beforeLines="100" w:before="312"/>
+        <w:rPr>
+          <w:sz w:val="28"/>
+          <w:szCs w:val="28"/>
+        </w:rPr>
+      </w:pPr>
+      <w:r>
+        <w:rPr>
+          <w:sz w:val="28"/>
+          <w:szCs w:val="28"/>
+        </w:rPr>
+        <w:t>三、</w:t>
       </w:r>
       <w:r>
         <w:rPr>
@@ -1477,7 +1461,7 @@
           <w:sz w:val="28"/>
           <w:szCs w:val="28"/>
         </w:rPr>
-        <w:t>数据集信息</w:t>
+        <w:t>数据获取</w:t>
       </w:r>
       <w:r>
         <w:rPr>
@@ -1491,62 +1475,115 @@
       <w:pPr>
         <w:spacing w:beforeLines="100" w:before="312"/>
         <w:rPr>
+          <w:rFonts w:ascii="宋体" w:hAnsi="宋体" w:hint="eastAsia"/>
+          <w:sz w:val="24"/>
+        </w:rPr>
+      </w:pPr>
+      <w:r>
+        <w:rPr>
           <w:rFonts w:ascii="宋体" w:hAnsi="宋体"/>
           <w:sz w:val="24"/>
         </w:rPr>
-      </w:pPr>
+        <w:t>3.1 数据</w:t>
+      </w:r>
+      <w:r>
+        <w:rPr>
+          <w:rFonts w:ascii="宋体" w:hAnsi="宋体" w:hint="eastAsia"/>
+          <w:sz w:val="24"/>
+        </w:rPr>
+        <w:t>获</w:t>
+      </w:r>
       <w:r>
         <w:rPr>
           <w:rFonts w:ascii="宋体" w:hAnsi="宋体"/>
           <w:sz w:val="24"/>
         </w:rPr>
-        <w:t xml:space="preserve">2.1 数据来源（写导入 DATA.csv 语料数据） </w:t>
-      </w:r>
-    </w:p>
-    <w:p>
-      <w:pPr>
-        <w:spacing w:beforeLines="100" w:before="312"/>
+        <w:t xml:space="preserve">取的方式与软件选取 </w:t>
+      </w:r>
+    </w:p>
+    <w:p>
+      <w:pPr>
+        <w:spacing w:beforeLines="100" w:before="312"/>
+        <w:rPr>
+          <w:rFonts w:ascii="宋体" w:hAnsi="宋体" w:hint="eastAsia"/>
+          <w:sz w:val="24"/>
+        </w:rPr>
+      </w:pPr>
+      <w:r>
         <w:rPr>
           <w:rFonts w:ascii="宋体" w:hAnsi="宋体"/>
           <w:sz w:val="24"/>
         </w:rPr>
+        <w:t xml:space="preserve">3.2 数据来源 </w:t>
+      </w:r>
+    </w:p>
+    <w:p>
+      <w:pPr>
+        <w:spacing w:beforeLines="100" w:before="312"/>
+        <w:rPr>
+          <w:rFonts w:ascii="宋体" w:hAnsi="宋体" w:hint="eastAsia"/>
+          <w:sz w:val="24"/>
+        </w:rPr>
       </w:pPr>
       <w:r>
         <w:rPr>
           <w:rFonts w:ascii="宋体" w:hAnsi="宋体"/>
           <w:sz w:val="24"/>
         </w:rPr>
-        <w:t>2.2 数据结构描述（写提取出的摘要语言指标变量说明）</w:t>
-      </w:r>
-    </w:p>
-    <w:p>
-      <w:pPr>
-        <w:spacing w:beforeLines="100" w:before="312"/>
-        <w:rPr>
-          <w:sz w:val="28"/>
-          <w:szCs w:val="28"/>
-        </w:rPr>
-      </w:pPr>
-      <w:r>
-        <w:rPr>
-          <w:sz w:val="28"/>
-          <w:szCs w:val="28"/>
-        </w:rPr>
-        <w:t>三、</w:t>
-      </w:r>
-      <w:r>
-        <w:rPr>
-          <w:sz w:val="28"/>
-          <w:szCs w:val="28"/>
+        <w:t xml:space="preserve">3.3 </w:t>
+      </w:r>
+      <w:r>
+        <w:rPr>
+          <w:rFonts w:ascii="宋体" w:hAnsi="宋体"/>
+          <w:sz w:val="24"/>
+        </w:rPr>
+        <w:t>数据</w:t>
+      </w:r>
+      <w:r>
+        <w:rPr>
+          <w:rFonts w:ascii="宋体" w:hAnsi="宋体" w:hint="eastAsia"/>
+          <w:sz w:val="24"/>
+        </w:rPr>
+        <w:t>清洗与存储</w:t>
+      </w:r>
+      <w:r>
+        <w:rPr>
+          <w:rFonts w:ascii="宋体" w:hAnsi="宋体"/>
+          <w:sz w:val="24"/>
         </w:rPr>
         <w:t xml:space="preserve"> </w:t>
       </w:r>
-      <w:r>
-        <w:rPr>
-          <w:sz w:val="28"/>
-          <w:szCs w:val="28"/>
-        </w:rPr>
-        <w:t>数据获取</w:t>
+    </w:p>
+    <w:p>
+      <w:pPr>
+        <w:spacing w:beforeLines="100" w:before="312"/>
+        <w:rPr>
+          <w:rFonts w:ascii="宋体" w:hAnsi="宋体" w:hint="eastAsia"/>
+          <w:sz w:val="24"/>
+        </w:rPr>
+      </w:pPr>
+      <w:r>
+        <w:rPr>
+          <w:rFonts w:ascii="宋体" w:hAnsi="宋体"/>
+          <w:sz w:val="24"/>
+        </w:rPr>
+        <w:t xml:space="preserve">3.4 数据的初步处理（放你写的剔除2026年数据和二值化转换代码） </w:t>
+      </w:r>
+    </w:p>
+    <w:p>
+      <w:pPr>
+        <w:spacing w:beforeLines="100" w:before="312"/>
+        <w:rPr>
+          <w:sz w:val="28"/>
+          <w:szCs w:val="28"/>
+        </w:rPr>
+      </w:pPr>
+      <w:r>
+        <w:rPr>
+          <w:sz w:val="28"/>
+          <w:szCs w:val="28"/>
+        </w:rPr>
+        <w:t>四、</w:t>
       </w:r>
       <w:r>
         <w:rPr>
@@ -1555,255 +1592,127 @@
         </w:rPr>
         <w:t xml:space="preserve"> </w:t>
       </w:r>
-    </w:p>
-    <w:p>
-      <w:pPr>
-        <w:spacing w:beforeLines="100" w:before="312"/>
+      <w:r>
+        <w:rPr>
+          <w:sz w:val="28"/>
+          <w:szCs w:val="28"/>
+        </w:rPr>
+        <w:t>可视化分析</w:t>
+      </w:r>
+      <w:r>
+        <w:rPr>
+          <w:sz w:val="28"/>
+          <w:szCs w:val="28"/>
+        </w:rPr>
+        <w:t xml:space="preserve"> </w:t>
+      </w:r>
+    </w:p>
+    <w:p>
+      <w:pPr>
+        <w:spacing w:beforeLines="100" w:before="312"/>
+        <w:rPr>
+          <w:rFonts w:ascii="宋体" w:hAnsi="宋体" w:hint="eastAsia"/>
+          <w:sz w:val="24"/>
+        </w:rPr>
+      </w:pPr>
+      <w:r>
         <w:rPr>
           <w:rFonts w:ascii="宋体" w:hAnsi="宋体"/>
           <w:sz w:val="24"/>
         </w:rPr>
+        <w:t xml:space="preserve">4.1 摘要文体特征基础分布分析 </w:t>
+      </w:r>
+    </w:p>
+    <w:p>
+      <w:pPr>
+        <w:spacing w:beforeLines="100" w:before="312"/>
+        <w:rPr>
+          <w:sz w:val="28"/>
+          <w:szCs w:val="28"/>
+        </w:rPr>
       </w:pPr>
       <w:r>
         <w:rPr>
           <w:rFonts w:ascii="宋体" w:hAnsi="宋体"/>
           <w:sz w:val="24"/>
         </w:rPr>
-        <w:t xml:space="preserve">3.1 </w:t>
-      </w:r>
-      <w:proofErr w:type="gramStart"/>
+        <w:t>4.2 核心指标重要性条形图分析（放你画的那张蓝色特征重要度条形</w:t>
+      </w:r>
+      <w:r>
+        <w:rPr>
+          <w:sz w:val="28"/>
+          <w:szCs w:val="28"/>
+        </w:rPr>
+        <w:t>图！）</w:t>
+      </w:r>
+    </w:p>
+    <w:p>
+      <w:pPr>
+        <w:spacing w:beforeLines="100" w:before="312"/>
+        <w:rPr>
+          <w:sz w:val="28"/>
+          <w:szCs w:val="28"/>
+        </w:rPr>
+      </w:pPr>
+      <w:bookmarkStart w:id="3" w:name="OLE_LINK7"/>
+      <w:r>
+        <w:rPr>
+          <w:sz w:val="28"/>
+          <w:szCs w:val="28"/>
+        </w:rPr>
+        <w:t>五、</w:t>
+      </w:r>
+      <w:r>
+        <w:rPr>
+          <w:sz w:val="28"/>
+          <w:szCs w:val="28"/>
+        </w:rPr>
+        <w:t xml:space="preserve"> </w:t>
+      </w:r>
+      <w:r>
+        <w:rPr>
+          <w:sz w:val="28"/>
+          <w:szCs w:val="28"/>
+        </w:rPr>
+        <w:t>建模分析</w:t>
+      </w:r>
+      <w:bookmarkEnd w:id="3"/>
+      <w:r>
+        <w:rPr>
+          <w:sz w:val="28"/>
+          <w:szCs w:val="28"/>
+        </w:rPr>
+        <w:t xml:space="preserve"> </w:t>
+      </w:r>
+    </w:p>
+    <w:p>
+      <w:pPr>
+        <w:spacing w:beforeLines="100" w:before="312"/>
+        <w:rPr>
+          <w:rFonts w:ascii="宋体" w:hAnsi="宋体" w:hint="eastAsia"/>
+          <w:sz w:val="24"/>
+        </w:rPr>
+      </w:pPr>
+      <w:r>
+        <w:rPr>
+          <w:rFonts w:ascii="宋体" w:hAnsi="宋体" w:hint="eastAsia"/>
+          <w:sz w:val="24"/>
+        </w:rPr>
+        <w:t>5</w:t>
+      </w:r>
       <w:r>
         <w:rPr>
           <w:rFonts w:ascii="宋体" w:hAnsi="宋体"/>
           <w:sz w:val="24"/>
         </w:rPr>
-        <w:t>数据爬取的</w:t>
-      </w:r>
-      <w:proofErr w:type="gramEnd"/>
-      <w:r>
-        <w:rPr>
-          <w:rFonts w:ascii="宋体" w:hAnsi="宋体"/>
-          <w:sz w:val="24"/>
-        </w:rPr>
-        <w:t xml:space="preserve">方式与软件选取 </w:t>
-      </w:r>
-    </w:p>
-    <w:p>
-      <w:pPr>
-        <w:spacing w:beforeLines="100" w:before="312"/>
-        <w:rPr>
-          <w:rFonts w:ascii="宋体" w:hAnsi="宋体"/>
-          <w:sz w:val="24"/>
-        </w:rPr>
-      </w:pPr>
-      <w:r>
-        <w:rPr>
-          <w:rFonts w:ascii="宋体" w:hAnsi="宋体"/>
-          <w:sz w:val="24"/>
-        </w:rPr>
-        <w:t xml:space="preserve">3.2 数据来源 </w:t>
-      </w:r>
-    </w:p>
-    <w:p>
-      <w:pPr>
-        <w:spacing w:beforeLines="100" w:before="312"/>
-        <w:rPr>
-          <w:rFonts w:ascii="宋体" w:hAnsi="宋体"/>
-          <w:sz w:val="24"/>
-        </w:rPr>
-      </w:pPr>
-      <w:r>
-        <w:rPr>
-          <w:rFonts w:ascii="宋体" w:hAnsi="宋体"/>
-          <w:sz w:val="24"/>
-        </w:rPr>
-        <w:t xml:space="preserve">3.3 </w:t>
-      </w:r>
-      <w:proofErr w:type="gramStart"/>
-      <w:r>
-        <w:rPr>
-          <w:rFonts w:ascii="宋体" w:hAnsi="宋体"/>
-          <w:sz w:val="24"/>
-        </w:rPr>
-        <w:t>数据爬取结果</w:t>
-      </w:r>
-      <w:proofErr w:type="gramEnd"/>
-      <w:r>
-        <w:rPr>
-          <w:rFonts w:ascii="宋体" w:hAnsi="宋体"/>
-          <w:sz w:val="24"/>
-        </w:rPr>
-        <w:t xml:space="preserve"> </w:t>
-      </w:r>
-    </w:p>
-    <w:p>
-      <w:pPr>
-        <w:spacing w:beforeLines="100" w:before="312"/>
-        <w:rPr>
-          <w:rFonts w:ascii="宋体" w:hAnsi="宋体"/>
-          <w:sz w:val="24"/>
-        </w:rPr>
-      </w:pPr>
-      <w:r>
-        <w:rPr>
-          <w:rFonts w:ascii="宋体" w:hAnsi="宋体"/>
-          <w:sz w:val="24"/>
-        </w:rPr>
-        <w:t>3.4 数据的初步处理（放你写的剔除2026年数据和</w:t>
-      </w:r>
-      <w:proofErr w:type="gramStart"/>
-      <w:r>
-        <w:rPr>
-          <w:rFonts w:ascii="宋体" w:hAnsi="宋体"/>
-          <w:sz w:val="24"/>
-        </w:rPr>
-        <w:t>二值化转换</w:t>
-      </w:r>
-      <w:proofErr w:type="gramEnd"/>
-      <w:r>
-        <w:rPr>
-          <w:rFonts w:ascii="宋体" w:hAnsi="宋体"/>
-          <w:sz w:val="24"/>
-        </w:rPr>
-        <w:t xml:space="preserve">代码） </w:t>
-      </w:r>
-    </w:p>
-    <w:p>
-      <w:pPr>
-        <w:spacing w:beforeLines="100" w:before="312"/>
-        <w:rPr>
-          <w:rFonts w:ascii="宋体" w:hAnsi="宋体"/>
-          <w:sz w:val="24"/>
-        </w:rPr>
-      </w:pPr>
-      <w:r>
-        <w:rPr>
-          <w:rFonts w:ascii="宋体" w:hAnsi="宋体"/>
-          <w:sz w:val="24"/>
-        </w:rPr>
-        <w:t>3.5 数据清洗</w:t>
-      </w:r>
-    </w:p>
-    <w:p>
-      <w:pPr>
-        <w:spacing w:beforeLines="100" w:before="312"/>
-        <w:rPr>
-          <w:sz w:val="28"/>
-          <w:szCs w:val="28"/>
-        </w:rPr>
-      </w:pPr>
-      <w:r>
-        <w:rPr>
-          <w:sz w:val="28"/>
-          <w:szCs w:val="28"/>
-        </w:rPr>
-        <w:t>四、</w:t>
-      </w:r>
-      <w:r>
-        <w:rPr>
-          <w:sz w:val="28"/>
-          <w:szCs w:val="28"/>
-        </w:rPr>
-        <w:t xml:space="preserve"> </w:t>
-      </w:r>
-      <w:r>
-        <w:rPr>
-          <w:sz w:val="28"/>
-          <w:szCs w:val="28"/>
-        </w:rPr>
-        <w:t>可视化分析</w:t>
-      </w:r>
-      <w:r>
-        <w:rPr>
-          <w:sz w:val="28"/>
-          <w:szCs w:val="28"/>
-        </w:rPr>
-        <w:t xml:space="preserve"> </w:t>
-      </w:r>
-    </w:p>
-    <w:p>
-      <w:pPr>
-        <w:spacing w:beforeLines="100" w:before="312"/>
-        <w:rPr>
-          <w:rFonts w:ascii="宋体" w:hAnsi="宋体"/>
-          <w:sz w:val="24"/>
-        </w:rPr>
-      </w:pPr>
-      <w:r>
-        <w:rPr>
-          <w:rFonts w:ascii="宋体" w:hAnsi="宋体"/>
-          <w:sz w:val="24"/>
-        </w:rPr>
-        <w:t xml:space="preserve">4.1 摘要文体特征基础分布分析 </w:t>
-      </w:r>
-    </w:p>
-    <w:p>
-      <w:pPr>
-        <w:spacing w:beforeLines="100" w:before="312"/>
-        <w:rPr>
-          <w:sz w:val="28"/>
-          <w:szCs w:val="28"/>
-        </w:rPr>
-      </w:pPr>
-      <w:r>
-        <w:rPr>
-          <w:rFonts w:ascii="宋体" w:hAnsi="宋体"/>
-          <w:sz w:val="24"/>
-        </w:rPr>
-        <w:t>4.2 核心指标重要性条形图分析（放你画的那张蓝色特征重要度条形</w:t>
-      </w:r>
-      <w:r>
-        <w:rPr>
-          <w:sz w:val="28"/>
-          <w:szCs w:val="28"/>
-        </w:rPr>
-        <w:t>图！）</w:t>
-      </w:r>
-    </w:p>
-    <w:p>
-      <w:pPr>
-        <w:spacing w:beforeLines="100" w:before="312"/>
-        <w:rPr>
-          <w:sz w:val="28"/>
-          <w:szCs w:val="28"/>
-        </w:rPr>
-      </w:pPr>
-      <w:bookmarkStart w:id="3" w:name="OLE_LINK7"/>
-      <w:r>
-        <w:rPr>
-          <w:sz w:val="28"/>
-          <w:szCs w:val="28"/>
-        </w:rPr>
-        <w:t>五、</w:t>
-      </w:r>
-      <w:r>
-        <w:rPr>
-          <w:sz w:val="28"/>
-          <w:szCs w:val="28"/>
-        </w:rPr>
-        <w:t xml:space="preserve"> </w:t>
-      </w:r>
-      <w:r>
-        <w:rPr>
-          <w:sz w:val="28"/>
-          <w:szCs w:val="28"/>
-        </w:rPr>
-        <w:t>建模分析</w:t>
-      </w:r>
-      <w:bookmarkEnd w:id="3"/>
-      <w:r>
-        <w:rPr>
-          <w:sz w:val="28"/>
-          <w:szCs w:val="28"/>
-        </w:rPr>
-        <w:t xml:space="preserve"> </w:t>
-      </w:r>
-    </w:p>
-    <w:p>
-      <w:pPr>
-        <w:spacing w:beforeLines="100" w:before="312"/>
-        <w:rPr>
-          <w:rFonts w:ascii="宋体" w:hAnsi="宋体"/>
+        <w:t xml:space="preserve">.1 回归模型计算分析（放你室友做的线性回归与机器学习计算代码） </w:t>
+      </w:r>
+    </w:p>
+    <w:p>
+      <w:pPr>
+        <w:spacing w:beforeLines="100" w:before="312"/>
+        <w:rPr>
+          <w:rFonts w:ascii="宋体" w:hAnsi="宋体" w:hint="eastAsia"/>
           <w:sz w:val="24"/>
         </w:rPr>
       </w:pPr>
@@ -1820,29 +1729,6 @@
           <w:rFonts w:ascii="宋体" w:hAnsi="宋体"/>
           <w:sz w:val="24"/>
         </w:rPr>
-        <w:t xml:space="preserve">.1 回归模型计算分析（放你室友做的线性回归与机器学习计算代码） </w:t>
-      </w:r>
-    </w:p>
-    <w:p>
-      <w:pPr>
-        <w:spacing w:beforeLines="100" w:before="312"/>
-        <w:rPr>
-          <w:rFonts w:ascii="宋体" w:hAnsi="宋体"/>
-          <w:sz w:val="24"/>
-        </w:rPr>
-      </w:pPr>
-      <w:r>
-        <w:rPr>
-          <w:rFonts w:ascii="宋体" w:hAnsi="宋体" w:hint="eastAsia"/>
-          <w:sz w:val="24"/>
-        </w:rPr>
-        <w:t>5</w:t>
-      </w:r>
-      <w:r>
-        <w:rPr>
-          <w:rFonts w:ascii="宋体" w:hAnsi="宋体"/>
-          <w:sz w:val="24"/>
-        </w:rPr>
         <w:t xml:space="preserve">.2 决策树模型构建与计算（放你负责写的决策树算法代码） </w:t>
       </w:r>
     </w:p>
@@ -1850,7 +1736,7 @@
       <w:pPr>
         <w:spacing w:beforeLines="100" w:before="312"/>
         <w:rPr>
-          <w:rFonts w:ascii="宋体" w:hAnsi="宋体"/>
+          <w:rFonts w:ascii="宋体" w:hAnsi="宋体" w:hint="eastAsia"/>
           <w:sz w:val="24"/>
         </w:rPr>
       </w:pPr>
@@ -1958,7 +1844,7 @@
       <w:pPr>
         <w:spacing w:beforeLines="100" w:before="312"/>
         <w:rPr>
-          <w:rFonts w:ascii="宋体" w:hAnsi="宋体"/>
+          <w:rFonts w:ascii="宋体" w:hAnsi="宋体" w:hint="eastAsia"/>
           <w:sz w:val="24"/>
         </w:rPr>
       </w:pPr>
@@ -2285,7 +2171,6 @@
             <w:pPr>
               <w:spacing w:beforeLines="100" w:before="312"/>
               <w:rPr>
-                <w:rFonts w:hint="eastAsia"/>
                 <w:sz w:val="28"/>
                 <w:szCs w:val="28"/>
               </w:rPr>
@@ -2351,15 +2236,7 @@
                 <w:sz w:val="28"/>
                 <w:szCs w:val="28"/>
               </w:rPr>
-              <w:t>253505021</w:t>
-            </w:r>
-            <w:r>
-              <w:rPr>
-                <w:rFonts w:hint="eastAsia"/>
-                <w:sz w:val="28"/>
-                <w:szCs w:val="28"/>
-              </w:rPr>
-              <w:t>9</w:t>
+              <w:t>2535050219</w:t>
             </w:r>
           </w:p>
         </w:tc>
@@ -2471,7 +2348,6 @@
             <w:pPr>
               <w:spacing w:beforeLines="100" w:before="312"/>
               <w:rPr>
-                <w:rFonts w:hint="eastAsia"/>
                 <w:sz w:val="28"/>
                 <w:szCs w:val="28"/>
               </w:rPr>
@@ -2524,7 +2400,6 @@
             <w:pPr>
               <w:spacing w:beforeLines="100" w:before="312"/>
               <w:rPr>
-                <w:rFonts w:hint="eastAsia"/>
                 <w:sz w:val="28"/>
                 <w:szCs w:val="28"/>
               </w:rPr>
@@ -2547,7 +2422,6 @@
             <w:pPr>
               <w:spacing w:beforeLines="100" w:before="312"/>
               <w:rPr>
-                <w:rFonts w:hint="eastAsia"/>
                 <w:sz w:val="28"/>
                 <w:szCs w:val="28"/>
               </w:rPr>
@@ -2573,26 +2447,17 @@
             <w:pPr>
               <w:spacing w:beforeLines="100" w:before="312"/>
               <w:rPr>
+                <w:sz w:val="28"/>
+                <w:szCs w:val="28"/>
+              </w:rPr>
+            </w:pPr>
+            <w:r>
+              <w:rPr>
                 <w:rFonts w:hint="eastAsia"/>
                 <w:sz w:val="28"/>
                 <w:szCs w:val="28"/>
               </w:rPr>
-            </w:pPr>
-            <w:r>
-              <w:rPr>
-                <w:rFonts w:hint="eastAsia"/>
-                <w:sz w:val="28"/>
-                <w:szCs w:val="28"/>
-              </w:rPr>
-              <w:t>25350502</w:t>
-            </w:r>
-            <w:r>
-              <w:rPr>
-                <w:rFonts w:hint="eastAsia"/>
-                <w:sz w:val="28"/>
-                <w:szCs w:val="28"/>
-              </w:rPr>
-              <w:t>20</w:t>
+              <w:t>2535050220</w:t>
             </w:r>
           </w:p>
         </w:tc>
@@ -2665,7 +2530,6 @@
             <w:pPr>
               <w:spacing w:beforeLines="100" w:before="312"/>
               <w:rPr>
-                <w:rFonts w:hint="eastAsia"/>
                 <w:sz w:val="28"/>
                 <w:szCs w:val="28"/>
               </w:rPr>
@@ -2716,7 +2580,7 @@
       <w:pPr>
         <w:spacing w:beforeLines="100" w:before="312"/>
         <w:rPr>
-          <w:rFonts w:ascii="宋体" w:hAnsi="宋体"/>
+          <w:rFonts w:ascii="宋体" w:hAnsi="宋体" w:hint="eastAsia"/>
           <w:sz w:val="24"/>
         </w:rPr>
       </w:pPr>
@@ -2747,7 +2611,7 @@
             <w:pPr>
               <w:spacing w:beforeLines="100" w:before="312"/>
               <w:rPr>
-                <w:rFonts w:ascii="宋体" w:hAnsi="宋体"/>
+                <w:rFonts w:ascii="宋体" w:hAnsi="宋体" w:hint="eastAsia"/>
                 <w:sz w:val="24"/>
               </w:rPr>
             </w:pPr>
@@ -2768,7 +2632,7 @@
             <w:pPr>
               <w:spacing w:beforeLines="100" w:before="312"/>
               <w:rPr>
-                <w:rFonts w:ascii="宋体" w:hAnsi="宋体"/>
+                <w:rFonts w:ascii="宋体" w:hAnsi="宋体" w:hint="eastAsia"/>
                 <w:sz w:val="24"/>
               </w:rPr>
             </w:pPr>
@@ -2791,7 +2655,7 @@
             <w:pPr>
               <w:spacing w:beforeLines="100" w:before="312"/>
               <w:rPr>
-                <w:rFonts w:ascii="宋体" w:hAnsi="宋体"/>
+                <w:rFonts w:ascii="宋体" w:hAnsi="宋体" w:hint="eastAsia"/>
                 <w:sz w:val="24"/>
               </w:rPr>
             </w:pPr>
@@ -2812,7 +2676,7 @@
             <w:pPr>
               <w:spacing w:beforeLines="100" w:before="312"/>
               <w:rPr>
-                <w:rFonts w:ascii="宋体" w:hAnsi="宋体"/>
+                <w:rFonts w:ascii="宋体" w:hAnsi="宋体" w:hint="eastAsia"/>
                 <w:sz w:val="24"/>
               </w:rPr>
             </w:pPr>
@@ -2835,7 +2699,7 @@
             <w:pPr>
               <w:spacing w:beforeLines="100" w:before="312"/>
               <w:rPr>
-                <w:rFonts w:ascii="宋体" w:hAnsi="宋体"/>
+                <w:rFonts w:ascii="宋体" w:hAnsi="宋体" w:hint="eastAsia"/>
                 <w:sz w:val="24"/>
               </w:rPr>
             </w:pPr>
@@ -2856,7 +2720,7 @@
             <w:pPr>
               <w:spacing w:beforeLines="100" w:before="312"/>
               <w:rPr>
-                <w:rFonts w:ascii="宋体" w:hAnsi="宋体"/>
+                <w:rFonts w:ascii="宋体" w:hAnsi="宋体" w:hint="eastAsia"/>
                 <w:sz w:val="24"/>
               </w:rPr>
             </w:pPr>
@@ -2879,7 +2743,7 @@
             <w:pPr>
               <w:spacing w:beforeLines="100" w:before="312"/>
               <w:rPr>
-                <w:rFonts w:ascii="宋体" w:hAnsi="宋体"/>
+                <w:rFonts w:ascii="宋体" w:hAnsi="宋体" w:hint="eastAsia"/>
                 <w:sz w:val="24"/>
               </w:rPr>
             </w:pPr>
@@ -2900,7 +2764,7 @@
             <w:pPr>
               <w:spacing w:beforeLines="100" w:before="312"/>
               <w:rPr>
-                <w:rFonts w:ascii="宋体" w:hAnsi="宋体"/>
+                <w:rFonts w:ascii="宋体" w:hAnsi="宋体" w:hint="eastAsia"/>
                 <w:sz w:val="24"/>
               </w:rPr>
             </w:pPr>
@@ -2923,7 +2787,7 @@
             <w:pPr>
               <w:spacing w:beforeLines="100" w:before="312"/>
               <w:rPr>
-                <w:rFonts w:ascii="宋体" w:hAnsi="宋体"/>
+                <w:rFonts w:ascii="宋体" w:hAnsi="宋体" w:hint="eastAsia"/>
                 <w:sz w:val="24"/>
               </w:rPr>
             </w:pPr>
@@ -2963,15 +2827,15 @@
       <w:pPr>
         <w:spacing w:beforeLines="100" w:before="312"/>
         <w:rPr>
+          <w:rFonts w:ascii="宋体" w:hAnsi="宋体" w:hint="eastAsia"/>
+          <w:sz w:val="24"/>
+        </w:rPr>
+      </w:pPr>
+      <w:r>
+        <w:rPr>
           <w:rFonts w:ascii="宋体" w:hAnsi="宋体"/>
           <w:sz w:val="24"/>
         </w:rPr>
-      </w:pPr>
-      <w:r>
-        <w:rPr>
-          <w:rFonts w:ascii="宋体" w:hAnsi="宋体"/>
-          <w:sz w:val="24"/>
-        </w:rPr>
         <w:t>1.3 背景需求分析</w:t>
       </w:r>
     </w:p>
@@ -3020,30 +2884,14 @@
           <w:rFonts w:ascii="宋体" w:hAnsi="宋体" w:hint="eastAsia"/>
           <w:sz w:val="24"/>
         </w:rPr>
-        <w:t>然而在实际的学术写作和</w:t>
-      </w:r>
-      <w:proofErr w:type="gramStart"/>
-      <w:r>
-        <w:rPr>
-          <w:rFonts w:ascii="宋体" w:hAnsi="宋体" w:hint="eastAsia"/>
-          <w:sz w:val="24"/>
-        </w:rPr>
-        <w:t>日常大</w:t>
-      </w:r>
-      <w:proofErr w:type="gramEnd"/>
-      <w:r>
-        <w:rPr>
-          <w:rFonts w:ascii="宋体" w:hAnsi="宋体" w:hint="eastAsia"/>
-          <w:sz w:val="24"/>
-        </w:rPr>
-        <w:t>作业中，许多同学在撰写论文摘要时往往缺乏量化参考，全凭主观经验来组织语言。大家普遍存在一些盲目的直觉，比如认为“句子越长越好”、“词汇用得越偏门越高级”，却不知道这些指标对论文真正获得高引用究竟有没有实质性的帮助。</w:t>
-      </w:r>
-    </w:p>
-    <w:p>
-      <w:pPr>
-        <w:spacing w:beforeLines="100" w:before="312"/>
-        <w:rPr>
-          <w:rFonts w:ascii="宋体" w:hAnsi="宋体"/>
+        <w:t>然而在实际的学术写作和日常大作业中，许多同学在撰写论文摘要时往往缺乏量化参考，全凭主观经验来组织语言。大家普遍存在一些盲目的直觉，比如认为“句子越长越好”、“词汇用得越偏门越高级”，却不知道这些指标对论文真正获得高引用究竟有没有实质性的帮助。</w:t>
+      </w:r>
+    </w:p>
+    <w:p>
+      <w:pPr>
+        <w:spacing w:beforeLines="100" w:before="312"/>
+        <w:rPr>
+          <w:rFonts w:ascii="宋体" w:hAnsi="宋体" w:hint="eastAsia"/>
           <w:sz w:val="24"/>
         </w:rPr>
       </w:pPr>
@@ -3071,46 +2919,201 @@
         <w:spacing w:beforeLines="100" w:before="312"/>
         <w:ind w:firstLineChars="200" w:firstLine="480"/>
         <w:rPr>
+          <w:rFonts w:ascii="宋体" w:hAnsi="宋体" w:hint="eastAsia"/>
+          <w:sz w:val="24"/>
+        </w:rPr>
+      </w:pPr>
+      <w:r>
+        <w:rPr>
+          <w:rFonts w:ascii="宋体" w:hAnsi="宋体" w:hint="eastAsia"/>
+          <w:sz w:val="24"/>
+        </w:rPr>
+        <w:t>随后，我们需要通过数据计算来打破传统的主观直觉，利用基础的回归计算和决策树算法，定量地计算并排列出各个文体特征对论文引用次数的真实重要性贡献。通过最终的图表可视化，清清楚楚地找出到底哪些指标占了大头、哪些指标（如平均句长）在实际计算中毫无贡献。以此为同学们和科研人员在撰写摘要、提高学术影响力时，提供</w:t>
+      </w:r>
+      <w:r>
+        <w:rPr>
+          <w:rFonts w:ascii="宋体" w:hAnsi="宋体" w:hint="eastAsia"/>
+          <w:sz w:val="24"/>
+        </w:rPr>
+        <w:t>实际</w:t>
+      </w:r>
+      <w:r>
+        <w:rPr>
+          <w:rFonts w:ascii="宋体" w:hAnsi="宋体" w:hint="eastAsia"/>
+          <w:sz w:val="24"/>
+        </w:rPr>
+        <w:t>的数据参考和写作建议。</w:t>
+      </w:r>
+    </w:p>
+    <w:p>
+      <w:pPr>
+        <w:spacing w:beforeLines="100" w:before="312"/>
+        <w:rPr>
+          <w:rFonts w:ascii="宋体" w:hAnsi="宋体" w:hint="eastAsia"/>
+          <w:sz w:val="24"/>
+        </w:rPr>
+      </w:pPr>
+      <w:r>
+        <w:rPr>
           <w:rFonts w:ascii="宋体" w:hAnsi="宋体"/>
           <w:sz w:val="24"/>
         </w:rPr>
-      </w:pPr>
-      <w:r>
-        <w:rPr>
-          <w:rFonts w:ascii="宋体" w:hAnsi="宋体" w:hint="eastAsia"/>
-          <w:sz w:val="24"/>
-        </w:rPr>
-        <w:t>随后，我们需要通过数据计算来打破传统的主观直觉，利用基础的回归计算和决策树算法，定量地计算并排列出各个文体特征对论文引用次数的真实重要性贡献。通过最终的图表可视化，清清楚楚地找出到底哪些指标占了大头、哪些指标（如平均句长）在实际计算中毫无贡献。以此为同学们和科研人员在撰写摘要、提高学术影响力时，提供</w:t>
-      </w:r>
-      <w:r>
-        <w:rPr>
-          <w:rFonts w:ascii="宋体" w:hAnsi="宋体" w:hint="eastAsia"/>
-          <w:sz w:val="24"/>
-        </w:rPr>
-        <w:t>实际</w:t>
-      </w:r>
-      <w:r>
-        <w:rPr>
-          <w:rFonts w:ascii="宋体" w:hAnsi="宋体" w:hint="eastAsia"/>
-          <w:sz w:val="24"/>
-        </w:rPr>
-        <w:t>的数据参考和写作建议。</w:t>
-      </w:r>
-    </w:p>
-    <w:p>
-      <w:pPr>
-        <w:spacing w:beforeLines="100" w:before="312"/>
+        <w:t>1.4 意义</w:t>
+      </w:r>
+    </w:p>
+    <w:p>
+      <w:pPr>
+        <w:spacing w:beforeLines="100" w:before="312"/>
+        <w:ind w:firstLineChars="200" w:firstLine="480"/>
+        <w:rPr>
+          <w:rFonts w:ascii="宋体" w:hAnsi="宋体" w:hint="eastAsia"/>
+          <w:sz w:val="24"/>
+        </w:rPr>
+      </w:pPr>
+      <w:r>
         <w:rPr>
           <w:rFonts w:ascii="宋体" w:hAnsi="宋体"/>
           <w:sz w:val="24"/>
         </w:rPr>
-      </w:pPr>
+        <w:t>第一，为学术写作与日常大作业提供量化的指导意见。第二，探索了传统文体学与机器学习算法的结合。第三，有助于提高优秀学术成果的传播效率</w:t>
+      </w:r>
+      <w:r>
+        <w:rPr>
+          <w:rFonts w:ascii="宋体" w:hAnsi="宋体" w:hint="eastAsia"/>
+          <w:sz w:val="24"/>
+        </w:rPr>
+        <w:t>，</w:t>
+      </w:r>
       <w:r>
         <w:rPr>
           <w:rFonts w:ascii="宋体" w:hAnsi="宋体"/>
           <w:sz w:val="24"/>
         </w:rPr>
-        <w:t>1.4 意义</w:t>
+        <w:t>在一定程度上促进了学术信息的良性传播。</w:t>
+      </w:r>
+    </w:p>
+    <w:p>
+      <w:pPr>
+        <w:spacing w:beforeLines="100" w:before="312"/>
+        <w:rPr>
+          <w:rFonts w:ascii="宋体" w:hAnsi="宋体" w:hint="eastAsia"/>
+          <w:sz w:val="24"/>
+        </w:rPr>
+      </w:pPr>
+    </w:p>
+    <w:p>
+      <w:pPr>
+        <w:spacing w:beforeLines="100" w:before="312"/>
+        <w:rPr>
+          <w:sz w:val="28"/>
+          <w:szCs w:val="28"/>
+        </w:rPr>
+      </w:pPr>
+      <w:r>
+        <w:rPr>
+          <w:sz w:val="28"/>
+          <w:szCs w:val="28"/>
+        </w:rPr>
+        <w:t>二、</w:t>
+      </w:r>
+      <w:r>
+        <w:rPr>
+          <w:sz w:val="28"/>
+          <w:szCs w:val="28"/>
+        </w:rPr>
+        <w:t xml:space="preserve"> </w:t>
+      </w:r>
+      <w:r>
+        <w:rPr>
+          <w:sz w:val="28"/>
+          <w:szCs w:val="28"/>
+        </w:rPr>
+        <w:t>数据集信息</w:t>
+      </w:r>
+      <w:r>
+        <w:rPr>
+          <w:sz w:val="28"/>
+          <w:szCs w:val="28"/>
+        </w:rPr>
+        <w:t xml:space="preserve"> </w:t>
+      </w:r>
+    </w:p>
+    <w:p>
+      <w:pPr>
+        <w:spacing w:beforeLines="100" w:before="312"/>
+        <w:rPr>
+          <w:rFonts w:ascii="宋体" w:hAnsi="宋体"/>
+          <w:sz w:val="24"/>
+        </w:rPr>
+      </w:pPr>
+      <w:r>
+        <w:rPr>
+          <w:rFonts w:ascii="宋体" w:hAnsi="宋体"/>
+          <w:sz w:val="24"/>
+        </w:rPr>
+        <w:t>2.1 数据来源</w:t>
+      </w:r>
+    </w:p>
+    <w:p>
+      <w:pPr>
+        <w:spacing w:beforeLines="100" w:before="312"/>
+        <w:rPr>
+          <w:rFonts w:ascii="宋体" w:hAnsi="宋体" w:hint="eastAsia"/>
+          <w:sz w:val="24"/>
+        </w:rPr>
+      </w:pPr>
+      <w:r>
+        <w:rPr>
+          <w:rFonts w:ascii="宋体" w:hAnsi="宋体" w:hint="eastAsia"/>
+          <w:sz w:val="24"/>
+        </w:rPr>
+        <w:t xml:space="preserve">    </w:t>
+      </w:r>
+      <w:r>
+        <w:rPr>
+          <w:rFonts w:ascii="宋体" w:hAnsi="宋体"/>
+          <w:sz w:val="24"/>
+        </w:rPr>
+        <w:t>本项目依托 Python 编程环境，利用pyalex库实现了对OpenAlex学术数据库的自动化对接。通过编写脚本进行数据采集，我们批量获取了目标学术论文的摘要（abstract）文本及对应的引用频次等关键指标。相较于传统人工采集方式，该方法显著提升了语料获取的效率，保证了样本的多样性与充足性，为后续基于机器学习的特征构建奠定了坚实的数据基础。</w:t>
+      </w:r>
+    </w:p>
+    <w:p>
+      <w:pPr>
+        <w:spacing w:beforeLines="100" w:before="312"/>
+        <w:rPr>
+          <w:rFonts w:ascii="宋体" w:hAnsi="宋体" w:hint="eastAsia"/>
+          <w:sz w:val="24"/>
+        </w:rPr>
+      </w:pPr>
+      <w:r>
+        <w:rPr>
+          <w:rFonts w:ascii="宋体" w:hAnsi="宋体"/>
+          <w:sz w:val="24"/>
+        </w:rPr>
+        <w:t>2.2 数据结构描述</w:t>
+      </w:r>
+    </w:p>
+    <w:p>
+      <w:pPr>
+        <w:spacing w:beforeLines="100" w:before="312"/>
+        <w:rPr>
+          <w:rFonts w:ascii="宋体" w:hAnsi="宋体" w:hint="eastAsia"/>
+          <w:sz w:val="24"/>
+        </w:rPr>
+      </w:pPr>
+      <w:r>
+        <w:rPr>
+          <w:rFonts w:ascii="宋体" w:hAnsi="宋体" w:hint="eastAsia"/>
+          <w:sz w:val="24"/>
+        </w:rPr>
+        <w:t xml:space="preserve">    </w:t>
+      </w:r>
+      <w:r>
+        <w:rPr>
+          <w:rFonts w:ascii="宋体" w:hAnsi="宋体" w:hint="eastAsia"/>
+          <w:sz w:val="24"/>
+        </w:rPr>
+        <w:t>数据集里主要包含了 6 个关键的文体指标。首先是平均句长（ASL）和平均词长（MWL），这两个指标是从最基础的字数和句子长度出发，用来直观反映摘要在行文时是不是经常使用长难句或者复杂的长单词；接着是词汇密度（LD）和词汇高级度（LC），其中词汇密度用来计算名词、动词等实词占总字数的比例，看摘要里是不是废话太多，而词汇高级度则用来量化摘要里使用了多少超出常用词汇表的高阶学术词汇，能看出作者的词汇门槛高不高；最后是术语密度（JD）和层次结构密度（HD），术语密度用来统计特定学科专业词汇的密集程度，这是我们后续分析中最核心的指标，而层次结构密度则用来反映摘要在语法逻辑上的复杂结构。这 6 个指标在数据集里全表现为具体的浮点型数字，组成了我们进行数据计算的自变量矩阵。</w:t>
       </w:r>
     </w:p>
     <w:p>
@@ -3124,84 +3127,288 @@
       </w:pPr>
       <w:r>
         <w:rPr>
+          <w:rFonts w:ascii="宋体" w:hAnsi="宋体" w:hint="eastAsia"/>
+          <w:sz w:val="24"/>
+        </w:rPr>
+        <w:lastRenderedPageBreak/>
+        <w:t>而在输出与目标结果方面，数据集里包含了一个衡量论文真实学术影响力的核心字段，即规范化引文频次（NCC，Normalized Citation Count）。NCC 表现为浮点型数字，它是排除了发表年份、不同学科差异后的标准化引用次数，能够客观公正地反映一篇论文在学术界被别人引用的真实水平。为了方便后续利用决策树算法进行分类预测，我们以 NCC &gt;= 1.0 为界限，利用代码对 NCC 进行了二值化解析，动态转换成了整数型的 0 和 1 分类标签。其中，标签为 1 则明确代表该样本是一篇 NCC 指标达标、获得了高引用次数的优质学术论文，标签为 0 则代表是一篇引用次数正常的普通论文。</w:t>
+      </w:r>
+    </w:p>
+    <w:p>
+      <w:pPr>
+        <w:spacing w:beforeLines="100" w:before="312"/>
+        <w:rPr>
+          <w:sz w:val="28"/>
+          <w:szCs w:val="28"/>
+        </w:rPr>
+      </w:pPr>
+      <w:r>
+        <w:rPr>
+          <w:sz w:val="28"/>
+          <w:szCs w:val="28"/>
+        </w:rPr>
+        <w:t>三、</w:t>
+      </w:r>
+      <w:r>
+        <w:rPr>
+          <w:sz w:val="28"/>
+          <w:szCs w:val="28"/>
+        </w:rPr>
+        <w:t xml:space="preserve"> </w:t>
+      </w:r>
+      <w:r>
+        <w:rPr>
+          <w:sz w:val="28"/>
+          <w:szCs w:val="28"/>
+        </w:rPr>
+        <w:t>数据获取</w:t>
+      </w:r>
+      <w:r>
+        <w:rPr>
+          <w:sz w:val="28"/>
+          <w:szCs w:val="28"/>
+        </w:rPr>
+        <w:t xml:space="preserve"> </w:t>
+      </w:r>
+    </w:p>
+    <w:p>
+      <w:pPr>
+        <w:spacing w:beforeLines="100" w:before="312"/>
+        <w:rPr>
           <w:rFonts w:ascii="宋体" w:hAnsi="宋体"/>
           <w:sz w:val="24"/>
         </w:rPr>
-        <w:t>第一，为学术写作与</w:t>
-      </w:r>
-      <w:proofErr w:type="gramStart"/>
+      </w:pPr>
       <w:r>
         <w:rPr>
           <w:rFonts w:ascii="宋体" w:hAnsi="宋体"/>
           <w:sz w:val="24"/>
         </w:rPr>
-        <w:t>日常大</w:t>
-      </w:r>
-      <w:proofErr w:type="gramEnd"/>
+        <w:t>3.1 数据</w:t>
+      </w:r>
+      <w:r>
+        <w:rPr>
+          <w:rFonts w:ascii="宋体" w:hAnsi="宋体" w:hint="eastAsia"/>
+          <w:sz w:val="24"/>
+        </w:rPr>
+        <w:t>获</w:t>
+      </w:r>
       <w:r>
         <w:rPr>
           <w:rFonts w:ascii="宋体" w:hAnsi="宋体"/>
           <w:sz w:val="24"/>
         </w:rPr>
-        <w:t>作业提供量化的指导意见。第二，探索了传统文体学与机器学习算法的结合。第三，有助于提高优秀学术成果的传播效率</w:t>
-      </w:r>
-      <w:r>
-        <w:rPr>
-          <w:rFonts w:ascii="宋体" w:hAnsi="宋体" w:hint="eastAsia"/>
-          <w:sz w:val="24"/>
-        </w:rPr>
-        <w:t>，</w:t>
+        <w:t>取的方式与软件选取</w:t>
+      </w:r>
+    </w:p>
+    <w:p>
+      <w:pPr>
+        <w:spacing w:beforeLines="100" w:before="312"/>
+        <w:rPr>
+          <w:rFonts w:ascii="宋体" w:hAnsi="宋体" w:hint="eastAsia"/>
+          <w:sz w:val="24"/>
+        </w:rPr>
+      </w:pPr>
+      <w:r>
+        <w:rPr>
+          <w:rFonts w:ascii="宋体" w:hAnsi="宋体" w:hint="eastAsia"/>
+          <w:sz w:val="24"/>
+        </w:rPr>
+        <w:t xml:space="preserve">    </w:t>
       </w:r>
       <w:r>
         <w:rPr>
           <w:rFonts w:ascii="宋体" w:hAnsi="宋体"/>
           <w:sz w:val="24"/>
         </w:rPr>
-        <w:t>在一定程度上促进了学术信息的良性传播。</w:t>
-      </w:r>
-    </w:p>
-    <w:p>
-      <w:pPr>
-        <w:spacing w:beforeLines="100" w:before="312"/>
-        <w:rPr>
-          <w:rFonts w:ascii="宋体" w:hAnsi="宋体" w:hint="eastAsia"/>
-          <w:sz w:val="24"/>
-        </w:rPr>
-      </w:pPr>
-    </w:p>
-    <w:p>
-      <w:pPr>
-        <w:spacing w:beforeLines="100" w:before="312"/>
-        <w:rPr>
-          <w:sz w:val="28"/>
-          <w:szCs w:val="28"/>
-        </w:rPr>
-      </w:pPr>
-      <w:r>
-        <w:rPr>
-          <w:sz w:val="28"/>
-          <w:szCs w:val="28"/>
-        </w:rPr>
-        <w:t>二、</w:t>
-      </w:r>
-      <w:r>
-        <w:rPr>
-          <w:sz w:val="28"/>
-          <w:szCs w:val="28"/>
+        <w:t>本项目依托 Python 编程环境，利用pyalex库实现了对OpenAlex学术数据库的自动化对接。通过编写脚本进行数据采集，我们批量获取了目标学术论文的摘要（abstract）文本及对应的引用频次等关键指标。相较于传统人工采集方式，该方法显著提升了语料获取的效率，保证了样本的多样性与充足性，为后续基于机器学习的特征构建奠定了坚实的数据基础。</w:t>
+      </w:r>
+      <w:r>
+        <w:rPr>
+          <w:rFonts w:ascii="宋体" w:hAnsi="宋体"/>
+          <w:sz w:val="24"/>
         </w:rPr>
         <w:t xml:space="preserve"> </w:t>
       </w:r>
-      <w:r>
-        <w:rPr>
-          <w:sz w:val="28"/>
-          <w:szCs w:val="28"/>
-        </w:rPr>
-        <w:t>数据集信息</w:t>
-      </w:r>
-      <w:r>
-        <w:rPr>
-          <w:sz w:val="28"/>
-          <w:szCs w:val="28"/>
+    </w:p>
+    <w:p>
+      <w:pPr>
+        <w:spacing w:beforeLines="100" w:before="312"/>
+        <w:rPr>
+          <w:rFonts w:ascii="宋体" w:hAnsi="宋体"/>
+          <w:sz w:val="24"/>
+        </w:rPr>
+      </w:pPr>
+      <w:r>
+        <w:rPr>
+          <w:rFonts w:ascii="宋体" w:hAnsi="宋体"/>
+          <w:sz w:val="24"/>
+        </w:rPr>
+        <w:t>3.2</w:t>
+      </w:r>
+      <w:r>
+        <w:rPr>
+          <w:rFonts w:ascii="宋体" w:hAnsi="宋体"/>
+          <w:sz w:val="24"/>
+        </w:rPr>
+        <w:t>特征工程：术语密度提取</w:t>
+      </w:r>
+    </w:p>
+    <w:p>
+      <w:pPr>
+        <w:spacing w:beforeLines="100" w:before="312"/>
+        <w:ind w:firstLine="480"/>
+        <w:rPr>
+          <w:rFonts w:ascii="宋体" w:hAnsi="宋体"/>
+          <w:sz w:val="24"/>
+        </w:rPr>
+      </w:pPr>
+      <w:r>
+        <w:rPr>
+          <w:rFonts w:ascii="宋体" w:hAnsi="宋体" w:hint="eastAsia"/>
+          <w:sz w:val="24"/>
+        </w:rPr>
+        <w:t>为量化论文摘要的学术专业程度，本项目开展了特征工程处理。我们首先构建了行业术语标准库（df_jargon），并定义了 count_jargons 函数以执行文本解析任务。</w:t>
+      </w:r>
+    </w:p>
+    <w:p>
+      <w:pPr>
+        <w:spacing w:beforeLines="100" w:before="312"/>
+        <w:ind w:firstLine="480"/>
+        <w:rPr>
+          <w:rFonts w:ascii="宋体" w:hAnsi="宋体"/>
+          <w:sz w:val="24"/>
+        </w:rPr>
+      </w:pPr>
+      <w:r>
+        <w:rPr>
+          <w:rFonts w:ascii="宋体" w:hAnsi="宋体"/>
+          <w:sz w:val="24"/>
+        </w:rPr>
+        <w:drawing>
+          <wp:inline distT="0" distB="0" distL="0" distR="0" wp14:anchorId="0F819C59" wp14:editId="2C2AACE7">
+            <wp:extent cx="5278120" cy="1322070"/>
+            <wp:effectExtent l="0" t="0" r="0" b="0"/>
+            <wp:docPr id="1233201612" name="图片 1"/>
+            <wp:cNvGraphicFramePr>
+              <a:graphicFrameLocks xmlns:a="http://schemas.openxmlformats.org/drawingml/2006/main" noChangeAspect="1"/>
+            </wp:cNvGraphicFramePr>
+            <a:graphic xmlns:a="http://schemas.openxmlformats.org/drawingml/2006/main">
+              <a:graphicData uri="http://schemas.openxmlformats.org/drawingml/2006/picture">
+                <pic:pic xmlns:pic="http://schemas.openxmlformats.org/drawingml/2006/picture">
+                  <pic:nvPicPr>
+                    <pic:cNvPr id="1233201612" name=""/>
+                    <pic:cNvPicPr/>
+                  </pic:nvPicPr>
+                  <pic:blipFill>
+                    <a:blip r:embed="rId10"/>
+                    <a:stretch>
+                      <a:fillRect/>
+                    </a:stretch>
+                  </pic:blipFill>
+                  <pic:spPr>
+                    <a:xfrm>
+                      <a:off x="0" y="0"/>
+                      <a:ext cx="5278120" cy="1322070"/>
+                    </a:xfrm>
+                    <a:prstGeom prst="rect">
+                      <a:avLst/>
+                    </a:prstGeom>
+                  </pic:spPr>
+                </pic:pic>
+              </a:graphicData>
+            </a:graphic>
+          </wp:inline>
+        </w:drawing>
+      </w:r>
+    </w:p>
+    <w:p>
+      <w:pPr>
+        <w:spacing w:beforeLines="100" w:before="312"/>
+        <w:ind w:firstLine="480"/>
+        <w:rPr>
+          <w:rFonts w:ascii="宋体" w:hAnsi="宋体" w:hint="eastAsia"/>
+          <w:sz w:val="24"/>
+        </w:rPr>
+      </w:pPr>
+      <w:r>
+        <w:rPr>
+          <w:rFonts w:ascii="宋体" w:hAnsi="宋体" w:hint="eastAsia"/>
+          <w:sz w:val="24"/>
+        </w:rPr>
+        <w:t>图  术语密度特征提取逻辑</w:t>
+      </w:r>
+    </w:p>
+    <w:p>
+      <w:pPr>
+        <w:spacing w:beforeLines="100" w:before="312"/>
+        <w:ind w:firstLineChars="200" w:firstLine="480"/>
+        <w:rPr>
+          <w:rFonts w:ascii="宋体" w:hAnsi="宋体" w:hint="eastAsia"/>
+          <w:sz w:val="24"/>
+        </w:rPr>
+      </w:pPr>
+      <w:r>
+        <w:rPr>
+          <w:rFonts w:ascii="宋体" w:hAnsi="宋体" w:hint="eastAsia"/>
+          <w:sz w:val="24"/>
+        </w:rPr>
+        <w:t>处理逻辑如下：系统首先通过 .lower() 方法对摘要文本进行标准化预处理，消除大小写差异；随后，利用循环遍历函数对摘要中的词汇进行逐一比对，统计匹配到的专业术语总数并将其赋予新特征 df['jargon']。该处理过程实现了将非结构化的文本语料向结构化数值指标的转化，为后续评估特征相关性提供了核心数据支撑。</w:t>
+      </w:r>
+    </w:p>
+    <w:p>
+      <w:pPr>
+        <w:spacing w:beforeLines="100" w:before="312"/>
+        <w:rPr>
+          <w:rFonts w:ascii="宋体" w:hAnsi="宋体"/>
+          <w:sz w:val="24"/>
+        </w:rPr>
+      </w:pPr>
+      <w:r>
+        <w:rPr>
+          <w:rFonts w:ascii="宋体" w:hAnsi="宋体"/>
+          <w:sz w:val="24"/>
+        </w:rPr>
+        <w:t xml:space="preserve">3.3 </w:t>
+      </w:r>
+      <w:bookmarkStart w:id="5" w:name="OLE_LINK8"/>
+      <w:r>
+        <w:rPr>
+          <w:rFonts w:ascii="宋体" w:hAnsi="宋体"/>
+          <w:sz w:val="24"/>
+        </w:rPr>
+        <w:t>数据</w:t>
+      </w:r>
+      <w:r>
+        <w:rPr>
+          <w:rFonts w:ascii="宋体" w:hAnsi="宋体" w:hint="eastAsia"/>
+          <w:sz w:val="24"/>
+        </w:rPr>
+        <w:t>清洗与存储</w:t>
+      </w:r>
+      <w:bookmarkEnd w:id="5"/>
+    </w:p>
+    <w:p>
+      <w:pPr>
+        <w:spacing w:beforeLines="100" w:before="312"/>
+        <w:ind w:firstLineChars="200" w:firstLine="480"/>
+        <w:rPr>
+          <w:rFonts w:ascii="宋体" w:hAnsi="宋体" w:hint="eastAsia"/>
+          <w:sz w:val="24"/>
+        </w:rPr>
+      </w:pPr>
+      <w:r>
+        <w:rPr>
+          <w:rFonts w:ascii="宋体" w:hAnsi="宋体"/>
+          <w:sz w:val="24"/>
+        </w:rPr>
+        <w:lastRenderedPageBreak/>
+        <w:t>在特征构建完成后，为确保建模数据的严谨性，我们执行了下述清洗流程：首先，调用 pd.isna() 函数对摘要数据进行缺失值检测，针对无法匹配或提取有效特征的残缺样本予以剔除，确保数据集的纯净度；随后，利用 to_csv() 方法将清洗后的结构化数据存储为 dataset_with_jargon.csv。该数据集涵盖了论文全文摘要及其对应的术语密度数值，为后续决策树算法的计算与可视化分析打通了全流程数据链路。</w:t>
+      </w:r>
+      <w:r>
+        <w:rPr>
+          <w:rFonts w:ascii="宋体" w:hAnsi="宋体"/>
+          <w:sz w:val="24"/>
         </w:rPr>
         <w:t xml:space="preserve"> </w:t>
       </w:r>
@@ -3219,313 +3426,117 @@
           <w:rFonts w:ascii="宋体" w:hAnsi="宋体"/>
           <w:sz w:val="24"/>
         </w:rPr>
-        <w:t>2.1 数据来源</w:t>
-      </w:r>
-    </w:p>
-    <w:p>
-      <w:pPr>
-        <w:spacing w:beforeLines="100" w:before="312"/>
+        <w:t>3.4 数据的初步处理</w:t>
+      </w:r>
+    </w:p>
+    <w:p>
+      <w:pPr>
+        <w:spacing w:beforeLines="100" w:before="312"/>
+        <w:rPr>
+          <w:rFonts w:ascii="宋体" w:hAnsi="宋体" w:hint="eastAsia"/>
+          <w:sz w:val="24"/>
+        </w:rPr>
+      </w:pPr>
+      <w:r>
+        <w:rPr>
+          <w:rFonts w:ascii="宋体" w:hAnsi="宋体" w:hint="eastAsia"/>
+          <w:sz w:val="24"/>
+        </w:rPr>
+        <w:t>df1: 算的是词长 (Mean Word Length)</w:t>
+      </w:r>
+    </w:p>
+    <w:p>
+      <w:pPr>
+        <w:spacing w:beforeLines="100" w:before="312"/>
+        <w:rPr>
+          <w:rFonts w:ascii="宋体" w:hAnsi="宋体" w:hint="eastAsia"/>
+          <w:sz w:val="24"/>
+        </w:rPr>
+      </w:pPr>
+      <w:r>
+        <w:rPr>
+          <w:rFonts w:ascii="宋体" w:hAnsi="宋体" w:hint="eastAsia"/>
+          <w:sz w:val="24"/>
+        </w:rPr>
+        <w:t>df2: 算的是词汇丰富度 (Lexical Richness)</w:t>
+      </w:r>
+    </w:p>
+    <w:p>
+      <w:pPr>
+        <w:spacing w:beforeLines="100" w:before="312"/>
+        <w:rPr>
+          <w:rFonts w:ascii="宋体" w:hAnsi="宋体" w:hint="eastAsia"/>
+          <w:sz w:val="24"/>
+        </w:rPr>
+      </w:pPr>
+      <w:r>
+        <w:rPr>
+          <w:rFonts w:ascii="宋体" w:hAnsi="宋体" w:hint="eastAsia"/>
+          <w:sz w:val="24"/>
+        </w:rPr>
+        <w:t>df3: 算的是词汇密度 (Lexical Density)</w:t>
+      </w:r>
+    </w:p>
+    <w:p>
+      <w:pPr>
+        <w:spacing w:beforeLines="100" w:before="312"/>
+        <w:rPr>
+          <w:rFonts w:ascii="宋体" w:hAnsi="宋体" w:hint="eastAsia"/>
+          <w:sz w:val="24"/>
+        </w:rPr>
+      </w:pPr>
+      <w:r>
+        <w:rPr>
+          <w:rFonts w:ascii="宋体" w:hAnsi="宋体" w:hint="eastAsia"/>
+          <w:sz w:val="24"/>
+        </w:rPr>
+        <w:t>df4: 算的是句长 (Avg Sentence Length)</w:t>
+      </w:r>
+    </w:p>
+    <w:p>
+      <w:pPr>
+        <w:spacing w:beforeLines="100" w:before="312"/>
+        <w:rPr>
+          <w:rFonts w:ascii="宋体" w:hAnsi="宋体" w:hint="eastAsia"/>
+          <w:sz w:val="24"/>
+        </w:rPr>
+      </w:pPr>
+      <w:r>
+        <w:rPr>
+          <w:rFonts w:ascii="宋体" w:hAnsi="宋体" w:hint="eastAsia"/>
+          <w:sz w:val="24"/>
+        </w:rPr>
+        <w:t>df5: 算的是术语密度 (Jargon Density)</w:t>
+      </w:r>
+    </w:p>
+    <w:p>
+      <w:pPr>
+        <w:spacing w:beforeLines="100" w:before="312"/>
+        <w:rPr>
+          <w:rFonts w:ascii="宋体" w:hAnsi="宋体" w:hint="eastAsia"/>
+          <w:sz w:val="24"/>
+        </w:rPr>
+      </w:pPr>
+      <w:r>
+        <w:rPr>
+          <w:rFonts w:ascii="宋体" w:hAnsi="宋体" w:hint="eastAsia"/>
+          <w:sz w:val="24"/>
+        </w:rPr>
+        <w:t>df6: 算的是层次结构密度 (Hedging Density)</w:t>
+      </w:r>
+    </w:p>
+    <w:p>
+      <w:pPr>
+        <w:spacing w:beforeLines="100" w:before="312"/>
+        <w:rPr>
+          <w:rFonts w:ascii="宋体" w:hAnsi="宋体" w:hint="eastAsia"/>
+          <w:sz w:val="24"/>
+        </w:rPr>
+      </w:pPr>
+      <w:r>
         <w:rPr>
           <w:rFonts w:ascii="宋体" w:hAnsi="宋体"/>
-          <w:sz w:val="24"/>
-        </w:rPr>
-      </w:pPr>
-      <w:r>
-        <w:rPr>
-          <w:rFonts w:ascii="宋体" w:hAnsi="宋体"/>
-          <w:sz w:val="24"/>
-        </w:rPr>
-        <w:t>2.2 数据结构描述</w:t>
-      </w:r>
-    </w:p>
-    <w:p>
-      <w:pPr>
-        <w:spacing w:beforeLines="100" w:before="312"/>
-        <w:rPr>
-          <w:rFonts w:ascii="宋体" w:hAnsi="宋体" w:hint="eastAsia"/>
-          <w:sz w:val="24"/>
-        </w:rPr>
-      </w:pPr>
-      <w:r>
-        <w:rPr>
-          <w:rFonts w:ascii="宋体" w:hAnsi="宋体" w:hint="eastAsia"/>
-          <w:sz w:val="24"/>
-        </w:rPr>
-        <w:t xml:space="preserve">    </w:t>
-      </w:r>
-      <w:r>
-        <w:rPr>
-          <w:rFonts w:ascii="宋体" w:hAnsi="宋体" w:hint="eastAsia"/>
-          <w:sz w:val="24"/>
-        </w:rPr>
-        <w:t xml:space="preserve">数据集里主要包含了 6 </w:t>
-      </w:r>
-      <w:proofErr w:type="gramStart"/>
-      <w:r>
-        <w:rPr>
-          <w:rFonts w:ascii="宋体" w:hAnsi="宋体" w:hint="eastAsia"/>
-          <w:sz w:val="24"/>
-        </w:rPr>
-        <w:t>个</w:t>
-      </w:r>
-      <w:proofErr w:type="gramEnd"/>
-      <w:r>
-        <w:rPr>
-          <w:rFonts w:ascii="宋体" w:hAnsi="宋体" w:hint="eastAsia"/>
-          <w:sz w:val="24"/>
-        </w:rPr>
-        <w:t>关键的文体指标。首先是平均句长（ASL）和平均词长（MWL），这两个指标是从</w:t>
-      </w:r>
-      <w:proofErr w:type="gramStart"/>
-      <w:r>
-        <w:rPr>
-          <w:rFonts w:ascii="宋体" w:hAnsi="宋体" w:hint="eastAsia"/>
-          <w:sz w:val="24"/>
-        </w:rPr>
-        <w:t>最</w:t>
-      </w:r>
-      <w:proofErr w:type="gramEnd"/>
-      <w:r>
-        <w:rPr>
-          <w:rFonts w:ascii="宋体" w:hAnsi="宋体" w:hint="eastAsia"/>
-          <w:sz w:val="24"/>
-        </w:rPr>
-        <w:t>基础的字数和句子长度出发，用来直观反映摘要在行文时是不是经常使用长难</w:t>
-      </w:r>
-      <w:proofErr w:type="gramStart"/>
-      <w:r>
-        <w:rPr>
-          <w:rFonts w:ascii="宋体" w:hAnsi="宋体" w:hint="eastAsia"/>
-          <w:sz w:val="24"/>
-        </w:rPr>
-        <w:t>句或者</w:t>
-      </w:r>
-      <w:proofErr w:type="gramEnd"/>
-      <w:r>
-        <w:rPr>
-          <w:rFonts w:ascii="宋体" w:hAnsi="宋体" w:hint="eastAsia"/>
-          <w:sz w:val="24"/>
-        </w:rPr>
-        <w:t>复杂的长单词；接着是词汇密度（LD）和词汇高级度（LC），其中词汇密度用来计算名词、动词等实词占总字数的比例，看摘要里是不是废话太多，而词汇高级度则用来量化摘要里使用了多少超出常用词汇表的高阶学术词汇，能看出作者的词汇门槛高不高；最后是术语密度（JD）和层次结构密度（HD），术语密度用来统计特定学科专业词汇的密集程度，这是我们后续分析中</w:t>
-      </w:r>
-      <w:proofErr w:type="gramStart"/>
-      <w:r>
-        <w:rPr>
-          <w:rFonts w:ascii="宋体" w:hAnsi="宋体" w:hint="eastAsia"/>
-          <w:sz w:val="24"/>
-        </w:rPr>
-        <w:t>最</w:t>
-      </w:r>
-      <w:proofErr w:type="gramEnd"/>
-      <w:r>
-        <w:rPr>
-          <w:rFonts w:ascii="宋体" w:hAnsi="宋体" w:hint="eastAsia"/>
-          <w:sz w:val="24"/>
-        </w:rPr>
-        <w:t xml:space="preserve">核心的指标，而层次结构密度则用来反映摘要在语法逻辑上的复杂结构。这 6 </w:t>
-      </w:r>
-      <w:proofErr w:type="gramStart"/>
-      <w:r>
-        <w:rPr>
-          <w:rFonts w:ascii="宋体" w:hAnsi="宋体" w:hint="eastAsia"/>
-          <w:sz w:val="24"/>
-        </w:rPr>
-        <w:t>个</w:t>
-      </w:r>
-      <w:proofErr w:type="gramEnd"/>
-      <w:r>
-        <w:rPr>
-          <w:rFonts w:ascii="宋体" w:hAnsi="宋体" w:hint="eastAsia"/>
-          <w:sz w:val="24"/>
-        </w:rPr>
-        <w:t>指标在数据集里全表现为具体的浮点型数字，组成了我们进行数据计算的自变量矩阵。</w:t>
-      </w:r>
-    </w:p>
-    <w:p>
-      <w:pPr>
-        <w:spacing w:beforeLines="100" w:before="312"/>
-        <w:ind w:firstLineChars="200" w:firstLine="480"/>
-        <w:rPr>
-          <w:rFonts w:ascii="宋体" w:hAnsi="宋体" w:hint="eastAsia"/>
-          <w:sz w:val="24"/>
-        </w:rPr>
-      </w:pPr>
-      <w:r>
-        <w:rPr>
-          <w:rFonts w:ascii="宋体" w:hAnsi="宋体" w:hint="eastAsia"/>
-          <w:sz w:val="24"/>
-        </w:rPr>
-        <w:t>而在输出与目标结果方面，数据集里包含了一个衡量论文真实学术影响力的核心字段，即规范化引文频次（NCC，Normalized Citation Count）。NCC 表现为浮点型数字，它是排除了发表年份、不同学科差异后的标准化引用次数，能够客观公正地反映一篇论文在学术界被别人引用的真实水平。为了方便后续利用决策树算法进行分类预测，我们以 NCC &gt;= 1.0 为界限，利用代码对 NCC 进行了二</w:t>
-      </w:r>
-      <w:proofErr w:type="gramStart"/>
-      <w:r>
-        <w:rPr>
-          <w:rFonts w:ascii="宋体" w:hAnsi="宋体" w:hint="eastAsia"/>
-          <w:sz w:val="24"/>
-        </w:rPr>
-        <w:t>值化解析</w:t>
-      </w:r>
-      <w:proofErr w:type="gramEnd"/>
-      <w:r>
-        <w:rPr>
-          <w:rFonts w:ascii="宋体" w:hAnsi="宋体" w:hint="eastAsia"/>
-          <w:sz w:val="24"/>
-        </w:rPr>
-        <w:t>，动态转换成了整数型的 0 和 1 分类标签。其中，标签为 1 则明</w:t>
-      </w:r>
-      <w:r>
-        <w:rPr>
-          <w:rFonts w:ascii="宋体" w:hAnsi="宋体" w:hint="eastAsia"/>
-          <w:sz w:val="24"/>
-        </w:rPr>
-        <w:lastRenderedPageBreak/>
-        <w:t>确代表该样本是一篇 NCC 指标达标、获得了高引用次数的优质学术论文，标签为 0 则代表是一篇引用次数正常的普通论文。</w:t>
-      </w:r>
-    </w:p>
-    <w:p>
-      <w:pPr>
-        <w:spacing w:beforeLines="100" w:before="312"/>
-        <w:rPr>
-          <w:sz w:val="28"/>
-          <w:szCs w:val="28"/>
-        </w:rPr>
-      </w:pPr>
-      <w:r>
-        <w:rPr>
-          <w:sz w:val="28"/>
-          <w:szCs w:val="28"/>
-        </w:rPr>
-        <w:t>三、</w:t>
-      </w:r>
-      <w:r>
-        <w:rPr>
-          <w:sz w:val="28"/>
-          <w:szCs w:val="28"/>
-        </w:rPr>
-        <w:t xml:space="preserve"> </w:t>
-      </w:r>
-      <w:r>
-        <w:rPr>
-          <w:sz w:val="28"/>
-          <w:szCs w:val="28"/>
-        </w:rPr>
-        <w:t>数据获取</w:t>
-      </w:r>
-      <w:r>
-        <w:rPr>
-          <w:sz w:val="28"/>
-          <w:szCs w:val="28"/>
-        </w:rPr>
-        <w:t xml:space="preserve"> </w:t>
-      </w:r>
-    </w:p>
-    <w:p>
-      <w:pPr>
-        <w:spacing w:beforeLines="100" w:before="312"/>
-        <w:rPr>
-          <w:rFonts w:ascii="宋体" w:hAnsi="宋体"/>
-          <w:sz w:val="24"/>
-        </w:rPr>
-      </w:pPr>
-      <w:r>
-        <w:rPr>
-          <w:rFonts w:ascii="宋体" w:hAnsi="宋体"/>
-          <w:sz w:val="24"/>
-        </w:rPr>
-        <w:t xml:space="preserve">3.1 </w:t>
-      </w:r>
-      <w:proofErr w:type="gramStart"/>
-      <w:r>
-        <w:rPr>
-          <w:rFonts w:ascii="宋体" w:hAnsi="宋体"/>
-          <w:sz w:val="24"/>
-        </w:rPr>
-        <w:t>数据爬取的</w:t>
-      </w:r>
-      <w:proofErr w:type="gramEnd"/>
-      <w:r>
-        <w:rPr>
-          <w:rFonts w:ascii="宋体" w:hAnsi="宋体"/>
-          <w:sz w:val="24"/>
-        </w:rPr>
-        <w:t xml:space="preserve">方式与软件选取 </w:t>
-      </w:r>
-    </w:p>
-    <w:p>
-      <w:pPr>
-        <w:spacing w:beforeLines="100" w:before="312"/>
-        <w:rPr>
-          <w:rFonts w:ascii="宋体" w:hAnsi="宋体"/>
-          <w:sz w:val="24"/>
-        </w:rPr>
-      </w:pPr>
-      <w:r>
-        <w:rPr>
-          <w:rFonts w:ascii="宋体" w:hAnsi="宋体"/>
-          <w:sz w:val="24"/>
-        </w:rPr>
-        <w:t xml:space="preserve">3.2 数据来源 </w:t>
-      </w:r>
-    </w:p>
-    <w:p>
-      <w:pPr>
-        <w:spacing w:beforeLines="100" w:before="312"/>
-        <w:rPr>
-          <w:rFonts w:ascii="宋体" w:hAnsi="宋体"/>
-          <w:sz w:val="24"/>
-        </w:rPr>
-      </w:pPr>
-      <w:r>
-        <w:rPr>
-          <w:rFonts w:ascii="宋体" w:hAnsi="宋体"/>
-          <w:sz w:val="24"/>
-        </w:rPr>
-        <w:t xml:space="preserve">3.3 </w:t>
-      </w:r>
-      <w:proofErr w:type="gramStart"/>
-      <w:r>
-        <w:rPr>
-          <w:rFonts w:ascii="宋体" w:hAnsi="宋体"/>
-          <w:sz w:val="24"/>
-        </w:rPr>
-        <w:t>数据爬取结果</w:t>
-      </w:r>
-      <w:proofErr w:type="gramEnd"/>
-      <w:r>
-        <w:rPr>
-          <w:rFonts w:ascii="宋体" w:hAnsi="宋体"/>
-          <w:sz w:val="24"/>
-        </w:rPr>
-        <w:t xml:space="preserve"> </w:t>
-      </w:r>
-    </w:p>
-    <w:p>
-      <w:pPr>
-        <w:spacing w:beforeLines="100" w:before="312"/>
-        <w:rPr>
-          <w:rFonts w:ascii="宋体" w:hAnsi="宋体"/>
-          <w:sz w:val="24"/>
-        </w:rPr>
-      </w:pPr>
-      <w:r>
-        <w:rPr>
-          <w:rFonts w:ascii="宋体" w:hAnsi="宋体"/>
-          <w:sz w:val="24"/>
-        </w:rPr>
-        <w:t>3.4 数据的初步处理</w:t>
-      </w:r>
-    </w:p>
-    <w:p>
-      <w:pPr>
-        <w:spacing w:beforeLines="100" w:before="312"/>
-        <w:rPr>
-          <w:rFonts w:ascii="宋体" w:hAnsi="宋体"/>
-          <w:sz w:val="24"/>
-        </w:rPr>
-      </w:pPr>
-      <w:r>
-        <w:rPr>
-          <w:rFonts w:ascii="宋体" w:hAnsi="宋体"/>
+          <w:noProof/>
           <w:sz w:val="24"/>
         </w:rPr>
         <w:drawing>
@@ -3544,7 +3555,7 @@
                     <pic:cNvPicPr/>
                   </pic:nvPicPr>
                   <pic:blipFill>
-                    <a:blip r:embed="rId10"/>
+                    <a:blip r:embed="rId11"/>
                     <a:stretch>
                       <a:fillRect/>
                     </a:stretch>
@@ -3569,13 +3580,14 @@
       <w:pPr>
         <w:spacing w:beforeLines="100" w:before="312"/>
         <w:rPr>
+          <w:rFonts w:ascii="宋体" w:hAnsi="宋体" w:hint="eastAsia"/>
+          <w:sz w:val="24"/>
+        </w:rPr>
+      </w:pPr>
+      <w:r>
+        <w:rPr>
           <w:rFonts w:ascii="宋体" w:hAnsi="宋体"/>
-          <w:sz w:val="24"/>
-        </w:rPr>
-      </w:pPr>
-      <w:r>
-        <w:rPr>
-          <w:rFonts w:ascii="宋体" w:hAnsi="宋体"/>
+          <w:noProof/>
           <w:sz w:val="24"/>
         </w:rPr>
         <w:lastRenderedPageBreak/>
@@ -3595,7 +3607,7 @@
                     <pic:cNvPicPr/>
                   </pic:nvPicPr>
                   <pic:blipFill>
-                    <a:blip r:embed="rId11"/>
+                    <a:blip r:embed="rId12"/>
                     <a:stretch>
                       <a:fillRect/>
                     </a:stretch>
@@ -3620,13 +3632,14 @@
       <w:pPr>
         <w:spacing w:beforeLines="100" w:before="312"/>
         <w:rPr>
+          <w:rFonts w:ascii="宋体" w:hAnsi="宋体" w:hint="eastAsia"/>
+          <w:sz w:val="24"/>
+        </w:rPr>
+      </w:pPr>
+      <w:r>
+        <w:rPr>
           <w:rFonts w:ascii="宋体" w:hAnsi="宋体"/>
-          <w:sz w:val="24"/>
-        </w:rPr>
-      </w:pPr>
-      <w:r>
-        <w:rPr>
-          <w:rFonts w:ascii="宋体" w:hAnsi="宋体"/>
+          <w:noProof/>
           <w:sz w:val="24"/>
         </w:rPr>
         <w:drawing>
@@ -3645,7 +3658,7 @@
                     <pic:cNvPicPr/>
                   </pic:nvPicPr>
                   <pic:blipFill>
-                    <a:blip r:embed="rId12"/>
+                    <a:blip r:embed="rId13"/>
                     <a:stretch>
                       <a:fillRect/>
                     </a:stretch>
@@ -3670,13 +3683,14 @@
       <w:pPr>
         <w:spacing w:beforeLines="100" w:before="312"/>
         <w:rPr>
+          <w:rFonts w:ascii="宋体" w:hAnsi="宋体" w:hint="eastAsia"/>
+          <w:sz w:val="24"/>
+        </w:rPr>
+      </w:pPr>
+      <w:r>
+        <w:rPr>
           <w:rFonts w:ascii="宋体" w:hAnsi="宋体"/>
-          <w:sz w:val="24"/>
-        </w:rPr>
-      </w:pPr>
-      <w:r>
-        <w:rPr>
-          <w:rFonts w:ascii="宋体" w:hAnsi="宋体"/>
+          <w:noProof/>
           <w:sz w:val="24"/>
         </w:rPr>
         <w:lastRenderedPageBreak/>
@@ -3696,7 +3710,7 @@
                     <pic:cNvPicPr/>
                   </pic:nvPicPr>
                   <pic:blipFill>
-                    <a:blip r:embed="rId13"/>
+                    <a:blip r:embed="rId14"/>
                     <a:stretch>
                       <a:fillRect/>
                     </a:stretch>
@@ -3721,13 +3735,14 @@
       <w:pPr>
         <w:spacing w:beforeLines="100" w:before="312"/>
         <w:rPr>
+          <w:rFonts w:ascii="宋体" w:hAnsi="宋体" w:hint="eastAsia"/>
+          <w:sz w:val="24"/>
+        </w:rPr>
+      </w:pPr>
+      <w:r>
+        <w:rPr>
           <w:rFonts w:ascii="宋体" w:hAnsi="宋体"/>
-          <w:sz w:val="24"/>
-        </w:rPr>
-      </w:pPr>
-      <w:r>
-        <w:rPr>
-          <w:rFonts w:ascii="宋体" w:hAnsi="宋体"/>
+          <w:noProof/>
           <w:sz w:val="24"/>
         </w:rPr>
         <w:drawing>
@@ -3746,7 +3761,7 @@
                     <pic:cNvPicPr/>
                   </pic:nvPicPr>
                   <pic:blipFill>
-                    <a:blip r:embed="rId14"/>
+                    <a:blip r:embed="rId15"/>
                     <a:stretch>
                       <a:fillRect/>
                     </a:stretch>
@@ -3778,6 +3793,7 @@
       <w:r>
         <w:rPr>
           <w:rFonts w:ascii="宋体" w:hAnsi="宋体"/>
+          <w:noProof/>
           <w:sz w:val="24"/>
         </w:rPr>
         <w:drawing>
@@ -3796,7 +3812,7 @@
                     <pic:cNvPicPr/>
                   </pic:nvPicPr>
                   <pic:blipFill>
-                    <a:blip r:embed="rId15"/>
+                    <a:blip r:embed="rId16"/>
                     <a:stretch>
                       <a:fillRect/>
                     </a:stretch>
@@ -3821,22 +3837,6 @@
       <w:pPr>
         <w:spacing w:beforeLines="100" w:before="312"/>
         <w:rPr>
-          <w:rFonts w:ascii="宋体" w:hAnsi="宋体"/>
-          <w:sz w:val="24"/>
-        </w:rPr>
-      </w:pPr>
-      <w:r>
-        <w:rPr>
-          <w:rFonts w:ascii="宋体" w:hAnsi="宋体"/>
-          <w:sz w:val="24"/>
-        </w:rPr>
-        <w:t>3.5 数据清洗</w:t>
-      </w:r>
-    </w:p>
-    <w:p>
-      <w:pPr>
-        <w:spacing w:beforeLines="100" w:before="312"/>
-        <w:rPr>
           <w:rFonts w:ascii="宋体" w:hAnsi="宋体" w:hint="eastAsia"/>
           <w:sz w:val="24"/>
         </w:rPr>
@@ -3901,31 +3901,31 @@
       <w:pPr>
         <w:spacing w:beforeLines="100" w:before="312"/>
         <w:rPr>
+          <w:rFonts w:ascii="宋体" w:hAnsi="宋体" w:hint="eastAsia"/>
+          <w:sz w:val="24"/>
+        </w:rPr>
+      </w:pPr>
+      <w:r>
+        <w:rPr>
           <w:rFonts w:ascii="宋体" w:hAnsi="宋体"/>
           <w:sz w:val="24"/>
         </w:rPr>
+        <w:t xml:space="preserve">4.1 摘要文体特征基础分布分析 </w:t>
+      </w:r>
+    </w:p>
+    <w:p>
+      <w:pPr>
+        <w:spacing w:beforeLines="100" w:before="312"/>
+        <w:rPr>
+          <w:sz w:val="28"/>
+          <w:szCs w:val="28"/>
+        </w:rPr>
       </w:pPr>
       <w:r>
         <w:rPr>
           <w:rFonts w:ascii="宋体" w:hAnsi="宋体"/>
           <w:sz w:val="24"/>
         </w:rPr>
-        <w:t xml:space="preserve">4.1 摘要文体特征基础分布分析 </w:t>
-      </w:r>
-    </w:p>
-    <w:p>
-      <w:pPr>
-        <w:spacing w:beforeLines="100" w:before="312"/>
-        <w:rPr>
-          <w:sz w:val="28"/>
-          <w:szCs w:val="28"/>
-        </w:rPr>
-      </w:pPr>
-      <w:r>
-        <w:rPr>
-          <w:rFonts w:ascii="宋体" w:hAnsi="宋体"/>
-          <w:sz w:val="24"/>
-        </w:rPr>
         <w:t>4.2 核心指标重要性条形图分析（放你画的那张蓝色特征重要度条形</w:t>
       </w:r>
       <w:r>
@@ -3940,13 +3940,13 @@
       <w:pPr>
         <w:spacing w:beforeLines="100" w:before="312"/>
         <w:rPr>
-          <w:rFonts w:hint="eastAsia"/>
-          <w:sz w:val="28"/>
-          <w:szCs w:val="28"/>
-        </w:rPr>
-      </w:pPr>
-      <w:r>
-        <w:rPr>
+          <w:sz w:val="28"/>
+          <w:szCs w:val="28"/>
+        </w:rPr>
+      </w:pPr>
+      <w:r>
+        <w:rPr>
+          <w:noProof/>
           <w:sz w:val="28"/>
           <w:szCs w:val="28"/>
         </w:rPr>
@@ -3966,7 +3966,7 @@
                     <pic:cNvPicPr/>
                   </pic:nvPicPr>
                   <pic:blipFill>
-                    <a:blip r:embed="rId16"/>
+                    <a:blip r:embed="rId17"/>
                     <a:stretch>
                       <a:fillRect/>
                     </a:stretch>
@@ -3997,6 +3997,7 @@
       </w:pPr>
       <w:r>
         <w:rPr>
+          <w:noProof/>
           <w:sz w:val="28"/>
           <w:szCs w:val="28"/>
         </w:rPr>
@@ -4016,7 +4017,7 @@
                     <pic:cNvPicPr/>
                   </pic:nvPicPr>
                   <pic:blipFill>
-                    <a:blip r:embed="rId17"/>
+                    <a:blip r:embed="rId18"/>
                     <a:stretch>
                       <a:fillRect/>
                     </a:stretch>
@@ -4083,13 +4084,13 @@
       <w:pPr>
         <w:spacing w:beforeLines="100" w:before="312"/>
         <w:rPr>
-          <w:rFonts w:hint="eastAsia"/>
-          <w:sz w:val="28"/>
-          <w:szCs w:val="28"/>
-        </w:rPr>
-      </w:pPr>
-      <w:r>
-        <w:rPr>
+          <w:sz w:val="28"/>
+          <w:szCs w:val="28"/>
+        </w:rPr>
+      </w:pPr>
+      <w:r>
+        <w:rPr>
+          <w:noProof/>
           <w:sz w:val="28"/>
           <w:szCs w:val="28"/>
         </w:rPr>
@@ -4110,7 +4111,7 @@
                     <pic:cNvPicPr/>
                   </pic:nvPicPr>
                   <pic:blipFill>
-                    <a:blip r:embed="rId18"/>
+                    <a:blip r:embed="rId19"/>
                     <a:stretch>
                       <a:fillRect/>
                     </a:stretch>
@@ -4142,6 +4143,7 @@
       </w:pPr>
       <w:r>
         <w:rPr>
+          <w:noProof/>
           <w:sz w:val="28"/>
           <w:szCs w:val="28"/>
         </w:rPr>
@@ -4161,7 +4163,7 @@
                     <pic:cNvPicPr/>
                   </pic:nvPicPr>
                   <pic:blipFill>
-                    <a:blip r:embed="rId19"/>
+                    <a:blip r:embed="rId20"/>
                     <a:stretch>
                       <a:fillRect/>
                     </a:stretch>
@@ -4215,51 +4217,20 @@
           <w:sz w:val="24"/>
         </w:rPr>
         <w:lastRenderedPageBreak/>
-        <w:t xml:space="preserve">展示了各文体特征变量与目标变量 NCC 之间的全局分布特征。通过对角线的直方图观察可知，除 NCC 外，其余语言学指标均呈现出明显的正态分布趋势，说明样本数据具备较好的统计学代表性。在非对角线的两两特征相关性散点图中，各指标点群分布呈发散状，未表现出明显的线性相关性，这表明本项目选取的 6 </w:t>
-      </w:r>
-      <w:proofErr w:type="gramStart"/>
-      <w:r>
-        <w:rPr>
-          <w:rFonts w:ascii="宋体" w:hAnsi="宋体"/>
-          <w:sz w:val="24"/>
-        </w:rPr>
-        <w:t>个</w:t>
-      </w:r>
-      <w:proofErr w:type="gramEnd"/>
-      <w:r>
-        <w:rPr>
-          <w:rFonts w:ascii="宋体" w:hAnsi="宋体"/>
-          <w:sz w:val="24"/>
-        </w:rPr>
-        <w:t>文体指标在特征工程上保持了良好的独立性，排除了多重共线性对后续算法回归计算可能产生的干扰。同时，底部 NCC 变量的长尾分布特征，也进一步验证了我们进行</w:t>
-      </w:r>
-      <w:proofErr w:type="gramStart"/>
-      <w:r>
-        <w:rPr>
-          <w:rFonts w:ascii="宋体" w:hAnsi="宋体"/>
-          <w:sz w:val="24"/>
-        </w:rPr>
-        <w:t>二值化处理</w:t>
-      </w:r>
-      <w:proofErr w:type="gramEnd"/>
-      <w:r>
-        <w:rPr>
-          <w:rFonts w:ascii="宋体" w:hAnsi="宋体"/>
-          <w:sz w:val="24"/>
-        </w:rPr>
-        <w:t>以提升决策树分类稳定性的必要性。</w:t>
-      </w:r>
-    </w:p>
-    <w:p>
-      <w:pPr>
-        <w:spacing w:beforeLines="100" w:before="312"/>
-        <w:rPr>
-          <w:sz w:val="28"/>
-          <w:szCs w:val="28"/>
-        </w:rPr>
-      </w:pPr>
-      <w:r>
-        <w:rPr>
+        <w:t>展示了各文体特征变量与目标变量 NCC 之间的全局分布特征。通过对角线的直方图观察可知，除 NCC 外，其余语言学指标均呈现出明显的正态分布趋势，说明样本数据具备较好的统计学代表性。在非对角线的两两特征相关性散点图中，各指标点群分布呈发散状，未表现出明显的线性相关性，这表明本项目选取的 6 个文体指标在特征工程上保持了良好的独立性，排除了多重共线性对后续算法回归计算可能产生的干扰。同时，底部 NCC 变量的长尾分布特征，也进一步验证了我们进行二值化处理以提升决策树分类稳定性的必要性。</w:t>
+      </w:r>
+    </w:p>
+    <w:p>
+      <w:pPr>
+        <w:spacing w:beforeLines="100" w:before="312"/>
+        <w:rPr>
+          <w:sz w:val="28"/>
+          <w:szCs w:val="28"/>
+        </w:rPr>
+      </w:pPr>
+      <w:r>
+        <w:rPr>
+          <w:noProof/>
           <w:sz w:val="28"/>
           <w:szCs w:val="28"/>
         </w:rPr>
@@ -4279,7 +4250,7 @@
                     <pic:cNvPicPr/>
                   </pic:nvPicPr>
                   <pic:blipFill>
-                    <a:blip r:embed="rId20"/>
+                    <a:blip r:embed="rId21"/>
                     <a:stretch>
                       <a:fillRect/>
                     </a:stretch>
@@ -4311,6 +4282,7 @@
       </w:pPr>
       <w:r>
         <w:rPr>
+          <w:noProof/>
           <w:sz w:val="28"/>
           <w:szCs w:val="28"/>
         </w:rPr>
@@ -4330,7 +4302,7 @@
                     <pic:cNvPicPr/>
                   </pic:nvPicPr>
                   <pic:blipFill>
-                    <a:blip r:embed="rId21"/>
+                    <a:blip r:embed="rId22"/>
                     <a:stretch>
                       <a:fillRect/>
                     </a:stretch>
@@ -4389,7 +4361,7 @@
         <w:spacing w:beforeLines="100" w:before="312"/>
         <w:ind w:firstLineChars="200" w:firstLine="480"/>
         <w:rPr>
-          <w:rFonts w:ascii="宋体" w:hAnsi="宋体" w:hint="eastAsia"/>
+          <w:rFonts w:ascii="宋体" w:hAnsi="宋体"/>
           <w:sz w:val="24"/>
         </w:rPr>
       </w:pPr>
@@ -4405,8 +4377,17 @@
     <w:p>
       <w:pPr>
         <w:spacing w:beforeLines="100" w:before="312"/>
-        <w:rPr>
-          <w:rFonts w:hint="eastAsia"/>
+        <w:ind w:firstLineChars="200" w:firstLine="480"/>
+        <w:rPr>
+          <w:rFonts w:ascii="宋体" w:hAnsi="宋体" w:hint="eastAsia"/>
+          <w:sz w:val="24"/>
+        </w:rPr>
+      </w:pPr>
+    </w:p>
+    <w:p>
+      <w:pPr>
+        <w:spacing w:beforeLines="100" w:before="312"/>
+        <w:rPr>
           <w:sz w:val="28"/>
           <w:szCs w:val="28"/>
         </w:rPr>
@@ -4482,6 +4463,15 @@
       <w:pPr>
         <w:spacing w:beforeLines="100" w:before="312"/>
         <w:rPr>
+          <w:rFonts w:ascii="宋体" w:hAnsi="宋体" w:hint="eastAsia"/>
+          <w:sz w:val="24"/>
+        </w:rPr>
+      </w:pPr>
+    </w:p>
+    <w:p>
+      <w:pPr>
+        <w:spacing w:beforeLines="100" w:before="312"/>
+        <w:rPr>
           <w:rFonts w:ascii="宋体" w:hAnsi="宋体"/>
           <w:sz w:val="24"/>
         </w:rPr>
@@ -4498,6 +4488,15 @@
       <w:pPr>
         <w:spacing w:beforeLines="100" w:before="312"/>
         <w:rPr>
+          <w:rFonts w:ascii="宋体" w:hAnsi="宋体" w:hint="eastAsia"/>
+          <w:sz w:val="24"/>
+        </w:rPr>
+      </w:pPr>
+    </w:p>
+    <w:p>
+      <w:pPr>
+        <w:spacing w:beforeLines="100" w:before="312"/>
+        <w:rPr>
           <w:rFonts w:ascii="宋体" w:hAnsi="宋体"/>
           <w:sz w:val="24"/>
         </w:rPr>
@@ -4514,6 +4513,435 @@
       <w:pPr>
         <w:spacing w:beforeLines="100" w:before="312"/>
         <w:rPr>
+          <w:rFonts w:ascii="宋体" w:hAnsi="宋体" w:hint="eastAsia"/>
+          <w:sz w:val="24"/>
+        </w:rPr>
+      </w:pPr>
+      <w:r>
+        <w:rPr>
+          <w:rFonts w:ascii="宋体" w:hAnsi="宋体"/>
+          <w:sz w:val="24"/>
+        </w:rPr>
+        <w:drawing>
+          <wp:inline distT="0" distB="0" distL="0" distR="0" wp14:anchorId="026F0B7A" wp14:editId="0A80EE89">
+            <wp:extent cx="5278120" cy="3362325"/>
+            <wp:effectExtent l="0" t="0" r="0" b="9525"/>
+            <wp:docPr id="1132199908" name="图片 1"/>
+            <wp:cNvGraphicFramePr>
+              <a:graphicFrameLocks xmlns:a="http://schemas.openxmlformats.org/drawingml/2006/main" noChangeAspect="1"/>
+            </wp:cNvGraphicFramePr>
+            <a:graphic xmlns:a="http://schemas.openxmlformats.org/drawingml/2006/main">
+              <a:graphicData uri="http://schemas.openxmlformats.org/drawingml/2006/picture">
+                <pic:pic xmlns:pic="http://schemas.openxmlformats.org/drawingml/2006/picture">
+                  <pic:nvPicPr>
+                    <pic:cNvPr id="1132199908" name=""/>
+                    <pic:cNvPicPr/>
+                  </pic:nvPicPr>
+                  <pic:blipFill>
+                    <a:blip r:embed="rId23"/>
+                    <a:stretch>
+                      <a:fillRect/>
+                    </a:stretch>
+                  </pic:blipFill>
+                  <pic:spPr>
+                    <a:xfrm>
+                      <a:off x="0" y="0"/>
+                      <a:ext cx="5278120" cy="3362325"/>
+                    </a:xfrm>
+                    <a:prstGeom prst="rect">
+                      <a:avLst/>
+                    </a:prstGeom>
+                  </pic:spPr>
+                </pic:pic>
+              </a:graphicData>
+            </a:graphic>
+          </wp:inline>
+        </w:drawing>
+      </w:r>
+    </w:p>
+    <w:p>
+      <w:pPr>
+        <w:spacing w:beforeLines="100" w:before="312"/>
+        <w:rPr>
+          <w:rFonts w:ascii="宋体" w:hAnsi="宋体" w:hint="eastAsia"/>
+          <w:sz w:val="24"/>
+        </w:rPr>
+      </w:pPr>
+      <w:r>
+        <w:rPr>
+          <w:rFonts w:ascii="宋体" w:hAnsi="宋体"/>
+          <w:sz w:val="24"/>
+        </w:rPr>
+        <w:lastRenderedPageBreak/>
+        <w:drawing>
+          <wp:inline distT="0" distB="0" distL="0" distR="0" wp14:anchorId="73A0BA23" wp14:editId="0E502BD4">
+            <wp:extent cx="5278120" cy="3578860"/>
+            <wp:effectExtent l="0" t="0" r="0" b="2540"/>
+            <wp:docPr id="1920271613" name="图片 1"/>
+            <wp:cNvGraphicFramePr>
+              <a:graphicFrameLocks xmlns:a="http://schemas.openxmlformats.org/drawingml/2006/main" noChangeAspect="1"/>
+            </wp:cNvGraphicFramePr>
+            <a:graphic xmlns:a="http://schemas.openxmlformats.org/drawingml/2006/main">
+              <a:graphicData uri="http://schemas.openxmlformats.org/drawingml/2006/picture">
+                <pic:pic xmlns:pic="http://schemas.openxmlformats.org/drawingml/2006/picture">
+                  <pic:nvPicPr>
+                    <pic:cNvPr id="1920271613" name=""/>
+                    <pic:cNvPicPr/>
+                  </pic:nvPicPr>
+                  <pic:blipFill>
+                    <a:blip r:embed="rId24"/>
+                    <a:stretch>
+                      <a:fillRect/>
+                    </a:stretch>
+                  </pic:blipFill>
+                  <pic:spPr>
+                    <a:xfrm>
+                      <a:off x="0" y="0"/>
+                      <a:ext cx="5278120" cy="3578860"/>
+                    </a:xfrm>
+                    <a:prstGeom prst="rect">
+                      <a:avLst/>
+                    </a:prstGeom>
+                  </pic:spPr>
+                </pic:pic>
+              </a:graphicData>
+            </a:graphic>
+          </wp:inline>
+        </w:drawing>
+      </w:r>
+    </w:p>
+    <w:p>
+      <w:pPr>
+        <w:spacing w:beforeLines="100" w:before="312"/>
+        <w:rPr>
+          <w:sz w:val="28"/>
+          <w:szCs w:val="28"/>
+        </w:rPr>
+      </w:pPr>
+      <w:r>
+        <w:rPr>
+          <w:sz w:val="28"/>
+          <w:szCs w:val="28"/>
+        </w:rPr>
+        <w:t>图中</w:t>
+      </w:r>
+      <w:r>
+        <w:rPr>
+          <w:sz w:val="28"/>
+          <w:szCs w:val="28"/>
+        </w:rPr>
+        <w:t xml:space="preserve"> corrosion</w:t>
+      </w:r>
+      <w:r>
+        <w:rPr>
+          <w:sz w:val="28"/>
+          <w:szCs w:val="28"/>
+        </w:rPr>
+        <w:t>（腐蚀）、</w:t>
+      </w:r>
+      <w:r>
+        <w:rPr>
+          <w:sz w:val="28"/>
+          <w:szCs w:val="28"/>
+        </w:rPr>
+        <w:t>inhibition</w:t>
+      </w:r>
+      <w:r>
+        <w:rPr>
+          <w:sz w:val="28"/>
+          <w:szCs w:val="28"/>
+        </w:rPr>
+        <w:t>（抑制）、</w:t>
+      </w:r>
+      <w:r>
+        <w:rPr>
+          <w:sz w:val="28"/>
+          <w:szCs w:val="28"/>
+        </w:rPr>
+        <w:t>inhibitor</w:t>
+      </w:r>
+      <w:r>
+        <w:rPr>
+          <w:sz w:val="28"/>
+          <w:szCs w:val="28"/>
+        </w:rPr>
+        <w:t>（抑制剂）、</w:t>
+      </w:r>
+      <w:r>
+        <w:rPr>
+          <w:sz w:val="28"/>
+          <w:szCs w:val="28"/>
+        </w:rPr>
+        <w:t>steel</w:t>
+      </w:r>
+      <w:r>
+        <w:rPr>
+          <w:sz w:val="28"/>
+          <w:szCs w:val="28"/>
+        </w:rPr>
+        <w:t>（钢）、</w:t>
+      </w:r>
+      <w:r>
+        <w:rPr>
+          <w:sz w:val="28"/>
+          <w:szCs w:val="28"/>
+        </w:rPr>
+        <w:t>aqueous</w:t>
+      </w:r>
+      <w:r>
+        <w:rPr>
+          <w:sz w:val="28"/>
+          <w:szCs w:val="28"/>
+        </w:rPr>
+        <w:t>（水相）等词汇占据了最显著的中心位置。这说明我们爬取的论文样本库主要聚焦在金属腐蚀与防护领域，特别是针对腐蚀抑制剂的研究。这证明了我们的数据采集策略是非常精准的，没有偏离目标领域。</w:t>
+      </w:r>
+    </w:p>
+    <w:p>
+      <w:pPr>
+        <w:spacing w:beforeLines="100" w:before="312"/>
+        <w:ind w:firstLineChars="200" w:firstLine="560"/>
+        <w:rPr>
+          <w:sz w:val="28"/>
+          <w:szCs w:val="28"/>
+        </w:rPr>
+      </w:pPr>
+      <w:r>
+        <w:rPr>
+          <w:sz w:val="28"/>
+          <w:szCs w:val="28"/>
+        </w:rPr>
+        <w:t>词云中出现了</w:t>
+      </w:r>
+      <w:r>
+        <w:rPr>
+          <w:sz w:val="28"/>
+          <w:szCs w:val="28"/>
+        </w:rPr>
+        <w:t xml:space="preserve"> mild</w:t>
+      </w:r>
+      <w:r>
+        <w:rPr>
+          <w:sz w:val="28"/>
+          <w:szCs w:val="28"/>
+        </w:rPr>
+        <w:t>（低碳</w:t>
+      </w:r>
+      <w:r>
+        <w:rPr>
+          <w:sz w:val="28"/>
+          <w:szCs w:val="28"/>
+        </w:rPr>
+        <w:t>/</w:t>
+      </w:r>
+      <w:r>
+        <w:rPr>
+          <w:sz w:val="28"/>
+          <w:szCs w:val="28"/>
+        </w:rPr>
+        <w:t>温和）、</w:t>
+      </w:r>
+      <w:r>
+        <w:rPr>
+          <w:sz w:val="28"/>
+          <w:szCs w:val="28"/>
+        </w:rPr>
+        <w:t>carbon</w:t>
+      </w:r>
+      <w:r>
+        <w:rPr>
+          <w:sz w:val="28"/>
+          <w:szCs w:val="28"/>
+        </w:rPr>
+        <w:t>（碳）、</w:t>
+      </w:r>
+      <w:r>
+        <w:rPr>
+          <w:sz w:val="28"/>
+          <w:szCs w:val="28"/>
+        </w:rPr>
+        <w:t>acid</w:t>
+      </w:r>
+      <w:r>
+        <w:rPr>
+          <w:sz w:val="28"/>
+          <w:szCs w:val="28"/>
+        </w:rPr>
+        <w:t>（酸性）等词汇。这揭示了该领域的研究重心</w:t>
+      </w:r>
+      <w:r>
+        <w:rPr>
+          <w:sz w:val="28"/>
+          <w:szCs w:val="28"/>
+        </w:rPr>
+        <w:t>——</w:t>
+      </w:r>
+      <w:r>
+        <w:rPr>
+          <w:sz w:val="28"/>
+          <w:szCs w:val="28"/>
+        </w:rPr>
+        <w:t>即研究不同环境（如酸性介质）下，金属（特别是碳钢）的腐蚀行为及其防护方案。这些高频词反映了该学术圈最关注的实验环境。</w:t>
+      </w:r>
+    </w:p>
+    <w:p>
+      <w:pPr>
+        <w:spacing w:beforeLines="100" w:before="312"/>
+        <w:ind w:firstLineChars="200" w:firstLine="560"/>
+        <w:rPr>
+          <w:sz w:val="28"/>
+          <w:szCs w:val="28"/>
+        </w:rPr>
+      </w:pPr>
+      <w:r>
+        <w:rPr>
+          <w:sz w:val="28"/>
+          <w:szCs w:val="28"/>
+        </w:rPr>
+        <w:t>词云中还包含了</w:t>
+      </w:r>
+      <w:r>
+        <w:rPr>
+          <w:sz w:val="28"/>
+          <w:szCs w:val="28"/>
+        </w:rPr>
+        <w:t xml:space="preserve"> synergistic</w:t>
+      </w:r>
+      <w:r>
+        <w:rPr>
+          <w:sz w:val="28"/>
+          <w:szCs w:val="28"/>
+        </w:rPr>
+        <w:t>（协同的）、</w:t>
+      </w:r>
+      <w:r>
+        <w:rPr>
+          <w:sz w:val="28"/>
+          <w:szCs w:val="28"/>
+        </w:rPr>
+        <w:t>adsorption</w:t>
+      </w:r>
+      <w:r>
+        <w:rPr>
+          <w:sz w:val="28"/>
+          <w:szCs w:val="28"/>
+        </w:rPr>
+        <w:t>（吸附）、</w:t>
+      </w:r>
+      <w:r>
+        <w:rPr>
+          <w:sz w:val="28"/>
+          <w:szCs w:val="28"/>
+        </w:rPr>
+        <w:t>mechanism</w:t>
+      </w:r>
+      <w:r>
+        <w:rPr>
+          <w:sz w:val="28"/>
+          <w:szCs w:val="28"/>
+        </w:rPr>
+        <w:t>（机理）、</w:t>
+      </w:r>
+      <w:r>
+        <w:rPr>
+          <w:sz w:val="28"/>
+          <w:szCs w:val="28"/>
+        </w:rPr>
+        <w:t>electrochemical</w:t>
+      </w:r>
+      <w:r>
+        <w:rPr>
+          <w:sz w:val="28"/>
+          <w:szCs w:val="28"/>
+        </w:rPr>
+        <w:t>（电化学）等高频学术词汇。这些</w:t>
+      </w:r>
+      <w:r>
+        <w:rPr>
+          <w:sz w:val="28"/>
+          <w:szCs w:val="28"/>
+        </w:rPr>
+        <w:lastRenderedPageBreak/>
+        <w:t>词反映了该领域论文的研究方法论</w:t>
+      </w:r>
+      <w:r>
+        <w:rPr>
+          <w:sz w:val="28"/>
+          <w:szCs w:val="28"/>
+        </w:rPr>
+        <w:t>——</w:t>
+      </w:r>
+      <w:r>
+        <w:rPr>
+          <w:sz w:val="28"/>
+          <w:szCs w:val="28"/>
+        </w:rPr>
+        <w:t>即通过电化学手段分析吸附机理，并探讨多种抑制剂之间的协同效应。这说明该研究群体高度依赖实验数据论证，并倾向于深挖微观作用机制。</w:t>
+      </w:r>
+    </w:p>
+    <w:p>
+      <w:pPr>
+        <w:spacing w:beforeLines="100" w:before="312"/>
+        <w:ind w:firstLineChars="200" w:firstLine="560"/>
+        <w:rPr>
+          <w:rFonts w:hint="eastAsia"/>
+          <w:sz w:val="28"/>
+          <w:szCs w:val="28"/>
+        </w:rPr>
+      </w:pPr>
+      <w:r>
+        <w:rPr>
+          <w:sz w:val="28"/>
+          <w:szCs w:val="28"/>
+        </w:rPr>
+        <w:t>该领域的核心研究逻辑</w:t>
+      </w:r>
+      <w:r>
+        <w:rPr>
+          <w:sz w:val="28"/>
+          <w:szCs w:val="28"/>
+        </w:rPr>
+        <w:t>——</w:t>
+      </w:r>
+      <w:r>
+        <w:rPr>
+          <w:sz w:val="28"/>
+          <w:szCs w:val="28"/>
+        </w:rPr>
+        <w:t>即侧重于吸附机制探讨（</w:t>
+      </w:r>
+      <w:r>
+        <w:rPr>
+          <w:sz w:val="28"/>
+          <w:szCs w:val="28"/>
+        </w:rPr>
+        <w:t>adsorption mechanism</w:t>
+      </w:r>
+      <w:r>
+        <w:rPr>
+          <w:sz w:val="28"/>
+          <w:szCs w:val="28"/>
+        </w:rPr>
+        <w:t>）和电化学性能评估（</w:t>
+      </w:r>
+      <w:r>
+        <w:rPr>
+          <w:sz w:val="28"/>
+          <w:szCs w:val="28"/>
+        </w:rPr>
+        <w:t>electrochemical</w:t>
+      </w:r>
+      <w:r>
+        <w:rPr>
+          <w:sz w:val="28"/>
+          <w:szCs w:val="28"/>
+        </w:rPr>
+        <w:t>）。</w:t>
+      </w:r>
+    </w:p>
+    <w:p>
+      <w:pPr>
+        <w:spacing w:beforeLines="100" w:before="312"/>
+        <w:rPr>
           <w:sz w:val="28"/>
           <w:szCs w:val="28"/>
         </w:rPr>
@@ -4554,23 +4982,7 @@
           <w:rFonts w:ascii="宋体" w:hAnsi="宋体"/>
           <w:sz w:val="24"/>
         </w:rPr>
-        <w:t>通过决策树算法定量评估，我们发现术语密度（JD）对论文规范化引用次数（NCC）的贡献度高达 43.3%，在所有文体指标中具有决定性作用。这充分说明，在当前的学术环境下，摘要内容是否具备足够的专业度与信息增量，是决定论文能否获得高引用的</w:t>
-      </w:r>
-      <w:proofErr w:type="gramStart"/>
-      <w:r>
-        <w:rPr>
-          <w:rFonts w:ascii="宋体" w:hAnsi="宋体"/>
-          <w:sz w:val="24"/>
-        </w:rPr>
-        <w:t>最</w:t>
-      </w:r>
-      <w:proofErr w:type="gramEnd"/>
-      <w:r>
-        <w:rPr>
-          <w:rFonts w:ascii="宋体" w:hAnsi="宋体"/>
-          <w:sz w:val="24"/>
-        </w:rPr>
-        <w:t>关键因素。模型计算结果明确显示，平均句长（ASL）对论文的最终引用贡献度几乎为零。这彻底打破了“句子越长越高级、越能带来引用”的传统主观误区。研究表明，盲目追求冗长的语法结构不仅无法提升学术价值，反而可能因为增加了阅读门槛，降低了论文的传播效率。通过模型可视化分析，我们明确了高引用论文在术语密度、词汇高级度等维度的分布特征。这表明，同学们在撰写大作业或学术论文摘要时，应优先保证核心术语的覆盖密度，并采用精炼、高信息密度的表述方式，而非刻意堆砌句式。这种数据驱动的写作优化逻辑，能够有效帮助科研成果在海量文献中更快速地脱颖而出。</w:t>
+        <w:t>通过决策树算法定量评估，我们发现术语密度（JD）对论文规范化引用次数（NCC）的贡献度高达 43.3%，在所有文体指标中具有决定性作用。这充分说明，在当前的学术环境下，摘要内容是否具备足够的专业度与信息增量，是决定论文能否获得高引用的最关键因素。模型计算结果明确显示，平均句长（ASL）对论文的最终引用贡献度几乎为零。这彻底打破了“句子越长越高级、越能带来引用”的传统主观误区。研究表明，盲目追求冗长的语法结构不仅无法提升学术价值，反而可能因为增加了阅读门槛，降低了论文的传播效率。通过模型可视化分析，我们明确了高引用论文在术语密度、词汇高级度等维度的分布特征。这表明，同学们在撰写大作业或学术论文摘要时，应优先保证核心术语的覆盖密度，并采用精炼、高信息密度的表述方式，而非刻意堆砌句式。这种数据驱动的写作优化逻辑，能够有效帮助科研成果在海量文献中更快速地脱颖而出。</w:t>
       </w:r>
     </w:p>
     <w:p>
@@ -4597,8 +5009,7 @@
           <w:szCs w:val="28"/>
         </w:rPr>
       </w:pPr>
-      <w:bookmarkStart w:id="5" w:name="OLE_LINK1"/>
-      <w:proofErr w:type="gramStart"/>
+      <w:bookmarkStart w:id="6" w:name="OLE_LINK1"/>
       <w:r>
         <w:rPr>
           <w:rFonts w:hint="eastAsia"/>
@@ -4608,8 +5019,7 @@
         <w:lastRenderedPageBreak/>
         <w:t>一</w:t>
       </w:r>
-      <w:bookmarkEnd w:id="5"/>
-      <w:proofErr w:type="gramEnd"/>
+      <w:bookmarkEnd w:id="6"/>
       <w:r>
         <w:rPr>
           <w:rFonts w:hint="eastAsia"/>
@@ -4775,7 +5185,7 @@
     <w:p/>
     <w:p/>
     <w:p>
-      <w:bookmarkStart w:id="6" w:name="OLE_LINK2"/>
+      <w:bookmarkStart w:id="7" w:name="OLE_LINK2"/>
       <w:r>
         <w:rPr>
           <w:rFonts w:hint="eastAsia"/>
@@ -4798,7 +5208,7 @@
         <w:t>数据集信息</w:t>
       </w:r>
     </w:p>
-    <w:bookmarkEnd w:id="6"/>
+    <w:bookmarkEnd w:id="7"/>
     <w:p/>
     <w:p>
       <w:r>
@@ -5562,6 +5972,7 @@
   <w:style w:type="character" w:default="1" w:styleId="a0">
     <w:name w:val="Default Paragraph Font"/>
     <w:uiPriority w:val="1"/>
+    <w:semiHidden/>
     <w:unhideWhenUsed/>
   </w:style>
   <w:style w:type="table" w:default="1" w:styleId="a1">

--- a/项目报告.docx
+++ b/项目报告.docx
@@ -252,6 +252,7 @@
         <w:snapToGrid w:val="0"/>
         <w:spacing w:line="360" w:lineRule="auto"/>
         <w:ind w:rightChars="1035" w:right="2173" w:firstLineChars="281" w:firstLine="899"/>
+        <w:jc w:val="center"/>
         <w:rPr>
           <w:rFonts w:ascii="华文宋体" w:eastAsia="华文宋体" w:hAnsi="华文宋体" w:hint="eastAsia"/>
         </w:rPr>
@@ -471,14 +472,68 @@
               <w:spacing w:line="360" w:lineRule="auto"/>
               <w:ind w:rightChars="1035" w:right="2173" w:firstLineChars="0" w:firstLine="0"/>
               <w:rPr>
+                <w:rFonts w:ascii="华文宋体" w:eastAsia="华文宋体" w:hAnsi="华文宋体"/>
+              </w:rPr>
+            </w:pPr>
+            <w:r>
+              <w:rPr>
                 <w:rFonts w:ascii="华文宋体" w:eastAsia="华文宋体" w:hAnsi="华文宋体" w:hint="eastAsia"/>
               </w:rPr>
+              <w:t>2535050218</w:t>
+            </w:r>
+            <w:r>
+              <w:rPr>
+                <w:rFonts w:ascii="华文宋体" w:eastAsia="华文宋体" w:hAnsi="华文宋体" w:hint="eastAsia"/>
+              </w:rPr>
+              <w:t xml:space="preserve">石洪旭 </w:t>
+            </w:r>
+          </w:p>
+          <w:p>
+            <w:pPr>
+              <w:pStyle w:val="a7"/>
+              <w:adjustRightInd w:val="0"/>
+              <w:snapToGrid w:val="0"/>
+              <w:spacing w:line="360" w:lineRule="auto"/>
+              <w:ind w:rightChars="1035" w:right="2173" w:firstLineChars="0" w:firstLine="0"/>
+              <w:rPr>
+                <w:rFonts w:ascii="华文宋体" w:eastAsia="华文宋体" w:hAnsi="华文宋体"/>
+              </w:rPr>
             </w:pPr>
             <w:r>
               <w:rPr>
                 <w:rFonts w:ascii="华文宋体" w:eastAsia="华文宋体" w:hAnsi="华文宋体" w:hint="eastAsia"/>
               </w:rPr>
-              <w:t>石洪旭 王淳 王俊杰</w:t>
+              <w:t>2535050219</w:t>
+            </w:r>
+            <w:r>
+              <w:rPr>
+                <w:rFonts w:ascii="华文宋体" w:eastAsia="华文宋体" w:hAnsi="华文宋体" w:hint="eastAsia"/>
+              </w:rPr>
+              <w:t xml:space="preserve">王淳 </w:t>
+            </w:r>
+          </w:p>
+          <w:p>
+            <w:pPr>
+              <w:pStyle w:val="a7"/>
+              <w:adjustRightInd w:val="0"/>
+              <w:snapToGrid w:val="0"/>
+              <w:spacing w:line="360" w:lineRule="auto"/>
+              <w:ind w:rightChars="1035" w:right="2173" w:firstLineChars="0" w:firstLine="0"/>
+              <w:rPr>
+                <w:rFonts w:ascii="华文宋体" w:eastAsia="华文宋体" w:hAnsi="华文宋体" w:hint="eastAsia"/>
+              </w:rPr>
+            </w:pPr>
+            <w:r>
+              <w:rPr>
+                <w:rFonts w:ascii="华文宋体" w:eastAsia="华文宋体" w:hAnsi="华文宋体" w:hint="eastAsia"/>
+              </w:rPr>
+              <w:t>2535050220</w:t>
+            </w:r>
+            <w:r>
+              <w:rPr>
+                <w:rFonts w:ascii="华文宋体" w:eastAsia="华文宋体" w:hAnsi="华文宋体" w:hint="eastAsia"/>
+              </w:rPr>
+              <w:t>王俊杰</w:t>
             </w:r>
           </w:p>
         </w:tc>
@@ -598,7 +653,13 @@
               <w:rPr>
                 <w:rFonts w:ascii="华文宋体" w:eastAsia="华文宋体" w:hAnsi="华文宋体" w:hint="eastAsia"/>
               </w:rPr>
-              <w:t>2026.06.13</w:t>
+              <w:t>2026.06.1</w:t>
+            </w:r>
+            <w:r>
+              <w:rPr>
+                <w:rFonts w:ascii="华文宋体" w:eastAsia="华文宋体" w:hAnsi="华文宋体" w:hint="eastAsia"/>
+              </w:rPr>
+              <w:t>8</w:t>
             </w:r>
           </w:p>
         </w:tc>
@@ -675,48 +736,8 @@
       <w:pPr>
         <w:adjustRightInd w:val="0"/>
         <w:snapToGrid w:val="0"/>
-        <w:spacing w:line="360" w:lineRule="auto"/>
-        <w:jc w:val="center"/>
-        <w:rPr>
-          <w:b/>
-          <w:bCs/>
-          <w:sz w:val="30"/>
-        </w:rPr>
-      </w:pPr>
-    </w:p>
-    <w:p>
-      <w:pPr>
-        <w:adjustRightInd w:val="0"/>
-        <w:snapToGrid w:val="0"/>
-        <w:spacing w:line="360" w:lineRule="auto"/>
-        <w:jc w:val="center"/>
-        <w:rPr>
-          <w:b/>
-          <w:bCs/>
-          <w:sz w:val="30"/>
-        </w:rPr>
-      </w:pPr>
-    </w:p>
-    <w:p>
-      <w:pPr>
-        <w:adjustRightInd w:val="0"/>
-        <w:snapToGrid w:val="0"/>
-        <w:spacing w:line="360" w:lineRule="auto"/>
-        <w:jc w:val="center"/>
-        <w:rPr>
-          <w:b/>
-          <w:bCs/>
-          <w:sz w:val="30"/>
-        </w:rPr>
-      </w:pPr>
-    </w:p>
-    <w:p>
-      <w:pPr>
-        <w:adjustRightInd w:val="0"/>
-        <w:snapToGrid w:val="0"/>
-        <w:ind w:left="1"/>
-        <w:jc w:val="center"/>
-        <w:rPr>
+        <w:rPr>
+          <w:rFonts w:hint="eastAsia"/>
           <w:bCs/>
           <w:sz w:val="30"/>
         </w:rPr>
@@ -755,477 +776,32 @@
       <w:pPr>
         <w:adjustRightInd w:val="0"/>
         <w:snapToGrid w:val="0"/>
-        <w:ind w:left="1"/>
+        <w:spacing w:line="480" w:lineRule="auto"/>
+        <w:ind w:firstLineChars="200" w:firstLine="480"/>
         <w:jc w:val="left"/>
         <w:rPr>
           <w:bCs/>
-          <w:szCs w:val="21"/>
+          <w:sz w:val="24"/>
         </w:rPr>
       </w:pPr>
       <w:r>
         <w:rPr>
           <w:rFonts w:hint="eastAsia"/>
           <w:bCs/>
-          <w:sz w:val="30"/>
-        </w:rPr>
-        <w:t xml:space="preserve">   </w:t>
-      </w:r>
-      <w:bookmarkStart w:id="0" w:name="OLE_LINK10"/>
-      <w:r>
-        <w:rPr>
-          <w:rFonts w:hint="eastAsia"/>
-          <w:bCs/>
-          <w:szCs w:val="21"/>
-        </w:rPr>
-        <w:t xml:space="preserve"> </w:t>
-      </w:r>
-      <w:r>
-        <w:rPr>
-          <w:rFonts w:hint="eastAsia"/>
-          <w:bCs/>
-          <w:szCs w:val="21"/>
-        </w:rPr>
-        <w:t>现代人除了看传统论文引用次数来评估文章好坏之外，还习惯通过社交媒体、</w:t>
-      </w:r>
-      <w:proofErr w:type="gramStart"/>
-      <w:r>
-        <w:rPr>
-          <w:rFonts w:hint="eastAsia"/>
-          <w:bCs/>
-          <w:szCs w:val="21"/>
-        </w:rPr>
-        <w:t>网络博客等</w:t>
-      </w:r>
-      <w:proofErr w:type="gramEnd"/>
-      <w:r>
-        <w:rPr>
-          <w:rFonts w:hint="eastAsia"/>
-          <w:bCs/>
-          <w:szCs w:val="21"/>
-        </w:rPr>
-        <w:t>平台来了解最新的科研成果。这种网络关注度（</w:t>
-      </w:r>
-      <w:proofErr w:type="spellStart"/>
-      <w:r>
-        <w:rPr>
-          <w:rFonts w:hint="eastAsia"/>
-          <w:bCs/>
-          <w:szCs w:val="21"/>
-        </w:rPr>
-        <w:t>Altmetrics</w:t>
-      </w:r>
-      <w:proofErr w:type="spellEnd"/>
-      <w:r>
-        <w:rPr>
-          <w:rFonts w:hint="eastAsia"/>
-          <w:bCs/>
-          <w:szCs w:val="21"/>
-        </w:rPr>
-        <w:t>）具有信息传播快、范围广的特点，能快速反映学术成果的社会影响力。当代大学生和科研人员除了利用网络获取信息、完成期末大作业之外，还有很大一部分人在撰写论文摘要时全凭主观经验，不知道什么样的语言风格在网上更容易被转发和关注，这在一定程度上增加了学术写作的盲目性。我们组对大规模的学术期刊论文数据资源（</w:t>
-      </w:r>
-      <w:r>
-        <w:rPr>
-          <w:rFonts w:hint="eastAsia"/>
-          <w:bCs/>
-          <w:szCs w:val="21"/>
-        </w:rPr>
-        <w:t>DATA.csv</w:t>
-      </w:r>
-      <w:r>
-        <w:rPr>
-          <w:rFonts w:hint="eastAsia"/>
-          <w:bCs/>
-          <w:szCs w:val="21"/>
-        </w:rPr>
-        <w:t>）进行</w:t>
-      </w:r>
-      <w:proofErr w:type="gramStart"/>
-      <w:r>
-        <w:rPr>
-          <w:rFonts w:hint="eastAsia"/>
-          <w:bCs/>
-          <w:szCs w:val="21"/>
-        </w:rPr>
-        <w:t>了爬取和</w:t>
-      </w:r>
-      <w:proofErr w:type="gramEnd"/>
-      <w:r>
-        <w:rPr>
-          <w:rFonts w:hint="eastAsia"/>
-          <w:bCs/>
-          <w:szCs w:val="21"/>
-        </w:rPr>
-        <w:t>清洗，利用</w:t>
-      </w:r>
-      <w:r>
-        <w:rPr>
-          <w:rFonts w:hint="eastAsia"/>
-          <w:bCs/>
-          <w:szCs w:val="21"/>
-        </w:rPr>
-        <w:t xml:space="preserve"> Python </w:t>
-      </w:r>
-      <w:r>
-        <w:rPr>
-          <w:rFonts w:hint="eastAsia"/>
-          <w:bCs/>
-          <w:szCs w:val="21"/>
-        </w:rPr>
-        <w:t>代码自动提取出了论文摘要的</w:t>
-      </w:r>
-      <w:r>
-        <w:rPr>
-          <w:rFonts w:hint="eastAsia"/>
-          <w:bCs/>
-          <w:szCs w:val="21"/>
-        </w:rPr>
-        <w:t xml:space="preserve"> 6 </w:t>
-      </w:r>
-      <w:r>
-        <w:rPr>
-          <w:rFonts w:hint="eastAsia"/>
-          <w:bCs/>
-          <w:szCs w:val="21"/>
-        </w:rPr>
-        <w:t>大文体语言学指标，分别是：平均句长（</w:t>
-      </w:r>
-      <w:r>
-        <w:rPr>
-          <w:rFonts w:hint="eastAsia"/>
-          <w:bCs/>
-          <w:szCs w:val="21"/>
-        </w:rPr>
-        <w:t>ASL</w:t>
-      </w:r>
-      <w:r>
-        <w:rPr>
-          <w:rFonts w:hint="eastAsia"/>
-          <w:bCs/>
-          <w:szCs w:val="21"/>
-        </w:rPr>
-        <w:t>）、平均词长（</w:t>
-      </w:r>
-      <w:r>
-        <w:rPr>
-          <w:rFonts w:hint="eastAsia"/>
-          <w:bCs/>
-          <w:szCs w:val="21"/>
-        </w:rPr>
-        <w:t>MWL</w:t>
-      </w:r>
-      <w:r>
-        <w:rPr>
-          <w:rFonts w:hint="eastAsia"/>
-          <w:bCs/>
-          <w:szCs w:val="21"/>
-        </w:rPr>
-        <w:t>）、词汇高级度（</w:t>
-      </w:r>
-      <w:r>
-        <w:rPr>
-          <w:rFonts w:hint="eastAsia"/>
-          <w:bCs/>
-          <w:szCs w:val="21"/>
-        </w:rPr>
-        <w:t>LC</w:t>
-      </w:r>
-      <w:r>
-        <w:rPr>
-          <w:rFonts w:hint="eastAsia"/>
-          <w:bCs/>
-          <w:szCs w:val="21"/>
-        </w:rPr>
-        <w:t>）、词汇密度（</w:t>
-      </w:r>
-      <w:r>
-        <w:rPr>
-          <w:rFonts w:hint="eastAsia"/>
-          <w:bCs/>
-          <w:szCs w:val="21"/>
-        </w:rPr>
-        <w:t>LD</w:t>
-      </w:r>
-      <w:r>
-        <w:rPr>
-          <w:rFonts w:hint="eastAsia"/>
-          <w:bCs/>
-          <w:szCs w:val="21"/>
-        </w:rPr>
-        <w:t>）、术语密度（</w:t>
-      </w:r>
-      <w:r>
-        <w:rPr>
-          <w:rFonts w:hint="eastAsia"/>
-          <w:bCs/>
-          <w:szCs w:val="21"/>
-        </w:rPr>
-        <w:t>JD</w:t>
-      </w:r>
-      <w:r>
-        <w:rPr>
-          <w:rFonts w:hint="eastAsia"/>
-          <w:bCs/>
-          <w:szCs w:val="21"/>
-        </w:rPr>
-        <w:t>）和层次结构密度（</w:t>
-      </w:r>
-      <w:r>
-        <w:rPr>
-          <w:rFonts w:hint="eastAsia"/>
-          <w:bCs/>
-          <w:szCs w:val="21"/>
-        </w:rPr>
-        <w:t>HD</w:t>
-      </w:r>
-      <w:r>
-        <w:rPr>
-          <w:rFonts w:hint="eastAsia"/>
-          <w:bCs/>
-          <w:szCs w:val="21"/>
-        </w:rPr>
-        <w:t>）。</w:t>
+          <w:sz w:val="24"/>
+        </w:rPr>
+        <w:t>在现代学术传播语境下，传统的引用频次评价标准已难以全面刻画论文的学术影响力。当代科研人员在撰写论文摘要时，往往缺乏对“高影响力写作风格”的定量认知，导致学术表达具有一定的盲目性。本研究旨在通过数据挖掘与机器学习技术，揭示学术摘要的文体特征与论文被引频次之间的深层关联。</w:t>
       </w:r>
     </w:p>
     <w:p>
       <w:pPr>
         <w:adjustRightInd w:val="0"/>
         <w:snapToGrid w:val="0"/>
-        <w:ind w:left="1"/>
+        <w:spacing w:line="480" w:lineRule="auto"/>
+        <w:ind w:firstLineChars="200" w:firstLine="480"/>
         <w:jc w:val="left"/>
         <w:rPr>
-          <w:bCs/>
-          <w:szCs w:val="21"/>
-        </w:rPr>
-      </w:pPr>
-    </w:p>
-    <w:p>
-      <w:pPr>
-        <w:adjustRightInd w:val="0"/>
-        <w:snapToGrid w:val="0"/>
-        <w:ind w:left="1"/>
-        <w:jc w:val="left"/>
-        <w:rPr>
-          <w:bCs/>
-          <w:szCs w:val="21"/>
-        </w:rPr>
-      </w:pPr>
-      <w:r>
-        <w:rPr>
-          <w:rFonts w:hint="eastAsia"/>
-          <w:bCs/>
-          <w:szCs w:val="21"/>
-        </w:rPr>
-        <w:t xml:space="preserve">    </w:t>
-      </w:r>
-      <w:r>
-        <w:rPr>
-          <w:rFonts w:hint="eastAsia"/>
-          <w:bCs/>
-          <w:szCs w:val="21"/>
-        </w:rPr>
-        <w:t>在数据处理过程中，由于</w:t>
-      </w:r>
-      <w:r>
-        <w:rPr>
-          <w:rFonts w:hint="eastAsia"/>
-          <w:bCs/>
-          <w:szCs w:val="21"/>
-        </w:rPr>
-        <w:t xml:space="preserve"> 2026 </w:t>
-      </w:r>
-      <w:r>
-        <w:rPr>
-          <w:rFonts w:hint="eastAsia"/>
-          <w:bCs/>
-          <w:szCs w:val="21"/>
-        </w:rPr>
-        <w:t>年发表的论文时间太短、热度数据还不稳定，我们通过编写代码过滤掉了</w:t>
-      </w:r>
-      <w:r>
-        <w:rPr>
-          <w:rFonts w:hint="eastAsia"/>
-          <w:bCs/>
-          <w:szCs w:val="21"/>
-        </w:rPr>
-        <w:t xml:space="preserve"> 2026 </w:t>
-      </w:r>
-      <w:r>
-        <w:rPr>
-          <w:rFonts w:hint="eastAsia"/>
-          <w:bCs/>
-          <w:szCs w:val="21"/>
-        </w:rPr>
-        <w:t>年度的样本，并对保留下来的干净数据进行了</w:t>
-      </w:r>
-      <w:proofErr w:type="gramStart"/>
-      <w:r>
-        <w:rPr>
-          <w:rFonts w:hint="eastAsia"/>
-          <w:bCs/>
-          <w:szCs w:val="21"/>
-        </w:rPr>
-        <w:t>高网络</w:t>
-      </w:r>
-      <w:proofErr w:type="gramEnd"/>
-      <w:r>
-        <w:rPr>
-          <w:rFonts w:hint="eastAsia"/>
-          <w:bCs/>
-          <w:szCs w:val="21"/>
-        </w:rPr>
-        <w:t>影响力的二</w:t>
-      </w:r>
-      <w:proofErr w:type="gramStart"/>
-      <w:r>
-        <w:rPr>
-          <w:rFonts w:hint="eastAsia"/>
-          <w:bCs/>
-          <w:szCs w:val="21"/>
-        </w:rPr>
-        <w:t>值化解析</w:t>
-      </w:r>
-      <w:proofErr w:type="gramEnd"/>
-      <w:r>
-        <w:rPr>
-          <w:rFonts w:hint="eastAsia"/>
-          <w:bCs/>
-          <w:szCs w:val="21"/>
-        </w:rPr>
-        <w:t>处理。随后，我们建立数学模型探究这</w:t>
-      </w:r>
-      <w:r>
-        <w:rPr>
-          <w:rFonts w:hint="eastAsia"/>
-          <w:bCs/>
-          <w:szCs w:val="21"/>
-        </w:rPr>
-        <w:t xml:space="preserve"> 6 </w:t>
-      </w:r>
-      <w:proofErr w:type="gramStart"/>
-      <w:r>
-        <w:rPr>
-          <w:rFonts w:hint="eastAsia"/>
-          <w:bCs/>
-          <w:szCs w:val="21"/>
-        </w:rPr>
-        <w:t>个</w:t>
-      </w:r>
-      <w:proofErr w:type="gramEnd"/>
-      <w:r>
-        <w:rPr>
-          <w:rFonts w:hint="eastAsia"/>
-          <w:bCs/>
-          <w:szCs w:val="21"/>
-        </w:rPr>
-        <w:t>摘要文体指标与网络热度得分之间的相关性关系。结果显示，各个文体特征对摘要热度的影响不尽相同：其中，术语密度（</w:t>
-      </w:r>
-      <w:r>
-        <w:rPr>
-          <w:rFonts w:hint="eastAsia"/>
-          <w:bCs/>
-          <w:szCs w:val="21"/>
-        </w:rPr>
-        <w:t>JD</w:t>
-      </w:r>
-      <w:r>
-        <w:rPr>
-          <w:rFonts w:hint="eastAsia"/>
-          <w:bCs/>
-          <w:szCs w:val="21"/>
-        </w:rPr>
-        <w:t>）决定着论文摘要在网上的关注度，处于最主要的位置；词汇密度（</w:t>
-      </w:r>
-      <w:r>
-        <w:rPr>
-          <w:rFonts w:hint="eastAsia"/>
-          <w:bCs/>
-          <w:szCs w:val="21"/>
-        </w:rPr>
-        <w:t>LD</w:t>
-      </w:r>
-      <w:r>
-        <w:rPr>
-          <w:rFonts w:hint="eastAsia"/>
-          <w:bCs/>
-          <w:szCs w:val="21"/>
-        </w:rPr>
-        <w:t>）和层次结构密度（</w:t>
-      </w:r>
-      <w:r>
-        <w:rPr>
-          <w:rFonts w:hint="eastAsia"/>
-          <w:bCs/>
-          <w:szCs w:val="21"/>
-        </w:rPr>
-        <w:t>HD</w:t>
-      </w:r>
-      <w:r>
-        <w:rPr>
-          <w:rFonts w:hint="eastAsia"/>
-          <w:bCs/>
-          <w:szCs w:val="21"/>
-        </w:rPr>
-        <w:t>）也有一定关系；而大家平时总觉得很重要的平均句长（</w:t>
-      </w:r>
-      <w:r>
-        <w:rPr>
-          <w:rFonts w:hint="eastAsia"/>
-          <w:bCs/>
-          <w:szCs w:val="21"/>
-        </w:rPr>
-        <w:t>ASL</w:t>
-      </w:r>
-      <w:r>
-        <w:rPr>
-          <w:rFonts w:hint="eastAsia"/>
-          <w:bCs/>
-          <w:szCs w:val="21"/>
-        </w:rPr>
-        <w:t>），在模型里的贡献度实际上是</w:t>
-      </w:r>
-      <w:r>
-        <w:rPr>
-          <w:rFonts w:hint="eastAsia"/>
-          <w:bCs/>
-          <w:szCs w:val="21"/>
-        </w:rPr>
-        <w:t xml:space="preserve"> 0.0%</w:t>
-      </w:r>
-      <w:r>
-        <w:rPr>
-          <w:rFonts w:hint="eastAsia"/>
-          <w:bCs/>
-          <w:szCs w:val="21"/>
-        </w:rPr>
-        <w:t>。这说明在写摘要时，盲目追求长难句对网</w:t>
-      </w:r>
-      <w:bookmarkEnd w:id="0"/>
-      <w:r>
-        <w:rPr>
-          <w:rFonts w:hint="eastAsia"/>
-          <w:bCs/>
-          <w:szCs w:val="21"/>
-        </w:rPr>
-        <w:t>络传播没有任何帮助，反而多放一些专业词汇、保持句子精炼更管用。我们组训练出来的这个模型，可以帮大家直接通过调整摘要的各项文体指标，来预测并提高文章潜在的网络传播效果。</w:t>
-      </w:r>
-    </w:p>
-    <w:p>
-      <w:pPr>
-        <w:adjustRightInd w:val="0"/>
-        <w:snapToGrid w:val="0"/>
-        <w:ind w:left="1"/>
-        <w:jc w:val="left"/>
-        <w:rPr>
-          <w:bCs/>
-          <w:szCs w:val="21"/>
-        </w:rPr>
-      </w:pPr>
-    </w:p>
-    <w:p>
-      <w:pPr>
-        <w:rPr>
-          <w:sz w:val="28"/>
-          <w:szCs w:val="28"/>
+          <w:sz w:val="24"/>
         </w:rPr>
         <w:sectPr>
           <w:pgSz w:w="11906" w:h="16838"/>
@@ -1234,6 +810,158 @@
           <w:docGrid w:type="lines" w:linePitch="312"/>
         </w:sectPr>
       </w:pPr>
+      <w:r>
+        <w:rPr>
+          <w:rFonts w:hint="eastAsia"/>
+          <w:bCs/>
+          <w:sz w:val="24"/>
+        </w:rPr>
+        <w:t>我们首先对大规模腐蚀科学领域的期刊论文数据进行了采集，并基于词汇、句法及语义维度，提取了包括平均句长（</w:t>
+      </w:r>
+      <w:r>
+        <w:rPr>
+          <w:rFonts w:hint="eastAsia"/>
+          <w:bCs/>
+          <w:sz w:val="24"/>
+        </w:rPr>
+        <w:t>ASL</w:t>
+      </w:r>
+      <w:r>
+        <w:rPr>
+          <w:rFonts w:hint="eastAsia"/>
+          <w:bCs/>
+          <w:sz w:val="24"/>
+        </w:rPr>
+        <w:t>）、平均词长（</w:t>
+      </w:r>
+      <w:r>
+        <w:rPr>
+          <w:rFonts w:hint="eastAsia"/>
+          <w:bCs/>
+          <w:sz w:val="24"/>
+        </w:rPr>
+        <w:t>MWL</w:t>
+      </w:r>
+      <w:r>
+        <w:rPr>
+          <w:rFonts w:hint="eastAsia"/>
+          <w:bCs/>
+          <w:sz w:val="24"/>
+        </w:rPr>
+        <w:t>）、词汇高级度（</w:t>
+      </w:r>
+      <w:r>
+        <w:rPr>
+          <w:rFonts w:hint="eastAsia"/>
+          <w:bCs/>
+          <w:sz w:val="24"/>
+        </w:rPr>
+        <w:t>LC</w:t>
+      </w:r>
+      <w:r>
+        <w:rPr>
+          <w:rFonts w:hint="eastAsia"/>
+          <w:bCs/>
+          <w:sz w:val="24"/>
+        </w:rPr>
+        <w:t>）、词汇密度（</w:t>
+      </w:r>
+      <w:r>
+        <w:rPr>
+          <w:rFonts w:hint="eastAsia"/>
+          <w:bCs/>
+          <w:sz w:val="24"/>
+        </w:rPr>
+        <w:t>LD</w:t>
+      </w:r>
+      <w:r>
+        <w:rPr>
+          <w:rFonts w:hint="eastAsia"/>
+          <w:bCs/>
+          <w:sz w:val="24"/>
+        </w:rPr>
+        <w:t>）、术语密度（</w:t>
+      </w:r>
+      <w:r>
+        <w:rPr>
+          <w:rFonts w:hint="eastAsia"/>
+          <w:bCs/>
+          <w:sz w:val="24"/>
+        </w:rPr>
+        <w:t>JD</w:t>
+      </w:r>
+      <w:r>
+        <w:rPr>
+          <w:rFonts w:hint="eastAsia"/>
+          <w:bCs/>
+          <w:sz w:val="24"/>
+        </w:rPr>
+        <w:t>）及层次结构密度（</w:t>
+      </w:r>
+      <w:r>
+        <w:rPr>
+          <w:rFonts w:hint="eastAsia"/>
+          <w:bCs/>
+          <w:sz w:val="24"/>
+        </w:rPr>
+        <w:t>HD</w:t>
+      </w:r>
+      <w:r>
+        <w:rPr>
+          <w:rFonts w:hint="eastAsia"/>
+          <w:bCs/>
+          <w:sz w:val="24"/>
+        </w:rPr>
+        <w:t>）在内的</w:t>
+      </w:r>
+      <w:r>
+        <w:rPr>
+          <w:rFonts w:hint="eastAsia"/>
+          <w:bCs/>
+          <w:sz w:val="24"/>
+        </w:rPr>
+        <w:t xml:space="preserve"> 6 </w:t>
+      </w:r>
+      <w:r>
+        <w:rPr>
+          <w:rFonts w:hint="eastAsia"/>
+          <w:bCs/>
+          <w:sz w:val="24"/>
+        </w:rPr>
+        <w:t>大核心文体特征。随后，通过引入分类解析模型，我们不仅对各指标的统计分布进行了量化分析，还应用聚类算法实现了学术写作风格的群体化画像，识别出不同话语范式在学术传播中的差异。在此基础上，我们构建了决策树分类模型，</w:t>
+      </w:r>
+      <w:r>
+        <w:rPr>
+          <w:rFonts w:hint="eastAsia"/>
+          <w:bCs/>
+          <w:sz w:val="24"/>
+        </w:rPr>
+        <w:t>剔除时间跨度带来的偏差，</w:t>
+      </w:r>
+      <w:r>
+        <w:rPr>
+          <w:rFonts w:hint="eastAsia"/>
+          <w:bCs/>
+          <w:sz w:val="24"/>
+        </w:rPr>
+        <w:t>通过非线性关联分析，量化了各文体特征对论文被引表现的贡献权重，并揭示了</w:t>
+      </w:r>
+      <w:r>
+        <w:rPr>
+          <w:rFonts w:hint="eastAsia"/>
+          <w:bCs/>
+          <w:sz w:val="24"/>
+        </w:rPr>
+        <w:t xml:space="preserve"> JD </w:t>
+      </w:r>
+      <w:r>
+        <w:rPr>
+          <w:rFonts w:hint="eastAsia"/>
+          <w:bCs/>
+          <w:sz w:val="24"/>
+        </w:rPr>
+        <w:t>等关键指标存在的阈值触发效应。研究结果表明，该文体特征体系能够有效区分高影响力与常规论文的写作风格，为优化学术摘要写作、提升知识传递效率提供了科学的量化依据与实践策略。</w:t>
+      </w:r>
     </w:p>
     <w:p>
       <w:pPr>
@@ -1306,7 +1034,7 @@
           <w:sz w:val="24"/>
         </w:rPr>
       </w:pPr>
-      <w:bookmarkStart w:id="1" w:name="OLE_LINK3"/>
+      <w:bookmarkStart w:id="0" w:name="OLE_LINK3"/>
       <w:r>
         <w:rPr>
           <w:rFonts w:ascii="宋体" w:hAnsi="宋体"/>
@@ -1323,356 +1051,356 @@
           <w:sz w:val="24"/>
         </w:rPr>
       </w:pPr>
-      <w:bookmarkStart w:id="2" w:name="OLE_LINK5"/>
+      <w:bookmarkStart w:id="1" w:name="OLE_LINK5"/>
+      <w:bookmarkEnd w:id="0"/>
+      <w:r>
+        <w:rPr>
+          <w:rFonts w:ascii="宋体" w:hAnsi="宋体"/>
+          <w:sz w:val="24"/>
+        </w:rPr>
+        <w:t xml:space="preserve">1.2 时间进度表 </w:t>
+      </w:r>
+    </w:p>
+    <w:p>
+      <w:pPr>
+        <w:spacing w:beforeLines="100" w:before="312"/>
+        <w:rPr>
+          <w:rFonts w:ascii="宋体" w:hAnsi="宋体" w:hint="eastAsia"/>
+          <w:sz w:val="24"/>
+        </w:rPr>
+      </w:pPr>
+      <w:bookmarkStart w:id="2" w:name="OLE_LINK6"/>
       <w:bookmarkEnd w:id="1"/>
       <w:r>
         <w:rPr>
           <w:rFonts w:ascii="宋体" w:hAnsi="宋体"/>
           <w:sz w:val="24"/>
         </w:rPr>
-        <w:t xml:space="preserve">1.2 时间进度表 </w:t>
-      </w:r>
-    </w:p>
-    <w:p>
-      <w:pPr>
-        <w:spacing w:beforeLines="100" w:before="312"/>
-        <w:rPr>
-          <w:rFonts w:ascii="宋体" w:hAnsi="宋体" w:hint="eastAsia"/>
-          <w:sz w:val="24"/>
-        </w:rPr>
-      </w:pPr>
-      <w:bookmarkStart w:id="3" w:name="OLE_LINK6"/>
+        <w:t xml:space="preserve">1.3 背景需求分析 </w:t>
+      </w:r>
       <w:bookmarkEnd w:id="2"/>
-      <w:r>
-        <w:rPr>
-          <w:rFonts w:ascii="宋体" w:hAnsi="宋体"/>
-          <w:sz w:val="24"/>
-        </w:rPr>
-        <w:t xml:space="preserve">1.3 背景需求分析 </w:t>
+    </w:p>
+    <w:p>
+      <w:pPr>
+        <w:spacing w:beforeLines="100" w:before="312"/>
+        <w:rPr>
+          <w:rFonts w:ascii="宋体" w:hAnsi="宋体" w:hint="eastAsia"/>
+          <w:sz w:val="24"/>
+        </w:rPr>
+      </w:pPr>
+      <w:r>
+        <w:rPr>
+          <w:rFonts w:ascii="宋体" w:hAnsi="宋体"/>
+          <w:sz w:val="24"/>
+        </w:rPr>
+        <w:t>1.4 意义</w:t>
+      </w:r>
+    </w:p>
+    <w:p>
+      <w:pPr>
+        <w:spacing w:beforeLines="100" w:before="312"/>
+        <w:rPr>
+          <w:sz w:val="28"/>
+          <w:szCs w:val="28"/>
+        </w:rPr>
+      </w:pPr>
+      <w:r>
+        <w:rPr>
+          <w:sz w:val="28"/>
+          <w:szCs w:val="28"/>
+        </w:rPr>
+        <w:t>二、</w:t>
+      </w:r>
+      <w:r>
+        <w:rPr>
+          <w:sz w:val="28"/>
+          <w:szCs w:val="28"/>
+        </w:rPr>
+        <w:t xml:space="preserve"> </w:t>
+      </w:r>
+      <w:r>
+        <w:rPr>
+          <w:sz w:val="28"/>
+          <w:szCs w:val="28"/>
+        </w:rPr>
+        <w:t>数据集信息</w:t>
+      </w:r>
+      <w:r>
+        <w:rPr>
+          <w:sz w:val="28"/>
+          <w:szCs w:val="28"/>
+        </w:rPr>
+        <w:t xml:space="preserve"> </w:t>
+      </w:r>
+    </w:p>
+    <w:p>
+      <w:pPr>
+        <w:spacing w:beforeLines="100" w:before="312"/>
+        <w:rPr>
+          <w:rFonts w:ascii="宋体" w:hAnsi="宋体" w:hint="eastAsia"/>
+          <w:sz w:val="24"/>
+        </w:rPr>
+      </w:pPr>
+      <w:r>
+        <w:rPr>
+          <w:rFonts w:ascii="宋体" w:hAnsi="宋体"/>
+          <w:sz w:val="24"/>
+        </w:rPr>
+        <w:t xml:space="preserve">2.1 数据来源 </w:t>
+      </w:r>
+    </w:p>
+    <w:p>
+      <w:pPr>
+        <w:spacing w:beforeLines="100" w:before="312"/>
+        <w:rPr>
+          <w:rFonts w:ascii="宋体" w:hAnsi="宋体" w:hint="eastAsia"/>
+          <w:sz w:val="24"/>
+        </w:rPr>
+      </w:pPr>
+      <w:r>
+        <w:rPr>
+          <w:rFonts w:ascii="宋体" w:hAnsi="宋体"/>
+          <w:sz w:val="24"/>
+        </w:rPr>
+        <w:t>2.2 数据结构描述（写提取出的摘要语言指标变量说明）</w:t>
+      </w:r>
+    </w:p>
+    <w:p>
+      <w:pPr>
+        <w:spacing w:beforeLines="100" w:before="312"/>
+        <w:rPr>
+          <w:sz w:val="28"/>
+          <w:szCs w:val="28"/>
+        </w:rPr>
+      </w:pPr>
+      <w:r>
+        <w:rPr>
+          <w:sz w:val="28"/>
+          <w:szCs w:val="28"/>
+        </w:rPr>
+        <w:t>三、</w:t>
+      </w:r>
+      <w:r>
+        <w:rPr>
+          <w:sz w:val="28"/>
+          <w:szCs w:val="28"/>
+        </w:rPr>
+        <w:t xml:space="preserve"> </w:t>
+      </w:r>
+      <w:r>
+        <w:rPr>
+          <w:sz w:val="28"/>
+          <w:szCs w:val="28"/>
+        </w:rPr>
+        <w:t>数据获取</w:t>
+      </w:r>
+      <w:r>
+        <w:rPr>
+          <w:sz w:val="28"/>
+          <w:szCs w:val="28"/>
+        </w:rPr>
+        <w:t xml:space="preserve"> </w:t>
+      </w:r>
+    </w:p>
+    <w:p>
+      <w:pPr>
+        <w:spacing w:beforeLines="100" w:before="312"/>
+        <w:rPr>
+          <w:rFonts w:ascii="宋体" w:hAnsi="宋体" w:hint="eastAsia"/>
+          <w:sz w:val="24"/>
+        </w:rPr>
+      </w:pPr>
+      <w:r>
+        <w:rPr>
+          <w:rFonts w:ascii="宋体" w:hAnsi="宋体"/>
+          <w:sz w:val="24"/>
+        </w:rPr>
+        <w:t>3.1 数据</w:t>
+      </w:r>
+      <w:r>
+        <w:rPr>
+          <w:rFonts w:ascii="宋体" w:hAnsi="宋体" w:hint="eastAsia"/>
+          <w:sz w:val="24"/>
+        </w:rPr>
+        <w:t>获</w:t>
+      </w:r>
+      <w:r>
+        <w:rPr>
+          <w:rFonts w:ascii="宋体" w:hAnsi="宋体"/>
+          <w:sz w:val="24"/>
+        </w:rPr>
+        <w:t xml:space="preserve">取的方式与软件选取 </w:t>
+      </w:r>
+    </w:p>
+    <w:p>
+      <w:pPr>
+        <w:spacing w:beforeLines="100" w:before="312"/>
+        <w:rPr>
+          <w:rFonts w:ascii="宋体" w:hAnsi="宋体" w:hint="eastAsia"/>
+          <w:sz w:val="24"/>
+        </w:rPr>
+      </w:pPr>
+      <w:r>
+        <w:rPr>
+          <w:rFonts w:ascii="宋体" w:hAnsi="宋体"/>
+          <w:sz w:val="24"/>
+        </w:rPr>
+        <w:t xml:space="preserve">3.2 数据来源 </w:t>
+      </w:r>
+    </w:p>
+    <w:p>
+      <w:pPr>
+        <w:spacing w:beforeLines="100" w:before="312"/>
+        <w:rPr>
+          <w:rFonts w:ascii="宋体" w:hAnsi="宋体" w:hint="eastAsia"/>
+          <w:sz w:val="24"/>
+        </w:rPr>
+      </w:pPr>
+      <w:r>
+        <w:rPr>
+          <w:rFonts w:ascii="宋体" w:hAnsi="宋体"/>
+          <w:sz w:val="24"/>
+        </w:rPr>
+        <w:t xml:space="preserve">3.3 </w:t>
+      </w:r>
+      <w:r>
+        <w:rPr>
+          <w:rFonts w:ascii="宋体" w:hAnsi="宋体"/>
+          <w:sz w:val="24"/>
+        </w:rPr>
+        <w:t>数据</w:t>
+      </w:r>
+      <w:r>
+        <w:rPr>
+          <w:rFonts w:ascii="宋体" w:hAnsi="宋体" w:hint="eastAsia"/>
+          <w:sz w:val="24"/>
+        </w:rPr>
+        <w:t>清洗与存储</w:t>
+      </w:r>
+      <w:r>
+        <w:rPr>
+          <w:rFonts w:ascii="宋体" w:hAnsi="宋体"/>
+          <w:sz w:val="24"/>
+        </w:rPr>
+        <w:t xml:space="preserve"> </w:t>
+      </w:r>
+    </w:p>
+    <w:p>
+      <w:pPr>
+        <w:spacing w:beforeLines="100" w:before="312"/>
+        <w:rPr>
+          <w:rFonts w:ascii="宋体" w:hAnsi="宋体" w:hint="eastAsia"/>
+          <w:sz w:val="24"/>
+        </w:rPr>
+      </w:pPr>
+      <w:r>
+        <w:rPr>
+          <w:rFonts w:ascii="宋体" w:hAnsi="宋体"/>
+          <w:sz w:val="24"/>
+        </w:rPr>
+        <w:t>3.4 数据的初步处理</w:t>
+      </w:r>
+    </w:p>
+    <w:p>
+      <w:pPr>
+        <w:spacing w:beforeLines="100" w:before="312"/>
+        <w:rPr>
+          <w:sz w:val="28"/>
+          <w:szCs w:val="28"/>
+        </w:rPr>
+      </w:pPr>
+      <w:r>
+        <w:rPr>
+          <w:sz w:val="28"/>
+          <w:szCs w:val="28"/>
+        </w:rPr>
+        <w:t>四、</w:t>
+      </w:r>
+      <w:r>
+        <w:rPr>
+          <w:sz w:val="28"/>
+          <w:szCs w:val="28"/>
+        </w:rPr>
+        <w:t xml:space="preserve"> </w:t>
+      </w:r>
+      <w:r>
+        <w:rPr>
+          <w:sz w:val="28"/>
+          <w:szCs w:val="28"/>
+        </w:rPr>
+        <w:t>可视化分析</w:t>
+      </w:r>
+      <w:r>
+        <w:rPr>
+          <w:sz w:val="28"/>
+          <w:szCs w:val="28"/>
+        </w:rPr>
+        <w:t xml:space="preserve"> </w:t>
+      </w:r>
+    </w:p>
+    <w:p>
+      <w:pPr>
+        <w:spacing w:beforeLines="100" w:before="312"/>
+        <w:rPr>
+          <w:rFonts w:ascii="宋体" w:hAnsi="宋体" w:hint="eastAsia"/>
+          <w:sz w:val="24"/>
+        </w:rPr>
+      </w:pPr>
+      <w:r>
+        <w:rPr>
+          <w:rFonts w:ascii="宋体" w:hAnsi="宋体"/>
+          <w:sz w:val="24"/>
+        </w:rPr>
+        <w:t xml:space="preserve">4.1 摘要文体特征基础分布分析 </w:t>
+      </w:r>
+    </w:p>
+    <w:p>
+      <w:pPr>
+        <w:spacing w:beforeLines="100" w:before="312"/>
+        <w:rPr>
+          <w:sz w:val="28"/>
+          <w:szCs w:val="28"/>
+        </w:rPr>
+      </w:pPr>
+      <w:r>
+        <w:rPr>
+          <w:rFonts w:ascii="宋体" w:hAnsi="宋体"/>
+          <w:sz w:val="24"/>
+        </w:rPr>
+        <w:t>4.2 核心指标分析</w:t>
+      </w:r>
+    </w:p>
+    <w:p>
+      <w:pPr>
+        <w:spacing w:beforeLines="100" w:before="312"/>
+        <w:rPr>
+          <w:sz w:val="28"/>
+          <w:szCs w:val="28"/>
+        </w:rPr>
+      </w:pPr>
+      <w:bookmarkStart w:id="3" w:name="OLE_LINK7"/>
+      <w:r>
+        <w:rPr>
+          <w:sz w:val="28"/>
+          <w:szCs w:val="28"/>
+        </w:rPr>
+        <w:t>五、</w:t>
+      </w:r>
+      <w:r>
+        <w:rPr>
+          <w:sz w:val="28"/>
+          <w:szCs w:val="28"/>
+        </w:rPr>
+        <w:t xml:space="preserve"> </w:t>
+      </w:r>
+      <w:r>
+        <w:rPr>
+          <w:sz w:val="28"/>
+          <w:szCs w:val="28"/>
+        </w:rPr>
+        <w:t>建模分析</w:t>
       </w:r>
       <w:bookmarkEnd w:id="3"/>
-    </w:p>
-    <w:p>
-      <w:pPr>
-        <w:spacing w:beforeLines="100" w:before="312"/>
-        <w:rPr>
-          <w:rFonts w:ascii="宋体" w:hAnsi="宋体" w:hint="eastAsia"/>
-          <w:sz w:val="24"/>
-        </w:rPr>
-      </w:pPr>
-      <w:r>
-        <w:rPr>
-          <w:rFonts w:ascii="宋体" w:hAnsi="宋体"/>
-          <w:sz w:val="24"/>
-        </w:rPr>
-        <w:t>1.4 意义</w:t>
-      </w:r>
-    </w:p>
-    <w:p>
-      <w:pPr>
-        <w:spacing w:beforeLines="100" w:before="312"/>
-        <w:rPr>
-          <w:sz w:val="28"/>
-          <w:szCs w:val="28"/>
-        </w:rPr>
-      </w:pPr>
-      <w:r>
-        <w:rPr>
-          <w:sz w:val="28"/>
-          <w:szCs w:val="28"/>
-        </w:rPr>
-        <w:t>二、</w:t>
-      </w:r>
-      <w:r>
-        <w:rPr>
-          <w:sz w:val="28"/>
-          <w:szCs w:val="28"/>
-        </w:rPr>
-        <w:t xml:space="preserve"> </w:t>
-      </w:r>
-      <w:r>
-        <w:rPr>
-          <w:sz w:val="28"/>
-          <w:szCs w:val="28"/>
-        </w:rPr>
-        <w:t>数据集信息</w:t>
-      </w:r>
-      <w:r>
-        <w:rPr>
-          <w:sz w:val="28"/>
-          <w:szCs w:val="28"/>
-        </w:rPr>
-        <w:t xml:space="preserve"> </w:t>
-      </w:r>
-    </w:p>
-    <w:p>
-      <w:pPr>
-        <w:spacing w:beforeLines="100" w:before="312"/>
-        <w:rPr>
-          <w:rFonts w:ascii="宋体" w:hAnsi="宋体" w:hint="eastAsia"/>
-          <w:sz w:val="24"/>
-        </w:rPr>
-      </w:pPr>
-      <w:r>
-        <w:rPr>
-          <w:rFonts w:ascii="宋体" w:hAnsi="宋体"/>
-          <w:sz w:val="24"/>
-        </w:rPr>
-        <w:t xml:space="preserve">2.1 数据来源 </w:t>
-      </w:r>
-    </w:p>
-    <w:p>
-      <w:pPr>
-        <w:spacing w:beforeLines="100" w:before="312"/>
-        <w:rPr>
-          <w:rFonts w:ascii="宋体" w:hAnsi="宋体" w:hint="eastAsia"/>
-          <w:sz w:val="24"/>
-        </w:rPr>
-      </w:pPr>
-      <w:r>
-        <w:rPr>
-          <w:rFonts w:ascii="宋体" w:hAnsi="宋体"/>
-          <w:sz w:val="24"/>
-        </w:rPr>
-        <w:t>2.2 数据结构描述（写提取出的摘要语言指标变量说明）</w:t>
-      </w:r>
-    </w:p>
-    <w:p>
-      <w:pPr>
-        <w:spacing w:beforeLines="100" w:before="312"/>
-        <w:rPr>
-          <w:sz w:val="28"/>
-          <w:szCs w:val="28"/>
-        </w:rPr>
-      </w:pPr>
-      <w:r>
-        <w:rPr>
-          <w:sz w:val="28"/>
-          <w:szCs w:val="28"/>
-        </w:rPr>
-        <w:t>三、</w:t>
-      </w:r>
-      <w:r>
-        <w:rPr>
-          <w:sz w:val="28"/>
-          <w:szCs w:val="28"/>
-        </w:rPr>
-        <w:t xml:space="preserve"> </w:t>
-      </w:r>
-      <w:r>
-        <w:rPr>
-          <w:sz w:val="28"/>
-          <w:szCs w:val="28"/>
-        </w:rPr>
-        <w:t>数据获取</w:t>
-      </w:r>
-      <w:r>
-        <w:rPr>
-          <w:sz w:val="28"/>
-          <w:szCs w:val="28"/>
-        </w:rPr>
-        <w:t xml:space="preserve"> </w:t>
-      </w:r>
-    </w:p>
-    <w:p>
-      <w:pPr>
-        <w:spacing w:beforeLines="100" w:before="312"/>
-        <w:rPr>
-          <w:rFonts w:ascii="宋体" w:hAnsi="宋体" w:hint="eastAsia"/>
-          <w:sz w:val="24"/>
-        </w:rPr>
-      </w:pPr>
-      <w:r>
-        <w:rPr>
-          <w:rFonts w:ascii="宋体" w:hAnsi="宋体"/>
-          <w:sz w:val="24"/>
-        </w:rPr>
-        <w:t>3.1 数据</w:t>
-      </w:r>
-      <w:r>
-        <w:rPr>
-          <w:rFonts w:ascii="宋体" w:hAnsi="宋体" w:hint="eastAsia"/>
-          <w:sz w:val="24"/>
-        </w:rPr>
-        <w:t>获</w:t>
-      </w:r>
-      <w:r>
-        <w:rPr>
-          <w:rFonts w:ascii="宋体" w:hAnsi="宋体"/>
-          <w:sz w:val="24"/>
-        </w:rPr>
-        <w:t xml:space="preserve">取的方式与软件选取 </w:t>
-      </w:r>
-    </w:p>
-    <w:p>
-      <w:pPr>
-        <w:spacing w:beforeLines="100" w:before="312"/>
-        <w:rPr>
-          <w:rFonts w:ascii="宋体" w:hAnsi="宋体" w:hint="eastAsia"/>
-          <w:sz w:val="24"/>
-        </w:rPr>
-      </w:pPr>
-      <w:r>
-        <w:rPr>
-          <w:rFonts w:ascii="宋体" w:hAnsi="宋体"/>
-          <w:sz w:val="24"/>
-        </w:rPr>
-        <w:t xml:space="preserve">3.2 数据来源 </w:t>
-      </w:r>
-    </w:p>
-    <w:p>
-      <w:pPr>
-        <w:spacing w:beforeLines="100" w:before="312"/>
-        <w:rPr>
-          <w:rFonts w:ascii="宋体" w:hAnsi="宋体" w:hint="eastAsia"/>
-          <w:sz w:val="24"/>
-        </w:rPr>
-      </w:pPr>
-      <w:r>
-        <w:rPr>
-          <w:rFonts w:ascii="宋体" w:hAnsi="宋体"/>
-          <w:sz w:val="24"/>
-        </w:rPr>
-        <w:t xml:space="preserve">3.3 </w:t>
-      </w:r>
-      <w:r>
-        <w:rPr>
-          <w:rFonts w:ascii="宋体" w:hAnsi="宋体"/>
-          <w:sz w:val="24"/>
-        </w:rPr>
-        <w:t>数据</w:t>
-      </w:r>
-      <w:r>
-        <w:rPr>
-          <w:rFonts w:ascii="宋体" w:hAnsi="宋体" w:hint="eastAsia"/>
-          <w:sz w:val="24"/>
-        </w:rPr>
-        <w:t>清洗与存储</w:t>
-      </w:r>
-      <w:r>
-        <w:rPr>
-          <w:rFonts w:ascii="宋体" w:hAnsi="宋体"/>
-          <w:sz w:val="24"/>
-        </w:rPr>
-        <w:t xml:space="preserve"> </w:t>
-      </w:r>
-    </w:p>
-    <w:p>
-      <w:pPr>
-        <w:spacing w:beforeLines="100" w:before="312"/>
-        <w:rPr>
-          <w:rFonts w:ascii="宋体" w:hAnsi="宋体" w:hint="eastAsia"/>
-          <w:sz w:val="24"/>
-        </w:rPr>
-      </w:pPr>
-      <w:r>
-        <w:rPr>
-          <w:rFonts w:ascii="宋体" w:hAnsi="宋体"/>
-          <w:sz w:val="24"/>
-        </w:rPr>
-        <w:t>3.4 数据的初步处理</w:t>
-      </w:r>
-    </w:p>
-    <w:p>
-      <w:pPr>
-        <w:spacing w:beforeLines="100" w:before="312"/>
-        <w:rPr>
-          <w:sz w:val="28"/>
-          <w:szCs w:val="28"/>
-        </w:rPr>
-      </w:pPr>
-      <w:r>
-        <w:rPr>
-          <w:sz w:val="28"/>
-          <w:szCs w:val="28"/>
-        </w:rPr>
-        <w:t>四、</w:t>
-      </w:r>
-      <w:r>
-        <w:rPr>
-          <w:sz w:val="28"/>
-          <w:szCs w:val="28"/>
-        </w:rPr>
-        <w:t xml:space="preserve"> </w:t>
-      </w:r>
-      <w:r>
-        <w:rPr>
-          <w:sz w:val="28"/>
-          <w:szCs w:val="28"/>
-        </w:rPr>
-        <w:t>可视化分析</w:t>
-      </w:r>
-      <w:r>
-        <w:rPr>
-          <w:sz w:val="28"/>
-          <w:szCs w:val="28"/>
-        </w:rPr>
-        <w:t xml:space="preserve"> </w:t>
-      </w:r>
-    </w:p>
-    <w:p>
-      <w:pPr>
-        <w:spacing w:beforeLines="100" w:before="312"/>
-        <w:rPr>
-          <w:rFonts w:ascii="宋体" w:hAnsi="宋体" w:hint="eastAsia"/>
-          <w:sz w:val="24"/>
-        </w:rPr>
-      </w:pPr>
-      <w:r>
-        <w:rPr>
-          <w:rFonts w:ascii="宋体" w:hAnsi="宋体"/>
-          <w:sz w:val="24"/>
-        </w:rPr>
-        <w:t xml:space="preserve">4.1 摘要文体特征基础分布分析 </w:t>
-      </w:r>
-    </w:p>
-    <w:p>
-      <w:pPr>
-        <w:spacing w:beforeLines="100" w:before="312"/>
-        <w:rPr>
-          <w:sz w:val="28"/>
-          <w:szCs w:val="28"/>
-        </w:rPr>
-      </w:pPr>
-      <w:r>
-        <w:rPr>
-          <w:rFonts w:ascii="宋体" w:hAnsi="宋体"/>
-          <w:sz w:val="24"/>
-        </w:rPr>
-        <w:t>4.2 核心指标分析</w:t>
-      </w:r>
-    </w:p>
-    <w:p>
-      <w:pPr>
-        <w:spacing w:beforeLines="100" w:before="312"/>
-        <w:rPr>
-          <w:sz w:val="28"/>
-          <w:szCs w:val="28"/>
-        </w:rPr>
-      </w:pPr>
-      <w:bookmarkStart w:id="4" w:name="OLE_LINK7"/>
-      <w:r>
-        <w:rPr>
-          <w:sz w:val="28"/>
-          <w:szCs w:val="28"/>
-        </w:rPr>
-        <w:t>五、</w:t>
-      </w:r>
-      <w:r>
-        <w:rPr>
-          <w:sz w:val="28"/>
-          <w:szCs w:val="28"/>
-        </w:rPr>
-        <w:t xml:space="preserve"> </w:t>
-      </w:r>
-      <w:r>
-        <w:rPr>
-          <w:sz w:val="28"/>
-          <w:szCs w:val="28"/>
-        </w:rPr>
-        <w:t>建模分析</w:t>
-      </w:r>
-      <w:bookmarkEnd w:id="4"/>
       <w:r>
         <w:rPr>
           <w:sz w:val="28"/>
@@ -2124,7 +1852,7 @@
                 <w:szCs w:val="28"/>
               </w:rPr>
             </w:pPr>
-            <w:bookmarkStart w:id="5" w:name="OLE_LINK4"/>
+            <w:bookmarkStart w:id="4" w:name="OLE_LINK4"/>
             <w:r>
               <w:rPr>
                 <w:sz w:val="28"/>
@@ -2132,7 +1860,7 @@
               </w:rPr>
               <w:t>特征提取</w:t>
             </w:r>
-            <w:bookmarkEnd w:id="5"/>
+            <w:bookmarkEnd w:id="4"/>
             <w:r>
               <w:rPr>
                 <w:rFonts w:hint="eastAsia"/>
@@ -2548,7 +2276,23 @@
                 <w:sz w:val="28"/>
                 <w:szCs w:val="28"/>
               </w:rPr>
-              <w:t>可视化（词云图，）</w:t>
+              <w:t>可视化（词云图，</w:t>
+            </w:r>
+            <w:r>
+              <w:rPr>
+                <w:rFonts w:hint="eastAsia"/>
+                <w:sz w:val="28"/>
+                <w:szCs w:val="28"/>
+              </w:rPr>
+              <w:t>直方图，动态图表</w:t>
+            </w:r>
+            <w:r>
+              <w:rPr>
+                <w:rFonts w:hint="eastAsia"/>
+                <w:sz w:val="28"/>
+                <w:szCs w:val="28"/>
+              </w:rPr>
+              <w:t>）</w:t>
             </w:r>
           </w:p>
           <w:p>
@@ -2580,7 +2324,6 @@
             <w:pPr>
               <w:spacing w:beforeLines="100" w:before="312"/>
               <w:rPr>
-                <w:rFonts w:hint="eastAsia"/>
                 <w:sz w:val="28"/>
                 <w:szCs w:val="28"/>
               </w:rPr>
@@ -2884,7 +2627,7 @@
     </w:p>
     <w:p>
       <w:pPr>
-        <w:spacing w:beforeLines="100" w:before="312"/>
+        <w:spacing w:beforeLines="100" w:before="312" w:line="480" w:lineRule="auto"/>
         <w:ind w:firstLineChars="200" w:firstLine="480"/>
         <w:rPr>
           <w:rFonts w:ascii="宋体" w:hAnsi="宋体" w:hint="eastAsia"/>
@@ -2910,12 +2653,20 @@
           <w:rFonts w:ascii="宋体" w:hAnsi="宋体" w:hint="eastAsia"/>
           <w:sz w:val="24"/>
         </w:rPr>
-        <w:t>最新的论文时，最先看到、甚至唯一会仔细阅读的内容就是论文的摘要。可以说，论文摘要写得好不好、语言风格是否合适，直接影响了别人是否愿意点进去看全文，从而进一步决定了该论文未来的引用次数。</w:t>
-      </w:r>
-    </w:p>
-    <w:p>
-      <w:pPr>
-        <w:spacing w:beforeLines="100" w:before="312"/>
+        <w:t>最新的论文时，最先看到、甚至唯一会仔细阅读的内容就是论文的摘要。可以说，论文摘要写得好不好、语言风格是否合适，直接影响</w:t>
+      </w:r>
+      <w:r>
+        <w:rPr>
+          <w:rFonts w:ascii="宋体" w:hAnsi="宋体" w:hint="eastAsia"/>
+          <w:sz w:val="24"/>
+        </w:rPr>
+        <w:lastRenderedPageBreak/>
+        <w:t>了别人是否愿意点进去看全文，从而进一步决定了该论文未来的引用次数。</w:t>
+      </w:r>
+    </w:p>
+    <w:p>
+      <w:pPr>
+        <w:spacing w:beforeLines="100" w:before="312" w:line="480" w:lineRule="auto"/>
         <w:ind w:firstLineChars="200" w:firstLine="480"/>
         <w:rPr>
           <w:rFonts w:ascii="宋体" w:hAnsi="宋体" w:hint="eastAsia"/>
@@ -2927,37 +2678,12 @@
           <w:rFonts w:ascii="宋体" w:hAnsi="宋体" w:hint="eastAsia"/>
           <w:sz w:val="24"/>
         </w:rPr>
-        <w:t>然而在实际的学术写作和</w:t>
-      </w:r>
-      <w:proofErr w:type="gramStart"/>
-      <w:r>
-        <w:rPr>
-          <w:rFonts w:ascii="宋体" w:hAnsi="宋体" w:hint="eastAsia"/>
-          <w:sz w:val="24"/>
-        </w:rPr>
-        <w:t>日常大</w:t>
-      </w:r>
-      <w:proofErr w:type="gramEnd"/>
-      <w:r>
-        <w:rPr>
-          <w:rFonts w:ascii="宋体" w:hAnsi="宋体" w:hint="eastAsia"/>
-          <w:sz w:val="24"/>
-        </w:rPr>
-        <w:t>作业中，许多同学在撰写论文摘要时往往缺乏量化参考，全凭主观经验来组织语言。大家普遍存在一些盲目的直觉，比如认为“句子越长越好”、“词汇用得越偏门越高级”，却不知道这些指标对论文真正获得高引用究竟有没有实质性的帮助。</w:t>
-      </w:r>
-    </w:p>
-    <w:p>
-      <w:pPr>
-        <w:spacing w:beforeLines="100" w:before="312"/>
-        <w:rPr>
-          <w:rFonts w:ascii="宋体" w:hAnsi="宋体" w:hint="eastAsia"/>
-          <w:sz w:val="24"/>
-        </w:rPr>
-      </w:pPr>
-    </w:p>
-    <w:p>
-      <w:pPr>
-        <w:spacing w:beforeLines="100" w:before="312"/>
+        <w:t>然而在实际的学术写作和日常大作业中，许多同学在撰写论文摘要时往往缺乏量化参考，全凭主观经验来组织语言。大家普遍存在一些盲目的直觉，比如认为“句子越长越好”、“词汇用得越偏门越高级”，却不知道这些指标对论文真正获得高引用究竟有没有实质性的帮助。</w:t>
+      </w:r>
+    </w:p>
+    <w:p>
+      <w:pPr>
+        <w:spacing w:beforeLines="100" w:before="312" w:line="480" w:lineRule="auto"/>
         <w:ind w:firstLineChars="200" w:firstLine="480"/>
         <w:rPr>
           <w:rFonts w:ascii="宋体" w:hAnsi="宋体" w:hint="eastAsia"/>
@@ -2969,127 +2695,250 @@
           <w:rFonts w:ascii="宋体" w:hAnsi="宋体" w:hint="eastAsia"/>
           <w:sz w:val="24"/>
         </w:rPr>
+        <w:t>针对这一问题，我们组提炼出了本项目的具体处理需求。项目需要利用 Python 对采集到的论文语料数据（DATA.csv）进行分析，全自动地提取出摘要的平均句长、术语密度等 6 大语言学指标，并对数据进行异常过滤（如剔除尚未完全沉淀的 2026 年度样本）以及引用次数的分类标签构建。通过这些处理，把复杂的文本问题转化成标准的数据矩阵。</w:t>
+      </w:r>
+    </w:p>
+    <w:p>
+      <w:pPr>
+        <w:spacing w:beforeLines="100" w:before="312" w:line="480" w:lineRule="auto"/>
+        <w:ind w:firstLineChars="200" w:firstLine="480"/>
+        <w:rPr>
+          <w:rFonts w:ascii="宋体" w:hAnsi="宋体" w:hint="eastAsia"/>
+          <w:sz w:val="24"/>
+        </w:rPr>
+      </w:pPr>
+      <w:r>
+        <w:rPr>
+          <w:rFonts w:ascii="宋体" w:hAnsi="宋体" w:hint="eastAsia"/>
+          <w:sz w:val="24"/>
+        </w:rPr>
+        <w:t>随后，我们需要通过数据计算来打破传统的主观直觉，利用基础的回归计算和决策树算法，定量地计算并排列出各个文体特征对论文引用次数的真实重要性贡献。通过最终的图表可视化，清清楚楚地找出到底哪些指标占了大头、哪些指标（如平均句长）在实际计算中毫无贡献。以此为同学们和科研人员在撰写摘要、提高学术影响力时，提供</w:t>
+      </w:r>
+      <w:r>
+        <w:rPr>
+          <w:rFonts w:ascii="宋体" w:hAnsi="宋体" w:hint="eastAsia"/>
+          <w:sz w:val="24"/>
+        </w:rPr>
+        <w:t>实际</w:t>
+      </w:r>
+      <w:r>
+        <w:rPr>
+          <w:rFonts w:ascii="宋体" w:hAnsi="宋体" w:hint="eastAsia"/>
+          <w:sz w:val="24"/>
+        </w:rPr>
+        <w:t>的数据参考和写作建议。</w:t>
+      </w:r>
+    </w:p>
+    <w:p>
+      <w:pPr>
+        <w:spacing w:beforeLines="100" w:before="312" w:line="480" w:lineRule="auto"/>
+        <w:rPr>
+          <w:rFonts w:ascii="宋体" w:hAnsi="宋体" w:hint="eastAsia"/>
+          <w:sz w:val="24"/>
+        </w:rPr>
+      </w:pPr>
+      <w:r>
+        <w:rPr>
+          <w:rFonts w:ascii="宋体" w:hAnsi="宋体"/>
+          <w:sz w:val="24"/>
+        </w:rPr>
+        <w:t>1.4 意义</w:t>
+      </w:r>
+    </w:p>
+    <w:p>
+      <w:pPr>
+        <w:spacing w:beforeLines="100" w:before="312" w:line="480" w:lineRule="auto"/>
+        <w:ind w:firstLineChars="200" w:firstLine="480"/>
+        <w:rPr>
+          <w:rFonts w:ascii="宋体" w:hAnsi="宋体" w:hint="eastAsia"/>
+          <w:sz w:val="24"/>
+        </w:rPr>
+      </w:pPr>
+      <w:r>
+        <w:rPr>
+          <w:rFonts w:ascii="宋体" w:hAnsi="宋体"/>
+          <w:sz w:val="24"/>
+        </w:rPr>
+        <w:t>第一，为学术写作与日常大作业提供量化的指导意见。第二，探索了传统文体学与机器学习算法的结合。第三，有助于提高优秀学术成果的传播效率</w:t>
+      </w:r>
+      <w:r>
+        <w:rPr>
+          <w:rFonts w:ascii="宋体" w:hAnsi="宋体" w:hint="eastAsia"/>
+          <w:sz w:val="24"/>
+        </w:rPr>
+        <w:t>，</w:t>
+      </w:r>
+      <w:r>
+        <w:rPr>
+          <w:rFonts w:ascii="宋体" w:hAnsi="宋体"/>
+          <w:sz w:val="24"/>
+        </w:rPr>
+        <w:t>在一定程度上促进了学术信息的良性传播。</w:t>
+      </w:r>
+    </w:p>
+    <w:p>
+      <w:pPr>
+        <w:spacing w:beforeLines="100" w:before="312"/>
+        <w:rPr>
+          <w:rFonts w:ascii="宋体" w:hAnsi="宋体" w:hint="eastAsia"/>
+          <w:sz w:val="24"/>
+        </w:rPr>
+      </w:pPr>
+    </w:p>
+    <w:p>
+      <w:pPr>
+        <w:spacing w:beforeLines="100" w:before="312"/>
+        <w:rPr>
+          <w:sz w:val="28"/>
+          <w:szCs w:val="28"/>
+        </w:rPr>
+      </w:pPr>
+      <w:r>
+        <w:rPr>
+          <w:sz w:val="28"/>
+          <w:szCs w:val="28"/>
+        </w:rPr>
+        <w:t>二、</w:t>
+      </w:r>
+      <w:r>
+        <w:rPr>
+          <w:sz w:val="28"/>
+          <w:szCs w:val="28"/>
+        </w:rPr>
+        <w:t xml:space="preserve"> </w:t>
+      </w:r>
+      <w:r>
+        <w:rPr>
+          <w:sz w:val="28"/>
+          <w:szCs w:val="28"/>
+        </w:rPr>
+        <w:t>数据集信息</w:t>
+      </w:r>
+      <w:r>
+        <w:rPr>
+          <w:sz w:val="28"/>
+          <w:szCs w:val="28"/>
+        </w:rPr>
+        <w:t xml:space="preserve"> </w:t>
+      </w:r>
+    </w:p>
+    <w:p>
+      <w:pPr>
+        <w:spacing w:beforeLines="100" w:before="312" w:line="480" w:lineRule="auto"/>
+        <w:rPr>
+          <w:rFonts w:ascii="宋体" w:hAnsi="宋体" w:hint="eastAsia"/>
+          <w:sz w:val="24"/>
+        </w:rPr>
+      </w:pPr>
+      <w:r>
+        <w:rPr>
+          <w:rFonts w:ascii="宋体" w:hAnsi="宋体"/>
+          <w:sz w:val="24"/>
+        </w:rPr>
+        <w:t>2.1 数据来源</w:t>
+      </w:r>
+    </w:p>
+    <w:p>
+      <w:pPr>
+        <w:spacing w:beforeLines="100" w:before="312" w:line="480" w:lineRule="auto"/>
+        <w:rPr>
+          <w:rFonts w:ascii="宋体" w:hAnsi="宋体" w:hint="eastAsia"/>
+          <w:sz w:val="24"/>
+        </w:rPr>
+      </w:pPr>
+      <w:r>
+        <w:rPr>
+          <w:rFonts w:ascii="宋体" w:hAnsi="宋体" w:hint="eastAsia"/>
+          <w:sz w:val="24"/>
+        </w:rPr>
+        <w:t xml:space="preserve">    </w:t>
+      </w:r>
+      <w:r>
+        <w:rPr>
+          <w:rFonts w:ascii="宋体" w:hAnsi="宋体" w:hint="eastAsia"/>
+          <w:sz w:val="24"/>
+        </w:rPr>
+        <w:t>OpenAlex库</w:t>
+      </w:r>
+    </w:p>
+    <w:p>
+      <w:pPr>
+        <w:spacing w:beforeLines="100" w:before="312" w:line="480" w:lineRule="auto"/>
+        <w:rPr>
+          <w:rFonts w:ascii="宋体" w:hAnsi="宋体" w:hint="eastAsia"/>
+          <w:sz w:val="24"/>
+        </w:rPr>
+      </w:pPr>
+      <w:r>
+        <w:rPr>
+          <w:rFonts w:ascii="宋体" w:hAnsi="宋体"/>
+          <w:sz w:val="24"/>
+        </w:rPr>
+        <w:t>2.2 数据结构描述</w:t>
+      </w:r>
+    </w:p>
+    <w:p>
+      <w:pPr>
+        <w:spacing w:beforeLines="100" w:before="312" w:line="480" w:lineRule="auto"/>
+        <w:rPr>
+          <w:rFonts w:ascii="宋体" w:hAnsi="宋体" w:hint="eastAsia"/>
+          <w:sz w:val="24"/>
+        </w:rPr>
+      </w:pPr>
+      <w:r>
+        <w:rPr>
+          <w:rFonts w:ascii="宋体" w:hAnsi="宋体" w:hint="eastAsia"/>
+          <w:sz w:val="24"/>
+        </w:rPr>
+        <w:t xml:space="preserve">    </w:t>
+      </w:r>
+      <w:r>
+        <w:rPr>
+          <w:rFonts w:ascii="宋体" w:hAnsi="宋体" w:hint="eastAsia"/>
+          <w:sz w:val="24"/>
+        </w:rPr>
+        <w:t>数据集里主要包含了 6 个关键的文体指标。首先是平均句长（ASL）和平均词长（MWL），这两个指标是从最基础的字数和句子长度出发，用来直观反映摘要在行文时是不是经常使用长难句或者复杂的长单词；接着是词汇密度（LD）和词汇高级度（LC），其中词汇密度用来计算名词、动词等实词占总字数的比例，看摘要里是不是废话太多，而词汇高级度则用来量化摘要里使用了多少超出常用词汇表的高阶学术词汇，能看出作者的词汇门槛高不高；最后是术语密度（JD）和层次结构密度（HD），术语密度用来统计特定学科专业词汇的密集程度，这是我们后续分析中最核心的指标，而层次结构密度则用来反映摘要在语法逻辑上的复杂结构。这 6 个指标在数据集里全表现为具体的浮点型数字，组成了我们进行数据计算的自变量矩阵。</w:t>
+      </w:r>
+    </w:p>
+    <w:p>
+      <w:pPr>
+        <w:spacing w:beforeLines="100" w:before="312" w:line="480" w:lineRule="auto"/>
+        <w:ind w:firstLineChars="200" w:firstLine="480"/>
+        <w:rPr>
+          <w:rFonts w:ascii="宋体" w:hAnsi="宋体" w:hint="eastAsia"/>
+          <w:sz w:val="24"/>
+        </w:rPr>
+      </w:pPr>
+      <w:r>
+        <w:rPr>
+          <w:rFonts w:ascii="宋体" w:hAnsi="宋体" w:hint="eastAsia"/>
+          <w:sz w:val="24"/>
+        </w:rPr>
+        <w:t>而在输出与目标结果方面，数据集里包含了一个衡量论文真实学术影响力的核心字段，即规范化引文频次（NCC，Normalized Citation Count）。NCC 表现为浮点型数字，它是排除了发表年份、不同学科差异后的标准化引用次数，能够客观公正地反映一篇论文在学术界被别人引用的真实水平。为了方便后续利用决策树算法进行分类预测，我们以 NCC &gt;= 1.0 为界限，利用代码对 NCC 进行了</w:t>
+      </w:r>
+      <w:r>
+        <w:rPr>
+          <w:rFonts w:ascii="宋体" w:hAnsi="宋体" w:hint="eastAsia"/>
+          <w:sz w:val="24"/>
+        </w:rPr>
         <w:lastRenderedPageBreak/>
-        <w:t>针对这一问题，我们组提炼出了本项目的具体处理需求。项目需要利用 Python 对采集到的论文语料数据（DATA.csv）进行分析，全自动地提取出摘要的平均句长、术语密度等 6 大语言学指标，并对数据进行异常过滤（如剔除尚未完全沉淀的 2026 年度样本）以及引用次数的分类标签构建。通过这些处理，把复杂的文本问题转化成标准的数据矩阵。</w:t>
-      </w:r>
-    </w:p>
-    <w:p>
-      <w:pPr>
-        <w:spacing w:beforeLines="100" w:before="312"/>
-        <w:ind w:firstLineChars="200" w:firstLine="480"/>
-        <w:rPr>
-          <w:rFonts w:ascii="宋体" w:hAnsi="宋体" w:hint="eastAsia"/>
-          <w:sz w:val="24"/>
-        </w:rPr>
-      </w:pPr>
-      <w:r>
-        <w:rPr>
-          <w:rFonts w:ascii="宋体" w:hAnsi="宋体" w:hint="eastAsia"/>
-          <w:sz w:val="24"/>
-        </w:rPr>
-        <w:t>随后，我们需要通过数据计算来打破传统的主观直觉，利用基础的回归计算和决策树算法，定量地计算并排列出各个文体特征对论文引用次数的真实重要性贡献。通过最终的图表可视化，清清楚楚地找出到底哪些指标占了大头、哪些指标（如平均句长）在实际计算中毫无贡献。以此为同学们和科研人员在撰写摘要、提高学术影响力时，提供</w:t>
-      </w:r>
-      <w:r>
-        <w:rPr>
-          <w:rFonts w:ascii="宋体" w:hAnsi="宋体" w:hint="eastAsia"/>
-          <w:sz w:val="24"/>
-        </w:rPr>
-        <w:t>实际</w:t>
-      </w:r>
-      <w:r>
-        <w:rPr>
-          <w:rFonts w:ascii="宋体" w:hAnsi="宋体" w:hint="eastAsia"/>
-          <w:sz w:val="24"/>
-        </w:rPr>
-        <w:t>的数据参考和写作建议。</w:t>
-      </w:r>
-    </w:p>
-    <w:p>
-      <w:pPr>
-        <w:spacing w:beforeLines="100" w:before="312"/>
-        <w:rPr>
-          <w:rFonts w:ascii="宋体" w:hAnsi="宋体" w:hint="eastAsia"/>
-          <w:sz w:val="24"/>
-        </w:rPr>
-      </w:pPr>
-      <w:r>
-        <w:rPr>
-          <w:rFonts w:ascii="宋体" w:hAnsi="宋体"/>
-          <w:sz w:val="24"/>
-        </w:rPr>
-        <w:t>1.4 意义</w:t>
-      </w:r>
-    </w:p>
-    <w:p>
-      <w:pPr>
-        <w:spacing w:beforeLines="100" w:before="312"/>
-        <w:ind w:firstLineChars="200" w:firstLine="480"/>
-        <w:rPr>
-          <w:rFonts w:ascii="宋体" w:hAnsi="宋体" w:hint="eastAsia"/>
-          <w:sz w:val="24"/>
-        </w:rPr>
-      </w:pPr>
-      <w:r>
-        <w:rPr>
-          <w:rFonts w:ascii="宋体" w:hAnsi="宋体"/>
-          <w:sz w:val="24"/>
-        </w:rPr>
-        <w:t>第一，为学术写作与</w:t>
-      </w:r>
-      <w:proofErr w:type="gramStart"/>
-      <w:r>
-        <w:rPr>
-          <w:rFonts w:ascii="宋体" w:hAnsi="宋体"/>
-          <w:sz w:val="24"/>
-        </w:rPr>
-        <w:t>日常大</w:t>
-      </w:r>
-      <w:proofErr w:type="gramEnd"/>
-      <w:r>
-        <w:rPr>
-          <w:rFonts w:ascii="宋体" w:hAnsi="宋体"/>
-          <w:sz w:val="24"/>
-        </w:rPr>
-        <w:t>作业提供量化的指导意见。第二，探索了传统文体学与机器学习算法的结合。第三，有助于提高优秀学术成果的传播效率</w:t>
-      </w:r>
-      <w:r>
-        <w:rPr>
-          <w:rFonts w:ascii="宋体" w:hAnsi="宋体" w:hint="eastAsia"/>
-          <w:sz w:val="24"/>
-        </w:rPr>
-        <w:t>，</w:t>
-      </w:r>
-      <w:r>
-        <w:rPr>
-          <w:rFonts w:ascii="宋体" w:hAnsi="宋体"/>
-          <w:sz w:val="24"/>
-        </w:rPr>
-        <w:t>在一定程度上促进了学术信息的良性传播。</w:t>
-      </w:r>
-    </w:p>
-    <w:p>
-      <w:pPr>
-        <w:spacing w:beforeLines="100" w:before="312"/>
-        <w:rPr>
-          <w:rFonts w:ascii="宋体" w:hAnsi="宋体" w:hint="eastAsia"/>
-          <w:sz w:val="24"/>
-        </w:rPr>
-      </w:pPr>
-    </w:p>
-    <w:p>
-      <w:pPr>
-        <w:spacing w:beforeLines="100" w:before="312"/>
-        <w:rPr>
-          <w:sz w:val="28"/>
-          <w:szCs w:val="28"/>
-        </w:rPr>
-      </w:pPr>
-      <w:r>
-        <w:rPr>
-          <w:sz w:val="28"/>
-          <w:szCs w:val="28"/>
-        </w:rPr>
-        <w:t>二、</w:t>
+        <w:t>二值化解析，动态转换成了整数型的 0 和 1 分类标签。其中，标签为 1 则明确代表该样本是一篇 NCC 指标达标、获得了高引用次数的优质学术论文，标签为 0 则代表是一篇引用次数正常的普通论文。</w:t>
+      </w:r>
+    </w:p>
+    <w:p>
+      <w:pPr>
+        <w:spacing w:beforeLines="100" w:before="312" w:line="480" w:lineRule="auto"/>
+        <w:rPr>
+          <w:sz w:val="28"/>
+          <w:szCs w:val="28"/>
+        </w:rPr>
+      </w:pPr>
+      <w:r>
+        <w:rPr>
+          <w:sz w:val="28"/>
+          <w:szCs w:val="28"/>
+        </w:rPr>
+        <w:t>三、</w:t>
       </w:r>
       <w:r>
         <w:rPr>
@@ -3103,7 +2952,7 @@
           <w:sz w:val="28"/>
           <w:szCs w:val="28"/>
         </w:rPr>
-        <w:t>数据集信息</w:t>
+        <w:t>数据获取</w:t>
       </w:r>
       <w:r>
         <w:rPr>
@@ -3115,23 +2964,37 @@
     </w:p>
     <w:p>
       <w:pPr>
-        <w:spacing w:beforeLines="100" w:before="312"/>
-        <w:rPr>
-          <w:rFonts w:ascii="宋体" w:hAnsi="宋体" w:hint="eastAsia"/>
-          <w:sz w:val="24"/>
-        </w:rPr>
-      </w:pPr>
-      <w:r>
-        <w:rPr>
-          <w:rFonts w:ascii="宋体" w:hAnsi="宋体"/>
-          <w:sz w:val="24"/>
-        </w:rPr>
-        <w:t>2.1 数据来源</w:t>
-      </w:r>
-    </w:p>
-    <w:p>
-      <w:pPr>
-        <w:spacing w:beforeLines="100" w:before="312"/>
+        <w:spacing w:beforeLines="100" w:before="312" w:line="480" w:lineRule="auto"/>
+        <w:rPr>
+          <w:rFonts w:ascii="宋体" w:hAnsi="宋体" w:hint="eastAsia"/>
+          <w:sz w:val="24"/>
+        </w:rPr>
+      </w:pPr>
+      <w:r>
+        <w:rPr>
+          <w:rFonts w:ascii="宋体" w:hAnsi="宋体"/>
+          <w:sz w:val="24"/>
+        </w:rPr>
+        <w:t>3.1 数据</w:t>
+      </w:r>
+      <w:r>
+        <w:rPr>
+          <w:rFonts w:ascii="宋体" w:hAnsi="宋体" w:hint="eastAsia"/>
+          <w:sz w:val="24"/>
+        </w:rPr>
+        <w:t>获</w:t>
+      </w:r>
+      <w:r>
+        <w:rPr>
+          <w:rFonts w:ascii="宋体" w:hAnsi="宋体"/>
+          <w:sz w:val="24"/>
+        </w:rPr>
+        <w:t>取的方式与软件选取</w:t>
+      </w:r>
+    </w:p>
+    <w:p>
+      <w:pPr>
+        <w:spacing w:beforeLines="100" w:before="312" w:line="480" w:lineRule="auto"/>
         <w:rPr>
           <w:rFonts w:ascii="宋体" w:hAnsi="宋体" w:hint="eastAsia"/>
           <w:sz w:val="24"/>
@@ -3149,431 +3012,75 @@
           <w:rFonts w:ascii="宋体" w:hAnsi="宋体"/>
           <w:sz w:val="24"/>
         </w:rPr>
-        <w:t>本项目依托 Python 编程环境，利用</w:t>
-      </w:r>
-      <w:proofErr w:type="spellStart"/>
-      <w:r>
-        <w:rPr>
-          <w:rFonts w:ascii="宋体" w:hAnsi="宋体"/>
-          <w:sz w:val="24"/>
-        </w:rPr>
-        <w:t>pyalex</w:t>
-      </w:r>
-      <w:proofErr w:type="spellEnd"/>
-      <w:proofErr w:type="gramStart"/>
-      <w:r>
-        <w:rPr>
-          <w:rFonts w:ascii="宋体" w:hAnsi="宋体"/>
-          <w:sz w:val="24"/>
-        </w:rPr>
-        <w:t>库实现</w:t>
-      </w:r>
-      <w:proofErr w:type="gramEnd"/>
-      <w:r>
-        <w:rPr>
-          <w:rFonts w:ascii="宋体" w:hAnsi="宋体"/>
-          <w:sz w:val="24"/>
-        </w:rPr>
-        <w:t>了对</w:t>
-      </w:r>
-      <w:proofErr w:type="spellStart"/>
-      <w:r>
-        <w:rPr>
-          <w:rFonts w:ascii="宋体" w:hAnsi="宋体"/>
-          <w:sz w:val="24"/>
-        </w:rPr>
-        <w:t>OpenAlex</w:t>
-      </w:r>
-      <w:proofErr w:type="spellEnd"/>
-      <w:r>
-        <w:rPr>
-          <w:rFonts w:ascii="宋体" w:hAnsi="宋体"/>
-          <w:sz w:val="24"/>
-        </w:rPr>
-        <w:t>学术数据库的自动化对接。通过编写脚本进行数据采集，我们批量获取了目标学术论文的摘要（abstract）文本及对应的引用频次等关键指标。相较于传统人工采集方式，该方法显著提升了语料获取的效率，保证了样本的多样性与充足性，为后续基于机器学习的特征构建奠定了坚实的数据基础。</w:t>
-      </w:r>
-    </w:p>
-    <w:p>
-      <w:pPr>
-        <w:spacing w:beforeLines="100" w:before="312"/>
-        <w:rPr>
-          <w:rFonts w:ascii="宋体" w:hAnsi="宋体" w:hint="eastAsia"/>
-          <w:sz w:val="24"/>
-        </w:rPr>
-      </w:pPr>
-      <w:r>
-        <w:rPr>
-          <w:rFonts w:ascii="宋体" w:hAnsi="宋体"/>
-          <w:sz w:val="24"/>
-        </w:rPr>
-        <w:t>2.2 数据结构描述</w:t>
-      </w:r>
-    </w:p>
-    <w:p>
-      <w:pPr>
-        <w:spacing w:beforeLines="100" w:before="312"/>
-        <w:rPr>
-          <w:rFonts w:ascii="宋体" w:hAnsi="宋体" w:hint="eastAsia"/>
-          <w:sz w:val="24"/>
-        </w:rPr>
-      </w:pPr>
-      <w:r>
-        <w:rPr>
-          <w:rFonts w:ascii="宋体" w:hAnsi="宋体" w:hint="eastAsia"/>
-          <w:sz w:val="24"/>
-        </w:rPr>
-        <w:t xml:space="preserve">    </w:t>
-      </w:r>
-      <w:r>
-        <w:rPr>
-          <w:rFonts w:ascii="宋体" w:hAnsi="宋体" w:hint="eastAsia"/>
-          <w:sz w:val="24"/>
-        </w:rPr>
-        <w:t xml:space="preserve">数据集里主要包含了 6 </w:t>
-      </w:r>
-      <w:proofErr w:type="gramStart"/>
-      <w:r>
-        <w:rPr>
-          <w:rFonts w:ascii="宋体" w:hAnsi="宋体" w:hint="eastAsia"/>
-          <w:sz w:val="24"/>
-        </w:rPr>
-        <w:t>个</w:t>
-      </w:r>
-      <w:proofErr w:type="gramEnd"/>
-      <w:r>
-        <w:rPr>
-          <w:rFonts w:ascii="宋体" w:hAnsi="宋体" w:hint="eastAsia"/>
-          <w:sz w:val="24"/>
-        </w:rPr>
-        <w:t>关键的文体指标。首先是平均句长（ASL）和平均词长（MWL），这两个指标是从</w:t>
-      </w:r>
-      <w:proofErr w:type="gramStart"/>
-      <w:r>
-        <w:rPr>
-          <w:rFonts w:ascii="宋体" w:hAnsi="宋体" w:hint="eastAsia"/>
-          <w:sz w:val="24"/>
-        </w:rPr>
-        <w:t>最</w:t>
-      </w:r>
-      <w:proofErr w:type="gramEnd"/>
-      <w:r>
-        <w:rPr>
-          <w:rFonts w:ascii="宋体" w:hAnsi="宋体" w:hint="eastAsia"/>
-          <w:sz w:val="24"/>
-        </w:rPr>
-        <w:t>基础的字数和句子长度出发，用来直观反映摘要在行文时是不是经常使用长难</w:t>
-      </w:r>
-      <w:proofErr w:type="gramStart"/>
-      <w:r>
-        <w:rPr>
-          <w:rFonts w:ascii="宋体" w:hAnsi="宋体" w:hint="eastAsia"/>
-          <w:sz w:val="24"/>
-        </w:rPr>
-        <w:t>句或者</w:t>
-      </w:r>
-      <w:proofErr w:type="gramEnd"/>
-      <w:r>
-        <w:rPr>
-          <w:rFonts w:ascii="宋体" w:hAnsi="宋体" w:hint="eastAsia"/>
-          <w:sz w:val="24"/>
-        </w:rPr>
-        <w:t>复杂的长单词；接着是词汇密度（LD）和词汇高级度（LC），其中词汇密度用来计算名词、动词等实词占总字数的比例，看摘要里是不是废话太多，而词汇高级度则用来量化摘要里使用了多少超出常用词汇表的高阶学术词汇，能看出作者的词汇门槛高不高；最后是术语密度（JD）和层次结构密度（HD），术语密度用来统计特定学科专业词汇的密集程度，这是我们后续分析中</w:t>
-      </w:r>
-      <w:proofErr w:type="gramStart"/>
-      <w:r>
-        <w:rPr>
-          <w:rFonts w:ascii="宋体" w:hAnsi="宋体" w:hint="eastAsia"/>
-          <w:sz w:val="24"/>
-        </w:rPr>
-        <w:t>最</w:t>
-      </w:r>
-      <w:proofErr w:type="gramEnd"/>
-      <w:r>
-        <w:rPr>
-          <w:rFonts w:ascii="宋体" w:hAnsi="宋体" w:hint="eastAsia"/>
-          <w:sz w:val="24"/>
-        </w:rPr>
-        <w:t xml:space="preserve">核心的指标，而层次结构密度则用来反映摘要在语法逻辑上的复杂结构。这 6 </w:t>
-      </w:r>
-      <w:proofErr w:type="gramStart"/>
-      <w:r>
-        <w:rPr>
-          <w:rFonts w:ascii="宋体" w:hAnsi="宋体" w:hint="eastAsia"/>
-          <w:sz w:val="24"/>
-        </w:rPr>
-        <w:t>个</w:t>
-      </w:r>
-      <w:proofErr w:type="gramEnd"/>
-      <w:r>
-        <w:rPr>
-          <w:rFonts w:ascii="宋体" w:hAnsi="宋体" w:hint="eastAsia"/>
-          <w:sz w:val="24"/>
-        </w:rPr>
-        <w:t>指标在数据集里全表现为具体的浮点型数字，组成了我们进行数据计算的自变量矩阵。</w:t>
-      </w:r>
-    </w:p>
-    <w:p>
-      <w:pPr>
-        <w:spacing w:beforeLines="100" w:before="312"/>
-        <w:ind w:firstLineChars="200" w:firstLine="480"/>
-        <w:rPr>
-          <w:rFonts w:ascii="宋体" w:hAnsi="宋体" w:hint="eastAsia"/>
-          <w:sz w:val="24"/>
-        </w:rPr>
-      </w:pPr>
-      <w:r>
-        <w:rPr>
-          <w:rFonts w:ascii="宋体" w:hAnsi="宋体" w:hint="eastAsia"/>
+        <w:t>本项目依托 Python 编程环境，利用pyalex库实现了对OpenAlex学术数据库的自动化对接。通过编写脚本进行数据采集，我们批量获取了目标学术论文的摘要（abstract）文本及对应的引用频次等关键指标。相较于传统人工采集方式，该方法显著提升了语料获取的效率，保证了样本的多样性与充足性，为后续基于机器学习的特征构建奠定了坚实的数据基础。</w:t>
+      </w:r>
+      <w:r>
+        <w:rPr>
+          <w:rFonts w:ascii="宋体" w:hAnsi="宋体"/>
+          <w:sz w:val="24"/>
+        </w:rPr>
+        <w:t xml:space="preserve"> </w:t>
+      </w:r>
+    </w:p>
+    <w:p>
+      <w:pPr>
+        <w:spacing w:beforeLines="100" w:before="312" w:line="480" w:lineRule="auto"/>
+        <w:rPr>
+          <w:rFonts w:ascii="宋体" w:hAnsi="宋体" w:hint="eastAsia"/>
+          <w:sz w:val="24"/>
+        </w:rPr>
+      </w:pPr>
+      <w:r>
+        <w:rPr>
+          <w:rFonts w:ascii="宋体" w:hAnsi="宋体"/>
+          <w:sz w:val="24"/>
+        </w:rPr>
+        <w:t>3.2</w:t>
+      </w:r>
+      <w:r>
+        <w:rPr>
+          <w:rFonts w:ascii="宋体" w:hAnsi="宋体"/>
+          <w:sz w:val="24"/>
+        </w:rPr>
+        <w:t>特征工程：术语密度提取</w:t>
+      </w:r>
+    </w:p>
+    <w:p>
+      <w:pPr>
+        <w:spacing w:beforeLines="100" w:before="312" w:line="480" w:lineRule="auto"/>
+        <w:ind w:firstLine="480"/>
+        <w:rPr>
+          <w:rFonts w:ascii="宋体" w:hAnsi="宋体" w:hint="eastAsia"/>
+          <w:sz w:val="24"/>
+        </w:rPr>
+      </w:pPr>
+      <w:r>
+        <w:rPr>
+          <w:rFonts w:ascii="宋体" w:hAnsi="宋体" w:hint="eastAsia"/>
+          <w:sz w:val="24"/>
+        </w:rPr>
+        <w:t>为量化论文摘要的学术专业程度，本项目开展了特征工程处理。我们首先构建了行业术语标准库（df_jargon），并定义了 count_jargons 函数以执行文本解析任务。</w:t>
+      </w:r>
+    </w:p>
+    <w:p>
+      <w:pPr>
+        <w:spacing w:beforeLines="100" w:before="312" w:line="480" w:lineRule="auto"/>
+        <w:ind w:firstLine="480"/>
+        <w:rPr>
+          <w:rFonts w:ascii="宋体" w:hAnsi="宋体" w:hint="eastAsia"/>
+          <w:sz w:val="24"/>
+        </w:rPr>
+      </w:pPr>
+      <w:r>
+        <w:rPr>
+          <w:rFonts w:ascii="宋体" w:hAnsi="宋体"/>
+          <w:noProof/>
           <w:sz w:val="24"/>
         </w:rPr>
         <w:lastRenderedPageBreak/>
-        <w:t>而在输出与目标结果方面，数据集里包含了一个衡量论文真实学术影响力的核心字段，即规范化引文频次（NCC，Normalized Citation Count）。NCC 表现为浮点型数字，它是排除了发表年份、不同学科差异后的标准化引用次数，能够客观公正地反映一篇论文在学术界被别人引用的真实水平。为了方便后续利用决策树算法进行分类预测，我们以 NCC &gt;= 1.0 为界限，利用代码对 NCC 进行了二</w:t>
-      </w:r>
-      <w:proofErr w:type="gramStart"/>
-      <w:r>
-        <w:rPr>
-          <w:rFonts w:ascii="宋体" w:hAnsi="宋体" w:hint="eastAsia"/>
-          <w:sz w:val="24"/>
-        </w:rPr>
-        <w:t>值化解析</w:t>
-      </w:r>
-      <w:proofErr w:type="gramEnd"/>
-      <w:r>
-        <w:rPr>
-          <w:rFonts w:ascii="宋体" w:hAnsi="宋体" w:hint="eastAsia"/>
-          <w:sz w:val="24"/>
-        </w:rPr>
-        <w:t>，动态转换成了整数型的 0 和 1 分类标签。其中，标签为 1 则明确代表该样本是一篇 NCC 指标达标、获得了高引用次数的优质学术论文，标签为 0 则代表是一篇引用次数正常的普通论文。</w:t>
-      </w:r>
-    </w:p>
-    <w:p>
-      <w:pPr>
-        <w:spacing w:beforeLines="100" w:before="312"/>
-        <w:rPr>
-          <w:sz w:val="28"/>
-          <w:szCs w:val="28"/>
-        </w:rPr>
-      </w:pPr>
-      <w:r>
-        <w:rPr>
-          <w:sz w:val="28"/>
-          <w:szCs w:val="28"/>
-        </w:rPr>
-        <w:t>三、</w:t>
-      </w:r>
-      <w:r>
-        <w:rPr>
-          <w:sz w:val="28"/>
-          <w:szCs w:val="28"/>
-        </w:rPr>
-        <w:t xml:space="preserve"> </w:t>
-      </w:r>
-      <w:r>
-        <w:rPr>
-          <w:sz w:val="28"/>
-          <w:szCs w:val="28"/>
-        </w:rPr>
-        <w:t>数据获取</w:t>
-      </w:r>
-      <w:r>
-        <w:rPr>
-          <w:sz w:val="28"/>
-          <w:szCs w:val="28"/>
-        </w:rPr>
-        <w:t xml:space="preserve"> </w:t>
-      </w:r>
-    </w:p>
-    <w:p>
-      <w:pPr>
-        <w:spacing w:beforeLines="100" w:before="312"/>
-        <w:rPr>
-          <w:rFonts w:ascii="宋体" w:hAnsi="宋体" w:hint="eastAsia"/>
-          <w:sz w:val="24"/>
-        </w:rPr>
-      </w:pPr>
-      <w:r>
-        <w:rPr>
-          <w:rFonts w:ascii="宋体" w:hAnsi="宋体"/>
-          <w:sz w:val="24"/>
-        </w:rPr>
-        <w:t>3.1 数据</w:t>
-      </w:r>
-      <w:r>
-        <w:rPr>
-          <w:rFonts w:ascii="宋体" w:hAnsi="宋体" w:hint="eastAsia"/>
-          <w:sz w:val="24"/>
-        </w:rPr>
-        <w:t>获</w:t>
-      </w:r>
-      <w:r>
-        <w:rPr>
-          <w:rFonts w:ascii="宋体" w:hAnsi="宋体"/>
-          <w:sz w:val="24"/>
-        </w:rPr>
-        <w:t>取的方式与软件选取</w:t>
-      </w:r>
-    </w:p>
-    <w:p>
-      <w:pPr>
-        <w:spacing w:beforeLines="100" w:before="312"/>
-        <w:rPr>
-          <w:rFonts w:ascii="宋体" w:hAnsi="宋体" w:hint="eastAsia"/>
-          <w:sz w:val="24"/>
-        </w:rPr>
-      </w:pPr>
-      <w:r>
-        <w:rPr>
-          <w:rFonts w:ascii="宋体" w:hAnsi="宋体" w:hint="eastAsia"/>
-          <w:sz w:val="24"/>
-        </w:rPr>
-        <w:t xml:space="preserve">    </w:t>
-      </w:r>
-      <w:r>
-        <w:rPr>
-          <w:rFonts w:ascii="宋体" w:hAnsi="宋体"/>
-          <w:sz w:val="24"/>
-        </w:rPr>
-        <w:t>本项目依托 Python 编程环境，利用</w:t>
-      </w:r>
-      <w:proofErr w:type="spellStart"/>
-      <w:r>
-        <w:rPr>
-          <w:rFonts w:ascii="宋体" w:hAnsi="宋体"/>
-          <w:sz w:val="24"/>
-        </w:rPr>
-        <w:t>pyalex</w:t>
-      </w:r>
-      <w:proofErr w:type="spellEnd"/>
-      <w:proofErr w:type="gramStart"/>
-      <w:r>
-        <w:rPr>
-          <w:rFonts w:ascii="宋体" w:hAnsi="宋体"/>
-          <w:sz w:val="24"/>
-        </w:rPr>
-        <w:t>库实现</w:t>
-      </w:r>
-      <w:proofErr w:type="gramEnd"/>
-      <w:r>
-        <w:rPr>
-          <w:rFonts w:ascii="宋体" w:hAnsi="宋体"/>
-          <w:sz w:val="24"/>
-        </w:rPr>
-        <w:t>了对</w:t>
-      </w:r>
-      <w:proofErr w:type="spellStart"/>
-      <w:r>
-        <w:rPr>
-          <w:rFonts w:ascii="宋体" w:hAnsi="宋体"/>
-          <w:sz w:val="24"/>
-        </w:rPr>
-        <w:t>OpenAlex</w:t>
-      </w:r>
-      <w:proofErr w:type="spellEnd"/>
-      <w:r>
-        <w:rPr>
-          <w:rFonts w:ascii="宋体" w:hAnsi="宋体"/>
-          <w:sz w:val="24"/>
-        </w:rPr>
-        <w:t>学术数据库的自动化对接。通过编写脚本进行数据采集，我们批量获取了目标学术论文的摘要（abstract）文本及对应的引用频次等关键指标。相较于传统人工采集方式，该方法显著提升了语料获取的效率，保证了样本的多样性与充足性，为后续基于机器学习的特征构建奠定了坚实的数据基础。</w:t>
-      </w:r>
-      <w:r>
-        <w:rPr>
-          <w:rFonts w:ascii="宋体" w:hAnsi="宋体"/>
-          <w:sz w:val="24"/>
-        </w:rPr>
-        <w:t xml:space="preserve"> </w:t>
-      </w:r>
-    </w:p>
-    <w:p>
-      <w:pPr>
-        <w:spacing w:beforeLines="100" w:before="312"/>
-        <w:rPr>
-          <w:rFonts w:ascii="宋体" w:hAnsi="宋体" w:hint="eastAsia"/>
-          <w:sz w:val="24"/>
-        </w:rPr>
-      </w:pPr>
-      <w:r>
-        <w:rPr>
-          <w:rFonts w:ascii="宋体" w:hAnsi="宋体"/>
-          <w:sz w:val="24"/>
-        </w:rPr>
-        <w:t>3.2</w:t>
-      </w:r>
-      <w:r>
-        <w:rPr>
-          <w:rFonts w:ascii="宋体" w:hAnsi="宋体"/>
-          <w:sz w:val="24"/>
-        </w:rPr>
-        <w:t>特征工程：术语密度提取</w:t>
-      </w:r>
-    </w:p>
-    <w:p>
-      <w:pPr>
-        <w:spacing w:beforeLines="100" w:before="312"/>
-        <w:ind w:firstLine="480"/>
-        <w:rPr>
-          <w:rFonts w:ascii="宋体" w:hAnsi="宋体" w:hint="eastAsia"/>
-          <w:sz w:val="24"/>
-        </w:rPr>
-      </w:pPr>
-      <w:r>
-        <w:rPr>
-          <w:rFonts w:ascii="宋体" w:hAnsi="宋体" w:hint="eastAsia"/>
-          <w:sz w:val="24"/>
-        </w:rPr>
-        <w:t>为量化论文摘要的学术专业程度，本项目开展了特征工程处理。我们首先构建了行业术语标准库（</w:t>
-      </w:r>
-      <w:proofErr w:type="spellStart"/>
-      <w:r>
-        <w:rPr>
-          <w:rFonts w:ascii="宋体" w:hAnsi="宋体" w:hint="eastAsia"/>
-          <w:sz w:val="24"/>
-        </w:rPr>
-        <w:t>df_jargon</w:t>
-      </w:r>
-      <w:proofErr w:type="spellEnd"/>
-      <w:r>
-        <w:rPr>
-          <w:rFonts w:ascii="宋体" w:hAnsi="宋体" w:hint="eastAsia"/>
-          <w:sz w:val="24"/>
-        </w:rPr>
-        <w:t xml:space="preserve">），并定义了 </w:t>
-      </w:r>
-      <w:proofErr w:type="spellStart"/>
-      <w:r>
-        <w:rPr>
-          <w:rFonts w:ascii="宋体" w:hAnsi="宋体" w:hint="eastAsia"/>
-          <w:sz w:val="24"/>
-        </w:rPr>
-        <w:t>count_jargons</w:t>
-      </w:r>
-      <w:proofErr w:type="spellEnd"/>
-      <w:r>
-        <w:rPr>
-          <w:rFonts w:ascii="宋体" w:hAnsi="宋体" w:hint="eastAsia"/>
-          <w:sz w:val="24"/>
-        </w:rPr>
-        <w:t xml:space="preserve"> 函数以执行文本解析任务。</w:t>
-      </w:r>
-    </w:p>
-    <w:p>
-      <w:pPr>
-        <w:spacing w:beforeLines="100" w:before="312"/>
-        <w:ind w:firstLine="480"/>
-        <w:rPr>
-          <w:rFonts w:ascii="宋体" w:hAnsi="宋体" w:hint="eastAsia"/>
-          <w:sz w:val="24"/>
-        </w:rPr>
-      </w:pPr>
-      <w:r>
-        <w:rPr>
-          <w:rFonts w:ascii="宋体" w:hAnsi="宋体"/>
-          <w:noProof/>
-          <w:sz w:val="24"/>
-        </w:rPr>
         <w:drawing>
-          <wp:inline distT="0" distB="0" distL="0" distR="0" wp14:anchorId="0F819C59" wp14:editId="2C2AACE7">
-            <wp:extent cx="5278120" cy="1322070"/>
+          <wp:inline distT="0" distB="0" distL="0" distR="0" wp14:anchorId="0F819C59" wp14:editId="6F371AA1">
+            <wp:extent cx="5530850" cy="2673350"/>
             <wp:effectExtent l="0" t="0" r="0" b="0"/>
             <wp:docPr id="1233201612" name="图片 1"/>
             <wp:cNvGraphicFramePr>
@@ -3595,7 +3102,7 @@
                   <pic:spPr>
                     <a:xfrm>
                       <a:off x="0" y="0"/>
-                      <a:ext cx="5278120" cy="1322070"/>
+                      <a:ext cx="5530850" cy="2673350"/>
                     </a:xfrm>
                     <a:prstGeom prst="rect">
                       <a:avLst/>
@@ -3610,7 +3117,7 @@
     </w:p>
     <w:p>
       <w:pPr>
-        <w:spacing w:beforeLines="100" w:before="312"/>
+        <w:spacing w:beforeLines="100" w:before="312" w:line="480" w:lineRule="auto"/>
         <w:ind w:firstLine="480"/>
         <w:rPr>
           <w:rFonts w:ascii="宋体" w:hAnsi="宋体" w:hint="eastAsia"/>
@@ -3627,7 +3134,7 @@
     </w:p>
     <w:p>
       <w:pPr>
-        <w:spacing w:beforeLines="100" w:before="312"/>
+        <w:spacing w:beforeLines="100" w:before="312" w:line="480" w:lineRule="auto"/>
         <w:ind w:firstLineChars="200" w:firstLine="480"/>
         <w:rPr>
           <w:rFonts w:ascii="宋体" w:hAnsi="宋体" w:hint="eastAsia"/>
@@ -3639,28 +3146,12 @@
           <w:rFonts w:ascii="宋体" w:hAnsi="宋体" w:hint="eastAsia"/>
           <w:sz w:val="24"/>
         </w:rPr>
-        <w:t xml:space="preserve">处理逻辑如下：系统首先通过 .lower() 方法对摘要文本进行标准化预处理，消除大小写差异；随后，利用循环遍历函数对摘要中的词汇进行逐一比对，统计匹配到的专业术语总数并将其赋予新特征 </w:t>
-      </w:r>
-      <w:proofErr w:type="spellStart"/>
-      <w:r>
-        <w:rPr>
-          <w:rFonts w:ascii="宋体" w:hAnsi="宋体" w:hint="eastAsia"/>
-          <w:sz w:val="24"/>
-        </w:rPr>
-        <w:t>df</w:t>
-      </w:r>
-      <w:proofErr w:type="spellEnd"/>
-      <w:r>
-        <w:rPr>
-          <w:rFonts w:ascii="宋体" w:hAnsi="宋体" w:hint="eastAsia"/>
-          <w:sz w:val="24"/>
-        </w:rPr>
-        <w:t>['jargon']。该处理过程实现了将非结构化的文本语料向结构化数值指标的转化，为后续评估特征相关性提供了核心数据支撑。</w:t>
-      </w:r>
-    </w:p>
-    <w:p>
-      <w:pPr>
-        <w:spacing w:beforeLines="100" w:before="312"/>
+        <w:t>处理逻辑如下：系统首先通过 .lower() 方法对摘要文本进行标准化预处理，消除大小写差异；随后，利用循环遍历函数对摘要中的词汇进行逐一比对，统计匹配到的专业术语总数并将其赋予新特征 df['jargon']。该处理过程实现了将非结构化的文本语料向结构化数值指标的转化，为后续评估特征相关性提供了核心数据支撑。</w:t>
+      </w:r>
+    </w:p>
+    <w:p>
+      <w:pPr>
+        <w:spacing w:beforeLines="100" w:before="312" w:line="480" w:lineRule="auto"/>
         <w:rPr>
           <w:rFonts w:ascii="宋体" w:hAnsi="宋体" w:hint="eastAsia"/>
           <w:sz w:val="24"/>
@@ -3673,7 +3164,7 @@
         </w:rPr>
         <w:t xml:space="preserve">3.3 </w:t>
       </w:r>
-      <w:bookmarkStart w:id="6" w:name="OLE_LINK8"/>
+      <w:bookmarkStart w:id="5" w:name="OLE_LINK8"/>
       <w:r>
         <w:rPr>
           <w:rFonts w:ascii="宋体" w:hAnsi="宋体"/>
@@ -3688,11 +3179,11 @@
         </w:rPr>
         <w:t>清洗与存储</w:t>
       </w:r>
-      <w:bookmarkEnd w:id="6"/>
-    </w:p>
-    <w:p>
-      <w:pPr>
-        <w:spacing w:beforeLines="100" w:before="312"/>
+      <w:bookmarkEnd w:id="5"/>
+    </w:p>
+    <w:p>
+      <w:pPr>
+        <w:spacing w:beforeLines="100" w:before="312" w:line="480" w:lineRule="auto"/>
         <w:ind w:firstLineChars="200" w:firstLine="480"/>
         <w:rPr>
           <w:rFonts w:ascii="宋体" w:hAnsi="宋体" w:hint="eastAsia"/>
@@ -3704,78 +3195,30 @@
           <w:rFonts w:ascii="宋体" w:hAnsi="宋体"/>
           <w:sz w:val="24"/>
         </w:rPr>
+        <w:t>在特征构建完成后，为确保建模数据的严谨性，我们执行了下述清洗流程：首先，调用 pd.isna() 函数对摘要数据进行缺失值检测，针对无法匹配或提取有效特征的残缺样本予以剔除，确保数据集的纯净度；随后，利用 to_csv() 方法将清洗后的结构化数据存储为 dataset_with_jargon.csv。该数据集涵盖了论文全文摘要及其对应的术语密度数值，为后续决策树算法的计算与可视化分析打通了全流程数据链路。</w:t>
+      </w:r>
+      <w:r>
+        <w:rPr>
+          <w:rFonts w:ascii="宋体" w:hAnsi="宋体"/>
+          <w:sz w:val="24"/>
+        </w:rPr>
+        <w:t xml:space="preserve"> </w:t>
+      </w:r>
+    </w:p>
+    <w:p>
+      <w:pPr>
+        <w:spacing w:beforeLines="100" w:before="312"/>
+        <w:rPr>
+          <w:rFonts w:ascii="宋体" w:hAnsi="宋体" w:hint="eastAsia"/>
+          <w:sz w:val="24"/>
+        </w:rPr>
+      </w:pPr>
+      <w:r>
+        <w:rPr>
+          <w:rFonts w:ascii="宋体" w:hAnsi="宋体"/>
+          <w:sz w:val="24"/>
+        </w:rPr>
         <w:lastRenderedPageBreak/>
-        <w:t xml:space="preserve">在特征构建完成后，为确保建模数据的严谨性，我们执行了下述清洗流程：首先，调用 </w:t>
-      </w:r>
-      <w:proofErr w:type="spellStart"/>
-      <w:r>
-        <w:rPr>
-          <w:rFonts w:ascii="宋体" w:hAnsi="宋体"/>
-          <w:sz w:val="24"/>
-        </w:rPr>
-        <w:t>pd.isna</w:t>
-      </w:r>
-      <w:proofErr w:type="spellEnd"/>
-      <w:r>
-        <w:rPr>
-          <w:rFonts w:ascii="宋体" w:hAnsi="宋体"/>
-          <w:sz w:val="24"/>
-        </w:rPr>
-        <w:t>() 函数对摘要数据进行</w:t>
-      </w:r>
-      <w:proofErr w:type="gramStart"/>
-      <w:r>
-        <w:rPr>
-          <w:rFonts w:ascii="宋体" w:hAnsi="宋体"/>
-          <w:sz w:val="24"/>
-        </w:rPr>
-        <w:t>缺失值</w:t>
-      </w:r>
-      <w:proofErr w:type="gramEnd"/>
-      <w:r>
-        <w:rPr>
-          <w:rFonts w:ascii="宋体" w:hAnsi="宋体"/>
-          <w:sz w:val="24"/>
-        </w:rPr>
-        <w:t xml:space="preserve">检测，针对无法匹配或提取有效特征的残缺样本予以剔除，确保数据集的纯净度；随后，利用 </w:t>
-      </w:r>
-      <w:proofErr w:type="spellStart"/>
-      <w:r>
-        <w:rPr>
-          <w:rFonts w:ascii="宋体" w:hAnsi="宋体"/>
-          <w:sz w:val="24"/>
-        </w:rPr>
-        <w:t>to_csv</w:t>
-      </w:r>
-      <w:proofErr w:type="spellEnd"/>
-      <w:r>
-        <w:rPr>
-          <w:rFonts w:ascii="宋体" w:hAnsi="宋体"/>
-          <w:sz w:val="24"/>
-        </w:rPr>
-        <w:t>() 方法将清洗后的结构化数据存储为 dataset_with_jargon.csv。该数据集涵盖了论文全文摘要及其对应的术语密度数值，为后续决策树算法的计算与可视化分析打通了全流程数据链路。</w:t>
-      </w:r>
-      <w:r>
-        <w:rPr>
-          <w:rFonts w:ascii="宋体" w:hAnsi="宋体"/>
-          <w:sz w:val="24"/>
-        </w:rPr>
-        <w:t xml:space="preserve"> </w:t>
-      </w:r>
-    </w:p>
-    <w:p>
-      <w:pPr>
-        <w:spacing w:beforeLines="100" w:before="312"/>
-        <w:rPr>
-          <w:rFonts w:ascii="宋体" w:hAnsi="宋体" w:hint="eastAsia"/>
-          <w:sz w:val="24"/>
-        </w:rPr>
-      </w:pPr>
-      <w:r>
-        <w:rPr>
-          <w:rFonts w:ascii="宋体" w:hAnsi="宋体"/>
-          <w:sz w:val="24"/>
-        </w:rPr>
         <w:t>3.4 数据的初步处理</w:t>
       </w:r>
     </w:p>
@@ -3840,23 +3283,7 @@
           <w:rFonts w:ascii="宋体" w:hAnsi="宋体" w:hint="eastAsia"/>
           <w:sz w:val="24"/>
         </w:rPr>
-        <w:t>df4: 算的</w:t>
-      </w:r>
-      <w:proofErr w:type="gramStart"/>
-      <w:r>
-        <w:rPr>
-          <w:rFonts w:ascii="宋体" w:hAnsi="宋体" w:hint="eastAsia"/>
-          <w:sz w:val="24"/>
-        </w:rPr>
-        <w:t>是句长</w:t>
-      </w:r>
-      <w:proofErr w:type="gramEnd"/>
-      <w:r>
-        <w:rPr>
-          <w:rFonts w:ascii="宋体" w:hAnsi="宋体" w:hint="eastAsia"/>
-          <w:sz w:val="24"/>
-        </w:rPr>
-        <w:t xml:space="preserve"> (Avg Sentence Length)</w:t>
+        <w:t>df4: 算的是句长 (Avg Sentence Length)</w:t>
       </w:r>
     </w:p>
     <w:p>
@@ -3902,14 +3329,13 @@
       <w:r>
         <w:rPr>
           <w:rFonts w:ascii="宋体" w:hAnsi="宋体"/>
-          <w:noProof/>
           <w:sz w:val="24"/>
         </w:rPr>
         <w:drawing>
-          <wp:inline distT="0" distB="0" distL="0" distR="0" wp14:anchorId="6F61EF1C" wp14:editId="1B3C91A7">
-            <wp:extent cx="5278120" cy="3154680"/>
-            <wp:effectExtent l="0" t="0" r="0" b="7620"/>
-            <wp:docPr id="403654037" name="图片 1"/>
+          <wp:inline distT="0" distB="0" distL="0" distR="0" wp14:anchorId="4AC151FD" wp14:editId="6A5FB0F2">
+            <wp:extent cx="5278120" cy="3329940"/>
+            <wp:effectExtent l="0" t="0" r="0" b="3810"/>
+            <wp:docPr id="257990665" name="图片 1"/>
             <wp:cNvGraphicFramePr>
               <a:graphicFrameLocks xmlns:a="http://schemas.openxmlformats.org/drawingml/2006/main" noChangeAspect="1"/>
             </wp:cNvGraphicFramePr>
@@ -3917,7 +3343,7 @@
               <a:graphicData uri="http://schemas.openxmlformats.org/drawingml/2006/picture">
                 <pic:pic xmlns:pic="http://schemas.openxmlformats.org/drawingml/2006/picture">
                   <pic:nvPicPr>
-                    <pic:cNvPr id="403654037" name=""/>
+                    <pic:cNvPr id="257990665" name=""/>
                     <pic:cNvPicPr/>
                   </pic:nvPicPr>
                   <pic:blipFill>
@@ -3929,7 +3355,7 @@
                   <pic:spPr>
                     <a:xfrm>
                       <a:off x="0" y="0"/>
-                      <a:ext cx="5278120" cy="3154680"/>
+                      <a:ext cx="5278120" cy="3329940"/>
                     </a:xfrm>
                     <a:prstGeom prst="rect">
                       <a:avLst/>
@@ -3958,8 +3384,8 @@
         </w:rPr>
         <w:lastRenderedPageBreak/>
         <w:drawing>
-          <wp:inline distT="0" distB="0" distL="0" distR="0" wp14:anchorId="59C669FD" wp14:editId="4557807D">
-            <wp:extent cx="5278120" cy="3355340"/>
+          <wp:inline distT="0" distB="0" distL="0" distR="0" wp14:anchorId="59C669FD" wp14:editId="61F9C8C2">
+            <wp:extent cx="5278120" cy="4076700"/>
             <wp:effectExtent l="0" t="0" r="0" b="0"/>
             <wp:docPr id="1508064226" name="图片 1"/>
             <wp:cNvGraphicFramePr>
@@ -3981,7 +3407,7 @@
                   <pic:spPr>
                     <a:xfrm>
                       <a:off x="0" y="0"/>
-                      <a:ext cx="5278120" cy="3355340"/>
+                      <a:ext cx="5278120" cy="4076700"/>
                     </a:xfrm>
                     <a:prstGeom prst="rect">
                       <a:avLst/>
@@ -4008,9 +3434,10 @@
           <w:noProof/>
           <w:sz w:val="24"/>
         </w:rPr>
+        <w:lastRenderedPageBreak/>
         <w:drawing>
-          <wp:inline distT="0" distB="0" distL="0" distR="0" wp14:anchorId="5C75B916" wp14:editId="57D07481">
-            <wp:extent cx="5278120" cy="3895090"/>
+          <wp:inline distT="0" distB="0" distL="0" distR="0" wp14:anchorId="5C75B916" wp14:editId="67733045">
+            <wp:extent cx="5278120" cy="4673600"/>
             <wp:effectExtent l="0" t="0" r="0" b="0"/>
             <wp:docPr id="1836470357" name="图片 1"/>
             <wp:cNvGraphicFramePr>
@@ -4032,7 +3459,7 @@
                   <pic:spPr>
                     <a:xfrm>
                       <a:off x="0" y="0"/>
-                      <a:ext cx="5278120" cy="3895090"/>
+                      <a:ext cx="5278120" cy="4673600"/>
                     </a:xfrm>
                     <a:prstGeom prst="rect">
                       <a:avLst/>
@@ -4059,11 +3486,10 @@
           <w:noProof/>
           <w:sz w:val="24"/>
         </w:rPr>
-        <w:lastRenderedPageBreak/>
         <w:drawing>
-          <wp:inline distT="0" distB="0" distL="0" distR="0" wp14:anchorId="5B790C9A" wp14:editId="246E2E38">
-            <wp:extent cx="5278120" cy="1766570"/>
-            <wp:effectExtent l="0" t="0" r="0" b="5080"/>
+          <wp:inline distT="0" distB="0" distL="0" distR="0" wp14:anchorId="5B790C9A" wp14:editId="7EBE1D9E">
+            <wp:extent cx="5278120" cy="3067050"/>
+            <wp:effectExtent l="0" t="0" r="0" b="0"/>
             <wp:docPr id="1180522721" name="图片 1"/>
             <wp:cNvGraphicFramePr>
               <a:graphicFrameLocks xmlns:a="http://schemas.openxmlformats.org/drawingml/2006/main" noChangeAspect="1"/>
@@ -4084,7 +3510,7 @@
                   <pic:spPr>
                     <a:xfrm>
                       <a:off x="0" y="0"/>
-                      <a:ext cx="5278120" cy="1766570"/>
+                      <a:ext cx="5278120" cy="3067050"/>
                     </a:xfrm>
                     <a:prstGeom prst="rect">
                       <a:avLst/>
@@ -4111,10 +3537,11 @@
           <w:noProof/>
           <w:sz w:val="24"/>
         </w:rPr>
+        <w:lastRenderedPageBreak/>
         <w:drawing>
-          <wp:inline distT="0" distB="0" distL="0" distR="0" wp14:anchorId="10328CBD" wp14:editId="48FFE590">
-            <wp:extent cx="5278120" cy="2125345"/>
-            <wp:effectExtent l="0" t="0" r="0" b="8255"/>
+          <wp:inline distT="0" distB="0" distL="0" distR="0" wp14:anchorId="10328CBD" wp14:editId="454D3272">
+            <wp:extent cx="5321300" cy="3276600"/>
+            <wp:effectExtent l="0" t="0" r="0" b="0"/>
             <wp:docPr id="1419709786" name="图片 1"/>
             <wp:cNvGraphicFramePr>
               <a:graphicFrameLocks xmlns:a="http://schemas.openxmlformats.org/drawingml/2006/main" noChangeAspect="1"/>
@@ -4135,7 +3562,7 @@
                   <pic:spPr>
                     <a:xfrm>
                       <a:off x="0" y="0"/>
-                      <a:ext cx="5278120" cy="2125345"/>
+                      <a:ext cx="5321300" cy="3276600"/>
                     </a:xfrm>
                     <a:prstGeom prst="rect">
                       <a:avLst/>
@@ -4217,82 +3644,75 @@
           <w:szCs w:val="28"/>
         </w:rPr>
       </w:pPr>
-      <w:r>
-        <w:rPr>
-          <w:sz w:val="28"/>
-          <w:szCs w:val="28"/>
-        </w:rPr>
-        <w:br w:type="page"/>
-      </w:r>
-    </w:p>
-    <w:p>
-      <w:pPr>
-        <w:spacing w:beforeLines="100" w:before="312"/>
-        <w:rPr>
-          <w:sz w:val="28"/>
-          <w:szCs w:val="28"/>
-        </w:rPr>
-      </w:pPr>
-      <w:r>
-        <w:rPr>
-          <w:sz w:val="28"/>
-          <w:szCs w:val="28"/>
+    </w:p>
+    <w:p>
+      <w:pPr>
+        <w:spacing w:beforeLines="100" w:before="312"/>
+        <w:rPr>
+          <w:sz w:val="28"/>
+          <w:szCs w:val="28"/>
+        </w:rPr>
+      </w:pPr>
+      <w:r>
+        <w:rPr>
+          <w:sz w:val="28"/>
+          <w:szCs w:val="28"/>
+        </w:rPr>
+        <w:t>四、</w:t>
+      </w:r>
+      <w:r>
+        <w:rPr>
+          <w:sz w:val="28"/>
+          <w:szCs w:val="28"/>
+        </w:rPr>
+        <w:t xml:space="preserve"> </w:t>
+      </w:r>
+      <w:r>
+        <w:rPr>
+          <w:sz w:val="28"/>
+          <w:szCs w:val="28"/>
+        </w:rPr>
+        <w:t>可视化分析</w:t>
+      </w:r>
+      <w:r>
+        <w:rPr>
+          <w:sz w:val="28"/>
+          <w:szCs w:val="28"/>
+        </w:rPr>
+        <w:t xml:space="preserve"> </w:t>
+      </w:r>
+    </w:p>
+    <w:p>
+      <w:pPr>
+        <w:spacing w:beforeLines="100" w:before="312"/>
+        <w:rPr>
+          <w:rFonts w:ascii="宋体" w:hAnsi="宋体" w:hint="eastAsia"/>
+          <w:sz w:val="24"/>
+        </w:rPr>
+      </w:pPr>
+      <w:r>
+        <w:rPr>
+          <w:rFonts w:ascii="宋体" w:hAnsi="宋体"/>
+          <w:sz w:val="24"/>
+        </w:rPr>
+        <w:t>4.1 摘要文体特征基础分布分析</w:t>
+      </w:r>
+    </w:p>
+    <w:p>
+      <w:pPr>
+        <w:spacing w:beforeLines="100" w:before="312"/>
+        <w:rPr>
+          <w:rFonts w:ascii="宋体" w:hAnsi="宋体" w:hint="eastAsia"/>
+          <w:sz w:val="24"/>
+        </w:rPr>
+      </w:pPr>
+      <w:r>
+        <w:rPr>
+          <w:rFonts w:ascii="宋体" w:hAnsi="宋体"/>
+          <w:noProof/>
+          <w:sz w:val="24"/>
         </w:rPr>
         <w:lastRenderedPageBreak/>
-        <w:t>四、</w:t>
-      </w:r>
-      <w:r>
-        <w:rPr>
-          <w:sz w:val="28"/>
-          <w:szCs w:val="28"/>
-        </w:rPr>
-        <w:t xml:space="preserve"> </w:t>
-      </w:r>
-      <w:r>
-        <w:rPr>
-          <w:sz w:val="28"/>
-          <w:szCs w:val="28"/>
-        </w:rPr>
-        <w:t>可视化分析</w:t>
-      </w:r>
-      <w:r>
-        <w:rPr>
-          <w:sz w:val="28"/>
-          <w:szCs w:val="28"/>
-        </w:rPr>
-        <w:t xml:space="preserve"> </w:t>
-      </w:r>
-    </w:p>
-    <w:p>
-      <w:pPr>
-        <w:spacing w:beforeLines="100" w:before="312"/>
-        <w:rPr>
-          <w:rFonts w:ascii="宋体" w:hAnsi="宋体"/>
-          <w:sz w:val="24"/>
-        </w:rPr>
-      </w:pPr>
-      <w:r>
-        <w:rPr>
-          <w:rFonts w:ascii="宋体" w:hAnsi="宋体"/>
-          <w:sz w:val="24"/>
-        </w:rPr>
-        <w:t>4.1 摘要文体特征基础分布分析</w:t>
-      </w:r>
-    </w:p>
-    <w:p>
-      <w:pPr>
-        <w:spacing w:beforeLines="100" w:before="312"/>
-        <w:rPr>
-          <w:rFonts w:ascii="宋体" w:hAnsi="宋体"/>
-          <w:sz w:val="24"/>
-        </w:rPr>
-      </w:pPr>
-      <w:r>
-        <w:rPr>
-          <w:rFonts w:ascii="宋体" w:hAnsi="宋体"/>
-          <w:noProof/>
-          <w:sz w:val="24"/>
-        </w:rPr>
         <w:drawing>
           <wp:inline distT="0" distB="0" distL="0" distR="0" wp14:anchorId="1024A231" wp14:editId="7D7BE6A1">
             <wp:extent cx="5278120" cy="4497705"/>
@@ -4352,14 +3772,7 @@
           <w:rFonts w:ascii="宋体" w:hAnsi="宋体" w:hint="eastAsia"/>
           <w:sz w:val="24"/>
         </w:rPr>
-        <w:t xml:space="preserve"> </w:t>
-      </w:r>
-      <w:r>
-        <w:rPr>
-          <w:rFonts w:ascii="宋体" w:hAnsi="宋体" w:hint="eastAsia"/>
-          <w:sz w:val="24"/>
-        </w:rPr>
-        <w:t>王俊杰绘制</w:t>
+        <w:t xml:space="preserve"> 王俊杰绘制</w:t>
       </w:r>
     </w:p>
     <w:p>
@@ -4367,7 +3780,7 @@
         <w:spacing w:beforeLines="100" w:before="312"/>
         <w:jc w:val="center"/>
         <w:rPr>
-          <w:rFonts w:ascii="宋体" w:hAnsi="宋体"/>
+          <w:rFonts w:ascii="宋体" w:hAnsi="宋体" w:hint="eastAsia"/>
           <w:sz w:val="24"/>
         </w:rPr>
       </w:pPr>
@@ -4377,7 +3790,7 @@
         <w:spacing w:beforeLines="100" w:before="312"/>
         <w:jc w:val="left"/>
         <w:rPr>
-          <w:rFonts w:ascii="宋体" w:hAnsi="宋体"/>
+          <w:rFonts w:ascii="宋体" w:hAnsi="宋体" w:hint="eastAsia"/>
           <w:sz w:val="24"/>
         </w:rPr>
       </w:pPr>
@@ -4387,7 +3800,6 @@
           <w:noProof/>
           <w:sz w:val="24"/>
         </w:rPr>
-        <w:lastRenderedPageBreak/>
         <w:drawing>
           <wp:inline distT="0" distB="0" distL="0" distR="0" wp14:anchorId="4901FE86" wp14:editId="268E368E">
             <wp:extent cx="5278120" cy="2446020"/>
@@ -4446,16 +3858,16 @@
       <w:pPr>
         <w:spacing w:beforeLines="100" w:before="312"/>
         <w:rPr>
-          <w:rFonts w:hint="eastAsia"/>
-          <w:sz w:val="28"/>
-          <w:szCs w:val="28"/>
-        </w:rPr>
-      </w:pPr>
-      <w:r>
-        <w:rPr>
-          <w:rFonts w:ascii="宋体" w:hAnsi="宋体"/>
-          <w:sz w:val="24"/>
-        </w:rPr>
+          <w:sz w:val="28"/>
+          <w:szCs w:val="28"/>
+        </w:rPr>
+      </w:pPr>
+      <w:r>
+        <w:rPr>
+          <w:rFonts w:ascii="宋体" w:hAnsi="宋体"/>
+          <w:sz w:val="24"/>
+        </w:rPr>
+        <w:lastRenderedPageBreak/>
         <w:t>4.2 核心指标分析</w:t>
       </w:r>
     </w:p>
@@ -4473,7 +3885,6 @@
           <w:sz w:val="28"/>
           <w:szCs w:val="28"/>
         </w:rPr>
-        <w:lastRenderedPageBreak/>
         <w:drawing>
           <wp:inline distT="0" distB="0" distL="0" distR="0" wp14:anchorId="260BBB08" wp14:editId="405AA911">
             <wp:extent cx="5278120" cy="5392420"/>
@@ -4526,10 +3937,11 @@
           <w:sz w:val="28"/>
           <w:szCs w:val="28"/>
         </w:rPr>
+        <w:lastRenderedPageBreak/>
         <w:drawing>
-          <wp:inline distT="0" distB="0" distL="0" distR="0" wp14:anchorId="24C20FAB" wp14:editId="1868FF05">
-            <wp:extent cx="5278120" cy="2449830"/>
-            <wp:effectExtent l="0" t="0" r="0" b="7620"/>
+          <wp:inline distT="0" distB="0" distL="0" distR="0" wp14:anchorId="24C20FAB" wp14:editId="2FAC55EF">
+            <wp:extent cx="5359400" cy="3765550"/>
+            <wp:effectExtent l="0" t="0" r="0" b="6350"/>
             <wp:docPr id="866132623" name="图片 1"/>
             <wp:cNvGraphicFramePr>
               <a:graphicFrameLocks xmlns:a="http://schemas.openxmlformats.org/drawingml/2006/main" noChangeAspect="1"/>
@@ -4550,7 +3962,7 @@
                   <pic:spPr>
                     <a:xfrm>
                       <a:off x="0" y="0"/>
-                      <a:ext cx="5278120" cy="2449830"/>
+                      <a:ext cx="5369127" cy="3772384"/>
                     </a:xfrm>
                     <a:prstGeom prst="rect">
                       <a:avLst/>
@@ -4583,19 +3995,18 @@
     </w:p>
     <w:p>
       <w:pPr>
-        <w:spacing w:beforeLines="100" w:before="312"/>
+        <w:spacing w:beforeLines="100" w:before="312" w:line="480" w:lineRule="auto"/>
         <w:ind w:firstLineChars="200" w:firstLine="480"/>
         <w:rPr>
-          <w:rFonts w:ascii="宋体" w:hAnsi="宋体"/>
-          <w:sz w:val="24"/>
-        </w:rPr>
-      </w:pPr>
-      <w:r>
-        <w:rPr>
-          <w:rFonts w:ascii="宋体" w:hAnsi="宋体" w:hint="eastAsia"/>
-          <w:sz w:val="24"/>
-        </w:rPr>
-        <w:lastRenderedPageBreak/>
+          <w:rFonts w:ascii="宋体" w:hAnsi="宋体" w:hint="eastAsia"/>
+          <w:sz w:val="24"/>
+        </w:rPr>
+      </w:pPr>
+      <w:r>
+        <w:rPr>
+          <w:rFonts w:ascii="宋体" w:hAnsi="宋体" w:hint="eastAsia"/>
+          <w:sz w:val="24"/>
+        </w:rPr>
         <w:t>#</w:t>
       </w:r>
       <w:r>
@@ -4603,47 +4014,15 @@
           <w:rFonts w:ascii="宋体" w:hAnsi="宋体"/>
           <w:sz w:val="24"/>
         </w:rPr>
-        <w:t xml:space="preserve">展示了各文体特征变量与目标变量 NCC 之间的全局分布特征。通过对角线的直方图观察可知，除 NCC 外，其余语言学指标均呈现出明显的正态分布趋势，说明样本数据具备较好的统计学代表性。在非对角线的两两特征相关性散点图中，各指标点群分布呈发散状，未表现出明显的线性相关性，这表明本项目选取的 6 </w:t>
-      </w:r>
-      <w:proofErr w:type="gramStart"/>
-      <w:r>
-        <w:rPr>
-          <w:rFonts w:ascii="宋体" w:hAnsi="宋体"/>
-          <w:sz w:val="24"/>
-        </w:rPr>
-        <w:t>个</w:t>
-      </w:r>
-      <w:proofErr w:type="gramEnd"/>
-      <w:r>
-        <w:rPr>
-          <w:rFonts w:ascii="宋体" w:hAnsi="宋体"/>
-          <w:sz w:val="24"/>
-        </w:rPr>
-        <w:t>文体指标在特征工程上保持了良好的独立性，排除了多重共线性对后续算法回归计算可能产生的干扰。同时，底部 NCC 变量的长尾分布特征，也进一步验证了我们进行</w:t>
-      </w:r>
-      <w:proofErr w:type="gramStart"/>
-      <w:r>
-        <w:rPr>
-          <w:rFonts w:ascii="宋体" w:hAnsi="宋体"/>
-          <w:sz w:val="24"/>
-        </w:rPr>
-        <w:t>二值化处理</w:t>
-      </w:r>
-      <w:proofErr w:type="gramEnd"/>
-      <w:r>
-        <w:rPr>
-          <w:rFonts w:ascii="宋体" w:hAnsi="宋体"/>
-          <w:sz w:val="24"/>
-        </w:rPr>
-        <w:t>以提升决策树分类稳定性的必要性。</w:t>
-      </w:r>
-    </w:p>
-    <w:p>
-      <w:pPr>
-        <w:spacing w:beforeLines="100" w:before="312"/>
+        <w:t>展示了各文体特征变量与目标变量 NCC 之间的全局分布特征。通过对角线的直方图观察可知，除 NCC 外，其余语言学指标均呈现出明显的正态分布趋势，说明样本数据具备较好的统计学代表性。在非对角线的两两特征相关性散点图中，各指标点群分布呈发散状，未表现出明显的线性相关性，这表明本项目选取的 6 个文体指标在特征工程上保持了良好的独立性，排除了多重共线性对后续算法回归计算可能产生的干扰。同时，底部 NCC 变量的长尾分布特征，也进一步验证了我们进行二值化处理以提升决策树分类稳定性的必要性。</w:t>
+      </w:r>
+    </w:p>
+    <w:p>
+      <w:pPr>
+        <w:spacing w:beforeLines="100" w:before="312" w:line="480" w:lineRule="auto"/>
         <w:ind w:firstLineChars="200" w:firstLine="480"/>
         <w:rPr>
-          <w:rFonts w:ascii="宋体" w:hAnsi="宋体"/>
+          <w:rFonts w:ascii="宋体" w:hAnsi="宋体" w:hint="eastAsia"/>
           <w:sz w:val="24"/>
         </w:rPr>
       </w:pPr>
@@ -4721,9 +4100,10 @@
           <w:rFonts w:ascii="宋体" w:hAnsi="宋体"/>
           <w:sz w:val="24"/>
         </w:rPr>
+        <w:lastRenderedPageBreak/>
         <w:t xml:space="preserve">5.1 </w:t>
       </w:r>
-      <w:bookmarkStart w:id="7" w:name="OLE_LINK13"/>
+      <w:bookmarkStart w:id="6" w:name="OLE_LINK13"/>
       <w:r>
         <w:rPr>
           <w:rFonts w:ascii="宋体" w:hAnsi="宋体"/>
@@ -4732,7 +4112,7 @@
         <w:t>相关性分析</w:t>
       </w:r>
     </w:p>
-    <w:bookmarkEnd w:id="7"/>
+    <w:bookmarkEnd w:id="6"/>
     <w:p>
       <w:pPr>
         <w:spacing w:beforeLines="100" w:before="312"/>
@@ -4748,9 +4128,9 @@
           <w:szCs w:val="28"/>
         </w:rPr>
         <w:drawing>
-          <wp:inline distT="0" distB="0" distL="0" distR="0" wp14:anchorId="44FC940C" wp14:editId="55837326">
-            <wp:extent cx="5278120" cy="5459095"/>
-            <wp:effectExtent l="0" t="0" r="0" b="8255"/>
+          <wp:inline distT="0" distB="0" distL="0" distR="0" wp14:anchorId="44FC940C" wp14:editId="036A8F9D">
+            <wp:extent cx="5492750" cy="7239000"/>
+            <wp:effectExtent l="0" t="0" r="0" b="0"/>
             <wp:docPr id="1069906311" name="图片 1"/>
             <wp:cNvGraphicFramePr>
               <a:graphicFrameLocks xmlns:a="http://schemas.openxmlformats.org/drawingml/2006/main" noChangeAspect="1"/>
@@ -4771,7 +4151,7 @@
                   <pic:spPr>
                     <a:xfrm>
                       <a:off x="0" y="0"/>
-                      <a:ext cx="5278120" cy="5459095"/>
+                      <a:ext cx="5492750" cy="7239000"/>
                     </a:xfrm>
                     <a:prstGeom prst="rect">
                       <a:avLst/>
@@ -4795,16 +4175,16 @@
       </w:pPr>
       <w:r>
         <w:rPr>
-          <w:rFonts w:ascii="宋体" w:hAnsi="宋体"/>
           <w:noProof/>
-          <w:sz w:val="24"/>
+          <w:sz w:val="28"/>
+          <w:szCs w:val="28"/>
         </w:rPr>
         <w:lastRenderedPageBreak/>
         <w:drawing>
-          <wp:inline distT="0" distB="0" distL="0" distR="0" wp14:anchorId="6FBB60D1" wp14:editId="08E0A752">
+          <wp:inline distT="0" distB="0" distL="0" distR="0" wp14:anchorId="2738A74F" wp14:editId="5DE8F591">
             <wp:extent cx="5278120" cy="4033520"/>
             <wp:effectExtent l="0" t="0" r="0" b="5080"/>
-            <wp:docPr id="1965500144" name="图片 1"/>
+            <wp:docPr id="1977022155" name="图片 1"/>
             <wp:cNvGraphicFramePr>
               <a:graphicFrameLocks xmlns:a="http://schemas.openxmlformats.org/drawingml/2006/main" noChangeAspect="1"/>
             </wp:cNvGraphicFramePr>
@@ -4812,7 +4192,7 @@
               <a:graphicData uri="http://schemas.openxmlformats.org/drawingml/2006/picture">
                 <pic:pic xmlns:pic="http://schemas.openxmlformats.org/drawingml/2006/picture">
                   <pic:nvPicPr>
-                    <pic:cNvPr id="773465243" name=""/>
+                    <pic:cNvPr id="1977022155" name=""/>
                     <pic:cNvPicPr/>
                   </pic:nvPicPr>
                   <pic:blipFill>
@@ -4842,7 +4222,7 @@
         <w:spacing w:beforeLines="100" w:before="312"/>
         <w:jc w:val="center"/>
         <w:rPr>
-          <w:rFonts w:ascii="宋体" w:hAnsi="宋体"/>
+          <w:rFonts w:ascii="宋体" w:hAnsi="宋体" w:hint="eastAsia"/>
           <w:sz w:val="24"/>
         </w:rPr>
       </w:pPr>
@@ -4856,62 +4236,111 @@
     </w:p>
     <w:p>
       <w:pPr>
-        <w:spacing w:beforeLines="100" w:before="312"/>
-        <w:rPr>
-          <w:rFonts w:ascii="宋体" w:hAnsi="宋体" w:hint="eastAsia"/>
-          <w:sz w:val="24"/>
-        </w:rPr>
-      </w:pPr>
-      <w:r>
-        <w:rPr>
-          <w:rFonts w:ascii="宋体" w:hAnsi="宋体" w:hint="eastAsia"/>
-          <w:sz w:val="24"/>
-        </w:rPr>
-        <w:t>对原始数据进行相关性分析与回归分析，发现数据结果不是很好</w:t>
-      </w:r>
-      <w:r>
-        <w:rPr>
-          <w:rFonts w:ascii="宋体" w:hAnsi="宋体" w:hint="eastAsia"/>
-          <w:sz w:val="24"/>
-        </w:rPr>
-        <w:t>，</w:t>
-      </w:r>
-      <w:r>
-        <w:rPr>
-          <w:rFonts w:ascii="宋体" w:hAnsi="宋体" w:hint="eastAsia"/>
-          <w:sz w:val="24"/>
-        </w:rPr>
-        <w:t>方差以及相关性并非足够明显，</w:t>
-      </w:r>
-      <w:r>
-        <w:rPr>
-          <w:rFonts w:ascii="宋体" w:hAnsi="宋体" w:hint="eastAsia"/>
-          <w:sz w:val="24"/>
-        </w:rPr>
-        <w:t>呈阴性相关</w:t>
-      </w:r>
-    </w:p>
-    <w:p>
-      <w:pPr>
-        <w:spacing w:beforeLines="100" w:before="312"/>
-        <w:rPr>
-          <w:rFonts w:ascii="宋体" w:hAnsi="宋体" w:hint="eastAsia"/>
-          <w:sz w:val="24"/>
-        </w:rPr>
-      </w:pPr>
-      <w:r>
-        <w:rPr>
-          <w:rFonts w:ascii="宋体" w:hAnsi="宋体" w:hint="eastAsia"/>
-          <w:sz w:val="24"/>
-        </w:rPr>
-        <w:t>于是我们决定对</w:t>
-      </w:r>
-      <w:r>
-        <w:rPr>
-          <w:rFonts w:ascii="宋体" w:hAnsi="宋体" w:hint="eastAsia"/>
-          <w:sz w:val="24"/>
-        </w:rPr>
-        <w:t>数据集进行模型训练</w:t>
+        <w:spacing w:beforeLines="100" w:before="312" w:line="480" w:lineRule="auto"/>
+        <w:ind w:firstLineChars="200" w:firstLine="480"/>
+        <w:rPr>
+          <w:rFonts w:ascii="宋体" w:hAnsi="宋体" w:hint="eastAsia"/>
+          <w:sz w:val="24"/>
+        </w:rPr>
+      </w:pPr>
+      <w:r>
+        <w:rPr>
+          <w:rFonts w:ascii="宋体" w:hAnsi="宋体"/>
+          <w:sz w:val="24"/>
+        </w:rPr>
+        <w:t>在初步探索阶段，我们对原始指标与被引频次进行了相关性分析与回归分析。研究发现，原始数据集在各维度的相关性表现较弱，且方差分布存在明显的异方差性，回归模型的解释力有限。为消除数据分布的非线性偏差并改善模型拟合效果，我们对目标变量执行了对数变换处理</w:t>
+      </w:r>
+      <w:r>
+        <w:rPr>
+          <w:rFonts w:ascii="宋体" w:hAnsi="宋体" w:hint="eastAsia"/>
+          <w:sz w:val="24"/>
+        </w:rPr>
+        <w:t>：</w:t>
+      </w:r>
+    </w:p>
+    <w:p>
+      <w:pPr>
+        <w:spacing w:beforeLines="100" w:before="312" w:line="480" w:lineRule="auto"/>
+        <w:ind w:firstLineChars="200" w:firstLine="480"/>
+        <w:rPr>
+          <w:rFonts w:ascii="宋体" w:hAnsi="宋体" w:hint="eastAsia"/>
+          <w:sz w:val="24"/>
+        </w:rPr>
+      </w:pPr>
+      <w:r>
+        <w:rPr>
+          <w:rFonts w:ascii="宋体" w:hAnsi="宋体"/>
+          <w:noProof/>
+          <w:sz w:val="24"/>
+        </w:rPr>
+        <w:lastRenderedPageBreak/>
+        <w:drawing>
+          <wp:inline distT="0" distB="0" distL="0" distR="0" wp14:anchorId="5DC57B5C" wp14:editId="59AAB2E1">
+            <wp:extent cx="5278120" cy="4033520"/>
+            <wp:effectExtent l="0" t="0" r="0" b="5080"/>
+            <wp:docPr id="80913360" name="图片 1"/>
+            <wp:cNvGraphicFramePr>
+              <a:graphicFrameLocks xmlns:a="http://schemas.openxmlformats.org/drawingml/2006/main" noChangeAspect="1"/>
+            </wp:cNvGraphicFramePr>
+            <a:graphic xmlns:a="http://schemas.openxmlformats.org/drawingml/2006/main">
+              <a:graphicData uri="http://schemas.openxmlformats.org/drawingml/2006/picture">
+                <pic:pic xmlns:pic="http://schemas.openxmlformats.org/drawingml/2006/picture">
+                  <pic:nvPicPr>
+                    <pic:cNvPr id="80913360" name=""/>
+                    <pic:cNvPicPr/>
+                  </pic:nvPicPr>
+                  <pic:blipFill>
+                    <a:blip r:embed="rId23"/>
+                    <a:stretch>
+                      <a:fillRect/>
+                    </a:stretch>
+                  </pic:blipFill>
+                  <pic:spPr>
+                    <a:xfrm>
+                      <a:off x="0" y="0"/>
+                      <a:ext cx="5278120" cy="4033520"/>
+                    </a:xfrm>
+                    <a:prstGeom prst="rect">
+                      <a:avLst/>
+                    </a:prstGeom>
+                  </pic:spPr>
+                </pic:pic>
+              </a:graphicData>
+            </a:graphic>
+          </wp:inline>
+        </w:drawing>
+      </w:r>
+    </w:p>
+    <w:p>
+      <w:pPr>
+        <w:spacing w:beforeLines="100" w:before="312" w:line="480" w:lineRule="auto"/>
+        <w:ind w:firstLineChars="200" w:firstLine="480"/>
+        <w:rPr>
+          <w:rFonts w:ascii="宋体" w:hAnsi="宋体" w:hint="eastAsia"/>
+          <w:sz w:val="24"/>
+        </w:rPr>
+      </w:pPr>
+      <w:bookmarkStart w:id="7" w:name="OLE_LINK1"/>
+      <w:r>
+        <w:rPr>
+          <w:rFonts w:ascii="宋体" w:hAnsi="宋体"/>
+          <w:sz w:val="24"/>
+        </w:rPr>
+        <w:t>即便在执行了对数变换（Log-transformation）以平滑数据尺度后，特征空间的分布特征与预测效果仍未出现显著优化，这表明腐蚀科学领域的论文被引频次与文体特征之间并非简单的线性映射，而是存在复杂的非线性交互与高维触发机制。基于此，为进一步揭示数据内在的聚类特征与非线性关联，我们将研究视角从统计回归转向机器学习框架。通过引入聚类分析，我们实现了学术摘要风格的群体化画像；在此基础上，构建</w:t>
+      </w:r>
+      <w:r>
+        <w:rPr>
+          <w:rFonts w:ascii="宋体" w:hAnsi="宋体" w:hint="eastAsia"/>
+          <w:sz w:val="24"/>
+        </w:rPr>
+        <w:t>了</w:t>
+      </w:r>
+      <w:r>
+        <w:rPr>
+          <w:rFonts w:ascii="宋体" w:hAnsi="宋体"/>
+          <w:sz w:val="24"/>
+        </w:rPr>
+        <w:t>决策树分类模型</w:t>
       </w:r>
       <w:r>
         <w:rPr>
@@ -4921,6 +4350,7 @@
         <w:t>。</w:t>
       </w:r>
     </w:p>
+    <w:bookmarkEnd w:id="7"/>
     <w:p>
       <w:pPr>
         <w:spacing w:beforeLines="100" w:before="312"/>
@@ -4941,7 +4371,7 @@
       <w:pPr>
         <w:spacing w:beforeLines="100" w:before="312"/>
         <w:rPr>
-          <w:rFonts w:ascii="宋体" w:hAnsi="宋体"/>
+          <w:rFonts w:ascii="宋体" w:hAnsi="宋体" w:hint="eastAsia"/>
           <w:sz w:val="24"/>
         </w:rPr>
       </w:pPr>
@@ -4968,7 +4398,7 @@
                     <pic:cNvPicPr/>
                   </pic:nvPicPr>
                   <pic:blipFill>
-                    <a:blip r:embed="rId23"/>
+                    <a:blip r:embed="rId24"/>
                     <a:stretch>
                       <a:fillRect/>
                     </a:stretch>
@@ -4991,34 +4421,19 @@
     </w:p>
     <w:p>
       <w:pPr>
-        <w:spacing w:beforeLines="100" w:before="312"/>
-        <w:rPr>
-          <w:rFonts w:ascii="宋体" w:hAnsi="宋体" w:hint="eastAsia"/>
-          <w:sz w:val="24"/>
-        </w:rPr>
-      </w:pPr>
-      <w:r>
-        <w:rPr>
-          <w:rFonts w:ascii="宋体" w:hAnsi="宋体" w:hint="eastAsia"/>
-          <w:sz w:val="24"/>
-        </w:rPr>
-        <w:t>在宽窗口内研究了指数k与轮廓系数的关系，证明了数据表现出一定的均</w:t>
-      </w:r>
-      <w:proofErr w:type="gramStart"/>
-      <w:r>
-        <w:rPr>
-          <w:rFonts w:ascii="宋体" w:hAnsi="宋体" w:hint="eastAsia"/>
-          <w:sz w:val="24"/>
-        </w:rPr>
-        <w:t>一</w:t>
-      </w:r>
-      <w:proofErr w:type="gramEnd"/>
-      <w:r>
-        <w:rPr>
-          <w:rFonts w:ascii="宋体" w:hAnsi="宋体" w:hint="eastAsia"/>
-          <w:sz w:val="24"/>
-        </w:rPr>
-        <w:t>性，与预测训练中所得的结论一致</w:t>
+        <w:spacing w:beforeLines="100" w:before="312" w:line="480" w:lineRule="auto"/>
+        <w:ind w:firstLineChars="200" w:firstLine="480"/>
+        <w:rPr>
+          <w:rFonts w:ascii="宋体" w:hAnsi="宋体" w:hint="eastAsia"/>
+          <w:sz w:val="24"/>
+        </w:rPr>
+      </w:pPr>
+      <w:r>
+        <w:rPr>
+          <w:rFonts w:ascii="宋体" w:hAnsi="宋体"/>
+          <w:sz w:val="24"/>
+        </w:rPr>
+        <w:t>聚类模型对参数是敏感的，我们通过宽窗口扫描，证明我们的聚类结果并非偶然，而是数据本身具备这种稳定的分布范式，从而为后续的决策树特征选择提供了稳定的输入依据。</w:t>
       </w:r>
     </w:p>
     <w:p>
@@ -5035,6 +4450,7 @@
           <w:noProof/>
           <w:sz w:val="24"/>
         </w:rPr>
+        <w:lastRenderedPageBreak/>
         <w:drawing>
           <wp:inline distT="0" distB="0" distL="0" distR="0" wp14:anchorId="43D54094" wp14:editId="7BF5CFBB">
             <wp:extent cx="5278120" cy="3545840"/>
@@ -5051,7 +4467,7 @@
                     <pic:cNvPicPr/>
                   </pic:nvPicPr>
                   <pic:blipFill>
-                    <a:blip r:embed="rId24"/>
+                    <a:blip r:embed="rId25"/>
                     <a:stretch>
                       <a:fillRect/>
                     </a:stretch>
@@ -5088,9 +4504,9 @@
         </w:rPr>
         <w:lastRenderedPageBreak/>
         <w:drawing>
-          <wp:inline distT="0" distB="0" distL="0" distR="0" wp14:anchorId="1707547E" wp14:editId="2D27A835">
-            <wp:extent cx="5278120" cy="5459095"/>
-            <wp:effectExtent l="0" t="0" r="0" b="8255"/>
+          <wp:inline distT="0" distB="0" distL="0" distR="0" wp14:anchorId="1707547E" wp14:editId="0CAEDFD3">
+            <wp:extent cx="5461000" cy="6140450"/>
+            <wp:effectExtent l="0" t="0" r="6350" b="0"/>
             <wp:docPr id="361080945" name="图片 1"/>
             <wp:cNvGraphicFramePr>
               <a:graphicFrameLocks xmlns:a="http://schemas.openxmlformats.org/drawingml/2006/main" noChangeAspect="1"/>
@@ -5103,7 +4519,7 @@
                     <pic:cNvPicPr/>
                   </pic:nvPicPr>
                   <pic:blipFill>
-                    <a:blip r:embed="rId25"/>
+                    <a:blip r:embed="rId26"/>
                     <a:stretch>
                       <a:fillRect/>
                     </a:stretch>
@@ -5111,7 +4527,7 @@
                   <pic:spPr>
                     <a:xfrm>
                       <a:off x="0" y="0"/>
-                      <a:ext cx="5278120" cy="5459095"/>
+                      <a:ext cx="5461000" cy="6140450"/>
                     </a:xfrm>
                     <a:prstGeom prst="rect">
                       <a:avLst/>
@@ -5143,54 +4559,57 @@
     </w:p>
     <w:p>
       <w:pPr>
-        <w:spacing w:beforeLines="100" w:before="312"/>
-        <w:rPr>
-          <w:rFonts w:ascii="宋体" w:hAnsi="宋体" w:hint="eastAsia"/>
-          <w:sz w:val="24"/>
-        </w:rPr>
-      </w:pPr>
-      <w:r>
-        <w:rPr>
-          <w:rFonts w:ascii="宋体" w:hAnsi="宋体" w:hint="eastAsia"/>
-          <w:sz w:val="24"/>
-        </w:rPr>
-        <w:t>我们进行聚类分析后</w:t>
-      </w:r>
-      <w:r>
-        <w:rPr>
-          <w:rFonts w:ascii="宋体" w:hAnsi="宋体" w:hint="eastAsia"/>
-          <w:sz w:val="24"/>
-        </w:rPr>
-        <w:t>再次进行相关性分析</w:t>
-      </w:r>
-      <w:r>
-        <w:rPr>
-          <w:rFonts w:ascii="宋体" w:hAnsi="宋体" w:hint="eastAsia"/>
-          <w:sz w:val="24"/>
-        </w:rPr>
-        <w:t>发现，得出的依然是阴性结果，说明这些特性是我们所研究对象本身具有的，因此我们决定进行决策树的方法再次进行分析</w:t>
-      </w:r>
-    </w:p>
-    <w:p>
-      <w:pPr>
-        <w:spacing w:beforeLines="100" w:before="312"/>
-        <w:rPr>
-          <w:rFonts w:ascii="宋体" w:hAnsi="宋体" w:hint="eastAsia"/>
-          <w:sz w:val="24"/>
-        </w:rPr>
-      </w:pPr>
-      <w:r>
-        <w:rPr>
-          <w:noProof/>
-          <w:sz w:val="28"/>
-          <w:szCs w:val="28"/>
+        <w:spacing w:beforeLines="100" w:before="312" w:line="480" w:lineRule="auto"/>
+        <w:ind w:firstLineChars="200" w:firstLine="480"/>
+        <w:rPr>
+          <w:rFonts w:ascii="宋体" w:hAnsi="宋体"/>
+          <w:sz w:val="24"/>
+        </w:rPr>
+      </w:pPr>
+      <w:r>
+        <w:rPr>
+          <w:rFonts w:ascii="宋体" w:hAnsi="宋体"/>
+          <w:sz w:val="24"/>
+        </w:rPr>
+        <w:t>在聚类分析的基础上，我们对样本特征与目标变量进行了进一步的相关性回归验证。分析结果显示，文体指标与引用表现之间并未呈现出显著的线性相关性，这表明样本数据的统计特征存在高度的内禀均一性，即这些文体特性是腐蚀科学领域学术语料的普遍构成要素，而非单一高引论文的独有属性。鉴于传统线性相关性分析难以揭示特征间的深层映射关系，我们决定引入机器学习框架，采用决</w:t>
+      </w:r>
+      <w:r>
+        <w:rPr>
+          <w:rFonts w:ascii="宋体" w:hAnsi="宋体"/>
+          <w:sz w:val="24"/>
         </w:rPr>
         <w:lastRenderedPageBreak/>
+        <w:t>策树算法进行非线性建模。</w:t>
+      </w:r>
+    </w:p>
+    <w:p>
+      <w:pPr>
+        <w:spacing w:beforeLines="100" w:before="312" w:line="480" w:lineRule="auto"/>
+        <w:ind w:firstLineChars="200" w:firstLine="480"/>
+        <w:rPr>
+          <w:rFonts w:ascii="宋体" w:hAnsi="宋体" w:hint="eastAsia"/>
+          <w:sz w:val="24"/>
+        </w:rPr>
+      </w:pPr>
+    </w:p>
+    <w:p>
+      <w:pPr>
+        <w:spacing w:beforeLines="100" w:before="312"/>
+        <w:rPr>
+          <w:rFonts w:ascii="宋体" w:hAnsi="宋体" w:hint="eastAsia"/>
+          <w:sz w:val="24"/>
+        </w:rPr>
+      </w:pPr>
+      <w:r>
+        <w:rPr>
+          <w:rFonts w:ascii="宋体" w:hAnsi="宋体"/>
+          <w:sz w:val="24"/>
+        </w:rPr>
         <w:drawing>
-          <wp:inline distT="0" distB="0" distL="0" distR="0" wp14:anchorId="1A5613C4" wp14:editId="225BCCB6">
-            <wp:extent cx="5278120" cy="3094990"/>
+          <wp:inline distT="0" distB="0" distL="0" distR="0" wp14:anchorId="46DC1CB3" wp14:editId="38657336">
+            <wp:extent cx="6178550" cy="5391150"/>
             <wp:effectExtent l="0" t="0" r="0" b="0"/>
-            <wp:docPr id="1353873065" name="图片 1"/>
+            <wp:docPr id="82453155" name="图片 1"/>
             <wp:cNvGraphicFramePr>
               <a:graphicFrameLocks xmlns:a="http://schemas.openxmlformats.org/drawingml/2006/main" noChangeAspect="1"/>
             </wp:cNvGraphicFramePr>
@@ -5198,11 +4617,11 @@
               <a:graphicData uri="http://schemas.openxmlformats.org/drawingml/2006/picture">
                 <pic:pic xmlns:pic="http://schemas.openxmlformats.org/drawingml/2006/picture">
                   <pic:nvPicPr>
-                    <pic:cNvPr id="862045966" name=""/>
+                    <pic:cNvPr id="82453155" name=""/>
                     <pic:cNvPicPr/>
                   </pic:nvPicPr>
                   <pic:blipFill>
-                    <a:blip r:embed="rId26"/>
+                    <a:blip r:embed="rId27"/>
                     <a:stretch>
                       <a:fillRect/>
                     </a:stretch>
@@ -5210,7 +4629,7 @@
                   <pic:spPr>
                     <a:xfrm>
                       <a:off x="0" y="0"/>
-                      <a:ext cx="5278120" cy="3094990"/>
+                      <a:ext cx="6178550" cy="5391150"/>
                     </a:xfrm>
                     <a:prstGeom prst="rect">
                       <a:avLst/>
@@ -5242,19 +4661,27 @@
     </w:p>
     <w:p>
       <w:pPr>
-        <w:spacing w:beforeLines="100" w:before="312"/>
+        <w:spacing w:beforeLines="100" w:before="312" w:line="480" w:lineRule="auto"/>
         <w:ind w:firstLineChars="200" w:firstLine="480"/>
         <w:rPr>
-          <w:rFonts w:ascii="宋体" w:hAnsi="宋体" w:hint="eastAsia"/>
-          <w:sz w:val="24"/>
-        </w:rPr>
-      </w:pPr>
-      <w:r>
-        <w:rPr>
-          <w:rFonts w:ascii="宋体" w:hAnsi="宋体"/>
-          <w:sz w:val="24"/>
-        </w:rPr>
-        <w:t>为了探究各语言特征在预测论文影响力时的组合效应，我们构建了最大深度为 3 的决策树预测模型，可视化结果见图。模型路径显示，术语密度（JD）被算法自动识别为一级分支判断节点（以 0.03 为阈值），体现了其作为学术硬核程度判别基准的地位。在 JD 分支之下，模型进一步引入词汇密度（LD）与词汇高级度（LC）作为次级判别标准，通过多维特征的交叉组合，实现了对高引用论文（High Impact）与普通论文（Low Impact）的精确划分。该树状结构直观地还原了机器学习模型在处理学术语料分类时的底层计算逻辑。</w:t>
+          <w:rFonts w:ascii="宋体" w:hAnsi="宋体"/>
+          <w:sz w:val="24"/>
+        </w:rPr>
+      </w:pPr>
+      <w:r>
+        <w:rPr>
+          <w:rFonts w:ascii="宋体" w:hAnsi="宋体" w:hint="eastAsia"/>
+          <w:sz w:val="24"/>
+        </w:rPr>
+        <w:t>为探究各语言特征在预测论文影响力时的组合效应，我们构建了最大深度为 3 的决策树分类模型。在模型构建过程中，我们采用 Gini 系数（基尼指数） 作为节点分裂的判定准则，旨在通过最大化子节点间的纯度差异，实现对样本集的</w:t>
+      </w:r>
+      <w:r>
+        <w:rPr>
+          <w:rFonts w:ascii="宋体" w:hAnsi="宋体" w:hint="eastAsia"/>
+          <w:sz w:val="24"/>
+        </w:rPr>
+        <w:lastRenderedPageBreak/>
+        <w:t>最优划分。可视化结果显示，术语密度（JD）凭借其最低的 Gini 系数增益，被算法自动识别为一级分支判断节点，其最佳分裂阈值锁定在 0.03。这在数学层面证实了 JD 是衡量学术硬核程度的首要判别基准：当摘要的 JD 值低于此阈值时，样本的纯度趋向于“普通类”，而高于此值则具备了进入“高影响力”空间的潜力。在 JD 分支之下，模型进一步引入词汇密度（LD）与词汇高级度（LC）作为次级判别标准，通过多维特征的交叉组合，持续优化节点的 Gini 指数，最终实现了对高引用论文（High Impact）与普通论文（Low Impact）的精确划分。该树状结构直观地还原了机器学习在处理复杂语料分类时的底层计算逻辑，证明了模型能够有效捕捉文体特征与学术影响力之间存在的非线性交互与阈值触发规律。</w:t>
       </w:r>
     </w:p>
     <w:p>
@@ -5287,7 +4714,7 @@
                     <pic:cNvPicPr/>
                   </pic:nvPicPr>
                   <pic:blipFill>
-                    <a:blip r:embed="rId27"/>
+                    <a:blip r:embed="rId28"/>
                     <a:stretch>
                       <a:fillRect/>
                     </a:stretch>
@@ -5313,76 +4740,66 @@
         <w:spacing w:beforeLines="100" w:before="312"/>
         <w:jc w:val="center"/>
         <w:rPr>
+          <w:sz w:val="28"/>
+          <w:szCs w:val="28"/>
+        </w:rPr>
+      </w:pPr>
+      <w:r>
+        <w:rPr>
           <w:rFonts w:hint="eastAsia"/>
           <w:sz w:val="28"/>
           <w:szCs w:val="28"/>
         </w:rPr>
-      </w:pPr>
+        <w:t>特征重要性柱状图</w:t>
+      </w:r>
       <w:r>
         <w:rPr>
           <w:rFonts w:hint="eastAsia"/>
           <w:sz w:val="28"/>
           <w:szCs w:val="28"/>
         </w:rPr>
+        <w:t xml:space="preserve"> </w:t>
+      </w:r>
+      <w:r>
+        <w:rPr>
+          <w:rFonts w:hint="eastAsia"/>
+          <w:sz w:val="28"/>
+          <w:szCs w:val="28"/>
+        </w:rPr>
+        <w:t>由王淳绘制</w:t>
+      </w:r>
+    </w:p>
+    <w:p>
+      <w:pPr>
+        <w:spacing w:beforeLines="100" w:before="312" w:line="480" w:lineRule="auto"/>
+        <w:ind w:firstLineChars="200" w:firstLine="480"/>
+        <w:rPr>
+          <w:rFonts w:ascii="宋体" w:hAnsi="宋体" w:hint="eastAsia"/>
+          <w:sz w:val="24"/>
+        </w:rPr>
+      </w:pPr>
+      <w:r>
+        <w:rPr>
+          <w:rFonts w:ascii="宋体" w:hAnsi="宋体" w:hint="eastAsia"/>
+          <w:sz w:val="24"/>
+        </w:rPr>
+        <w:t>经过决策树预测模型的训练，我们得到了不错的结果。</w:t>
+      </w:r>
+      <w:r>
+        <w:rPr>
+          <w:rFonts w:ascii="宋体" w:hAnsi="宋体"/>
+          <w:sz w:val="24"/>
+        </w:rPr>
+        <w:t>如图所示，本研究利用决策树机器学习模型，对提取出的 6 大文体语言学特征与规范化引文频次</w:t>
+      </w:r>
+      <w:r>
+        <w:rPr>
+          <w:rFonts w:ascii="宋体" w:hAnsi="宋体"/>
+          <w:sz w:val="24"/>
+        </w:rPr>
         <w:lastRenderedPageBreak/>
-        <w:t>特征重要性柱状图</w:t>
-      </w:r>
-      <w:r>
-        <w:rPr>
-          <w:rFonts w:hint="eastAsia"/>
-          <w:sz w:val="28"/>
-          <w:szCs w:val="28"/>
-        </w:rPr>
-        <w:t xml:space="preserve"> </w:t>
-      </w:r>
-      <w:r>
-        <w:rPr>
-          <w:rFonts w:hint="eastAsia"/>
-          <w:sz w:val="28"/>
-          <w:szCs w:val="28"/>
-        </w:rPr>
-        <w:t>由王淳绘制</w:t>
-      </w:r>
-    </w:p>
-    <w:p>
-      <w:pPr>
-        <w:spacing w:beforeLines="100" w:before="312"/>
-        <w:ind w:firstLineChars="200" w:firstLine="480"/>
-        <w:rPr>
-          <w:rFonts w:ascii="宋体" w:hAnsi="宋体"/>
-          <w:sz w:val="24"/>
-        </w:rPr>
-      </w:pPr>
-      <w:r>
-        <w:rPr>
-          <w:rFonts w:ascii="宋体" w:hAnsi="宋体" w:hint="eastAsia"/>
-          <w:sz w:val="24"/>
-        </w:rPr>
-        <w:t>经过决策树预测模型的训练，我们得到了不错的结果</w:t>
-      </w:r>
-      <w:r>
-        <w:rPr>
-          <w:rFonts w:ascii="宋体" w:hAnsi="宋体" w:hint="eastAsia"/>
-          <w:sz w:val="24"/>
-        </w:rPr>
-        <w:t>。</w:t>
-      </w:r>
-      <w:r>
-        <w:rPr>
-          <w:rFonts w:ascii="宋体" w:hAnsi="宋体"/>
-          <w:sz w:val="24"/>
-        </w:rPr>
-        <w:t>如图所示，本研究利用决策树机器学习模型，对提取出的 6 大文体语言学特征与规范化引文频次（NCC）之间的非线性关联进行了定量评估。通过特征重要性权重的自动计算，得出如下结论：术语密度（JD）作为反映摘要专业深度的关键指标，其重要性评分高达 43.3%，在所有参与计算的变量中处于绝对主导地位；相比之下，被传统学术写作教学所强调的平均句长（ASL），其模型贡献度输出为 0.0%。该分析结果在数学层面上有力地证明了在当前的学术传播语境下，摘要的“专业密度”远比“句法复杂性”更能驱动论文的被引用表现。</w:t>
-      </w:r>
-    </w:p>
-    <w:p>
-      <w:pPr>
-        <w:spacing w:beforeLines="100" w:before="312"/>
-        <w:rPr>
-          <w:rFonts w:ascii="宋体" w:hAnsi="宋体" w:hint="eastAsia"/>
-          <w:sz w:val="24"/>
-        </w:rPr>
-      </w:pPr>
+        <w:t>（NCC）之间的非线性关联进行了定量评估。通过特征重要性权重的自动计算，得出如下结论：术语密度（JD）作为反映摘要专业深度的关键指标，其重要性评分高达 43.3%，在所有参与计算的变量中处于绝对主导地位；相比之下，被传统学术写作教学所强调的平均句长（ASL），其模型贡献度输出为 0.0%。该分析结果在数学层面上有力地证明了在当前的学术传播语境下，摘要的“专业密度”远比“句法复杂性”更能驱动论文的被引用表现。</w:t>
+      </w:r>
     </w:p>
     <w:p>
       <w:pPr>
@@ -5415,9 +4832,9 @@
           <w:sz w:val="24"/>
         </w:rPr>
         <w:drawing>
-          <wp:inline distT="0" distB="0" distL="0" distR="0" wp14:anchorId="026F0B7A" wp14:editId="0A80EE89">
-            <wp:extent cx="5278120" cy="3362325"/>
-            <wp:effectExtent l="0" t="0" r="0" b="9525"/>
+          <wp:inline distT="0" distB="0" distL="0" distR="0" wp14:anchorId="026F0B7A" wp14:editId="76DC303A">
+            <wp:extent cx="5702300" cy="4508500"/>
+            <wp:effectExtent l="0" t="0" r="0" b="6350"/>
             <wp:docPr id="1132199908" name="图片 1"/>
             <wp:cNvGraphicFramePr>
               <a:graphicFrameLocks xmlns:a="http://schemas.openxmlformats.org/drawingml/2006/main" noChangeAspect="1"/>
@@ -5430,7 +4847,7 @@
                     <pic:cNvPicPr/>
                   </pic:nvPicPr>
                   <pic:blipFill>
-                    <a:blip r:embed="rId28"/>
+                    <a:blip r:embed="rId29"/>
                     <a:stretch>
                       <a:fillRect/>
                     </a:stretch>
@@ -5438,7 +4855,7 @@
                   <pic:spPr>
                     <a:xfrm>
                       <a:off x="0" y="0"/>
-                      <a:ext cx="5278120" cy="3362325"/>
+                      <a:ext cx="5702300" cy="4508500"/>
                     </a:xfrm>
                     <a:prstGeom prst="rect">
                       <a:avLst/>
@@ -5482,7 +4899,7 @@
                     <pic:cNvPicPr/>
                   </pic:nvPicPr>
                   <pic:blipFill>
-                    <a:blip r:embed="rId29"/>
+                    <a:blip r:embed="rId30"/>
                     <a:stretch>
                       <a:fillRect/>
                     </a:stretch>
@@ -5505,42 +4922,27 @@
     </w:p>
     <w:p>
       <w:pPr>
-        <w:spacing w:beforeLines="100" w:before="312"/>
-        <w:rPr>
-          <w:rFonts w:ascii="宋体" w:hAnsi="宋体"/>
-          <w:sz w:val="24"/>
-        </w:rPr>
-      </w:pPr>
-      <w:r>
-        <w:rPr>
-          <w:rFonts w:ascii="宋体" w:hAnsi="宋体"/>
-          <w:sz w:val="24"/>
-        </w:rPr>
-        <w:t>图中 corrosion（腐蚀）、inhibition（抑制）、inhibitor（抑制剂）、steel（钢）、aqueous（水相）等词汇占据了最显著的中心位置。这说明</w:t>
-      </w:r>
-      <w:proofErr w:type="gramStart"/>
-      <w:r>
-        <w:rPr>
-          <w:rFonts w:ascii="宋体" w:hAnsi="宋体"/>
-          <w:sz w:val="24"/>
-        </w:rPr>
-        <w:t>我们爬取的</w:t>
-      </w:r>
-      <w:proofErr w:type="gramEnd"/>
-      <w:r>
-        <w:rPr>
-          <w:rFonts w:ascii="宋体" w:hAnsi="宋体"/>
-          <w:sz w:val="24"/>
-        </w:rPr>
-        <w:t>论文样本库主要聚焦在金属腐蚀与防护领域，特别是针对腐蚀抑制剂的研究。这证明了我们的数据采集策略是非常精准的，没有偏离目标领域。</w:t>
-      </w:r>
-    </w:p>
-    <w:p>
-      <w:pPr>
-        <w:spacing w:beforeLines="100" w:before="312"/>
+        <w:spacing w:beforeLines="100" w:before="312" w:line="480" w:lineRule="auto"/>
         <w:ind w:firstLineChars="200" w:firstLine="480"/>
         <w:rPr>
-          <w:rFonts w:ascii="宋体" w:hAnsi="宋体"/>
+          <w:rFonts w:ascii="宋体" w:hAnsi="宋体" w:hint="eastAsia"/>
+          <w:sz w:val="24"/>
+        </w:rPr>
+      </w:pPr>
+      <w:r>
+        <w:rPr>
+          <w:rFonts w:ascii="宋体" w:hAnsi="宋体"/>
+          <w:sz w:val="24"/>
+        </w:rPr>
+        <w:t>图中 corrosion（腐蚀）、inhibition（抑制）、inhibitor（抑制剂）、steel（钢）、aqueous（水相）等词汇占据了最显著的中心位置。这说明我们爬取的论文样本库主要聚焦在金属腐蚀与防护领域，特别是针对腐蚀抑制剂的研究。这证明了我们的数据采集策略是非常精准的，没有偏离目标领域。</w:t>
+      </w:r>
+    </w:p>
+    <w:p>
+      <w:pPr>
+        <w:spacing w:beforeLines="100" w:before="312" w:line="480" w:lineRule="auto"/>
+        <w:ind w:firstLineChars="200" w:firstLine="480"/>
+        <w:rPr>
+          <w:rFonts w:ascii="宋体" w:hAnsi="宋体" w:hint="eastAsia"/>
           <w:sz w:val="24"/>
         </w:rPr>
       </w:pPr>
@@ -5554,27 +4956,35 @@
     </w:p>
     <w:p>
       <w:pPr>
-        <w:spacing w:beforeLines="100" w:before="312"/>
+        <w:spacing w:beforeLines="100" w:before="312" w:line="480" w:lineRule="auto"/>
         <w:ind w:firstLineChars="200" w:firstLine="480"/>
         <w:rPr>
-          <w:rFonts w:ascii="宋体" w:hAnsi="宋体"/>
-          <w:sz w:val="24"/>
-        </w:rPr>
-      </w:pPr>
-      <w:r>
-        <w:rPr>
-          <w:rFonts w:ascii="宋体" w:hAnsi="宋体"/>
-          <w:sz w:val="24"/>
-        </w:rPr>
-        <w:t>词云中还包含了 synergistic（协同的）、adsorption（吸附）、mechanism（机理）、electrochemical（电化学）等高频学术词汇。这些词反映了该领域论文的研究方法论——即通过电化学手段分析吸附机理，并探讨多种抑制剂之间的协同效应。这说明该研究群体高度依赖实验数据论证，并倾向于深挖微观作用机制。</w:t>
-      </w:r>
-    </w:p>
-    <w:p>
-      <w:pPr>
-        <w:spacing w:beforeLines="100" w:before="312"/>
+          <w:rFonts w:ascii="宋体" w:hAnsi="宋体" w:hint="eastAsia"/>
+          <w:sz w:val="24"/>
+        </w:rPr>
+      </w:pPr>
+      <w:r>
+        <w:rPr>
+          <w:rFonts w:ascii="宋体" w:hAnsi="宋体"/>
+          <w:sz w:val="24"/>
+        </w:rPr>
+        <w:t>词云中还包含了 synergistic（协同的）、adsorption（吸附）、mechanism（机理）、electrochemical（电化学）等高频学术词汇。这些词反映了该领域论文的研究方法论——即通过电化学手段分析吸附机理，并探讨多种抑制剂之间的协同效应。这说明该研究群体高度依赖实验数据论证，并倾向于深挖微观作用机</w:t>
+      </w:r>
+      <w:r>
+        <w:rPr>
+          <w:rFonts w:ascii="宋体" w:hAnsi="宋体"/>
+          <w:sz w:val="24"/>
+        </w:rPr>
+        <w:lastRenderedPageBreak/>
+        <w:t>制。</w:t>
+      </w:r>
+    </w:p>
+    <w:p>
+      <w:pPr>
+        <w:spacing w:beforeLines="100" w:before="312" w:line="480" w:lineRule="auto"/>
         <w:ind w:firstLineChars="200" w:firstLine="480"/>
         <w:rPr>
-          <w:rFonts w:ascii="宋体" w:hAnsi="宋体"/>
+          <w:rFonts w:ascii="宋体" w:hAnsi="宋体" w:hint="eastAsia"/>
           <w:sz w:val="24"/>
         </w:rPr>
       </w:pPr>
@@ -5618,7 +5028,7 @@
     </w:p>
     <w:p>
       <w:pPr>
-        <w:spacing w:beforeLines="100" w:before="312"/>
+        <w:spacing w:beforeLines="100" w:before="312" w:line="480" w:lineRule="auto"/>
         <w:ind w:firstLineChars="200" w:firstLine="480"/>
         <w:rPr>
           <w:rFonts w:ascii="宋体" w:hAnsi="宋体" w:hint="eastAsia"/>
@@ -5630,31 +5040,7 @@
           <w:rFonts w:ascii="宋体" w:hAnsi="宋体"/>
           <w:sz w:val="24"/>
         </w:rPr>
-        <w:t>通过决策树算法定量评估，我们发现术语密度（JD）对论文规范化引用次数（NCC）的贡献度高达 43.3%，在所有文体指标中具有决定性作用。这充分说明，在当前的学术环境下，摘要内容是否具备足够的专业度与信息增量，是决定论文</w:t>
-      </w:r>
-      <w:r>
-        <w:rPr>
-          <w:rFonts w:ascii="宋体" w:hAnsi="宋体"/>
-          <w:sz w:val="24"/>
-        </w:rPr>
-        <w:lastRenderedPageBreak/>
-        <w:t>能否获得高引用的</w:t>
-      </w:r>
-      <w:proofErr w:type="gramStart"/>
-      <w:r>
-        <w:rPr>
-          <w:rFonts w:ascii="宋体" w:hAnsi="宋体"/>
-          <w:sz w:val="24"/>
-        </w:rPr>
-        <w:t>最</w:t>
-      </w:r>
-      <w:proofErr w:type="gramEnd"/>
-      <w:r>
-        <w:rPr>
-          <w:rFonts w:ascii="宋体" w:hAnsi="宋体"/>
-          <w:sz w:val="24"/>
-        </w:rPr>
-        <w:t>关键因素。模型计算结果明确显示，平均句长（ASL）对论文的最终引用贡献度几乎为零。这彻底打破了“句子越长越高级、越能带来引用”的传统主观误区。研究表明，盲目追求冗长的语法结构不仅无法提升学术价值，反而可能因为增加了阅读门槛，降低了论文的传播效率。通过模型可视化分析，我们明确了高引用论文在术语密度、词汇高级度等维度的分布特征。这表明，同学们在撰写大作业或学术论文摘要时，应优先保证核心术语的覆盖密度，并采用精炼、高信息密度的表述方式，而非刻意堆砌句式。这种数据驱动的写作优化逻辑，能够有效帮助科研成果在海量文献中更快速地脱颖而出。</w:t>
+        <w:t>通过决策树算法定量评估，我们发现术语密度（JD）对论文规范化引用次数（NCC）的贡献度高达 43.3%，在所有文体指标中具有决定性作用。这充分说明，在当前的学术环境下，摘要内容是否具备足够的专业度与信息增量，是决定论文能否获得高引用的最关键因素。模型计算结果明确显示，平均句长（ASL）对论文的最终引用贡献度几乎为零。这彻底打破了“句子越长越高级、越能带来引用”的传统主观误区。研究表明，盲目追求冗长的语法结构不仅无法提升学术价值，反而可能因为增加了阅读门槛，降低了论文的传播效率。通过模型可视化分析，我们明确了高引用论文在术语密度、词汇高级度等维度的分布特征。这表明，同学们在撰写大作业或学术论文摘要时，应优先保证核心术语的覆盖密度，并采用精炼、高信息密度的表述方式，而非刻意堆砌句式。这种数据驱动的写作优化逻辑，能够有效帮助科研成果在海量文献中更快速地脱颖而出。</w:t>
       </w:r>
     </w:p>
     <w:p>
@@ -5662,11 +5048,142 @@
         <w:widowControl/>
         <w:jc w:val="left"/>
         <w:rPr>
+          <w:sz w:val="28"/>
+          <w:szCs w:val="28"/>
+        </w:rPr>
+      </w:pPr>
+    </w:p>
+    <w:p>
+      <w:pPr>
+        <w:widowControl/>
+        <w:jc w:val="left"/>
+        <w:rPr>
+          <w:sz w:val="28"/>
+          <w:szCs w:val="28"/>
+        </w:rPr>
+      </w:pPr>
+    </w:p>
+    <w:p>
+      <w:pPr>
+        <w:widowControl/>
+        <w:jc w:val="left"/>
+        <w:rPr>
+          <w:sz w:val="28"/>
+          <w:szCs w:val="28"/>
+        </w:rPr>
+      </w:pPr>
+    </w:p>
+    <w:p>
+      <w:pPr>
+        <w:widowControl/>
+        <w:jc w:val="left"/>
+        <w:rPr>
+          <w:sz w:val="28"/>
+          <w:szCs w:val="28"/>
+        </w:rPr>
+      </w:pPr>
+    </w:p>
+    <w:p>
+      <w:pPr>
+        <w:widowControl/>
+        <w:jc w:val="left"/>
+        <w:rPr>
+          <w:sz w:val="28"/>
+          <w:szCs w:val="28"/>
+        </w:rPr>
+      </w:pPr>
+    </w:p>
+    <w:p>
+      <w:pPr>
+        <w:widowControl/>
+        <w:jc w:val="left"/>
+        <w:rPr>
+          <w:sz w:val="28"/>
+          <w:szCs w:val="28"/>
+        </w:rPr>
+      </w:pPr>
+    </w:p>
+    <w:p>
+      <w:pPr>
+        <w:widowControl/>
+        <w:jc w:val="left"/>
+        <w:rPr>
+          <w:sz w:val="28"/>
+          <w:szCs w:val="28"/>
+        </w:rPr>
+      </w:pPr>
+    </w:p>
+    <w:p>
+      <w:pPr>
+        <w:widowControl/>
+        <w:jc w:val="left"/>
+        <w:rPr>
+          <w:sz w:val="28"/>
+          <w:szCs w:val="28"/>
+        </w:rPr>
+      </w:pPr>
+    </w:p>
+    <w:p>
+      <w:pPr>
+        <w:widowControl/>
+        <w:jc w:val="left"/>
+        <w:rPr>
+          <w:sz w:val="28"/>
+          <w:szCs w:val="28"/>
+        </w:rPr>
+      </w:pPr>
+      <w:r>
+        <w:rPr>
           <w:rFonts w:hint="eastAsia"/>
           <w:sz w:val="28"/>
           <w:szCs w:val="28"/>
         </w:rPr>
-      </w:pPr>
+        <w:t>原创承诺：</w:t>
+      </w:r>
+    </w:p>
+    <w:p>
+      <w:pPr>
+        <w:widowControl/>
+        <w:ind w:left="3640" w:hangingChars="1300" w:hanging="3640"/>
+        <w:jc w:val="left"/>
+        <w:rPr>
+          <w:rFonts w:hint="eastAsia"/>
+          <w:sz w:val="28"/>
+          <w:szCs w:val="28"/>
+        </w:rPr>
+      </w:pPr>
+      <w:r>
+        <w:rPr>
+          <w:rFonts w:hint="eastAsia"/>
+          <w:sz w:val="28"/>
+          <w:szCs w:val="28"/>
+        </w:rPr>
+        <w:t xml:space="preserve">                                                          </w:t>
+      </w:r>
+      <w:r>
+        <w:rPr>
+          <w:rFonts w:hint="eastAsia"/>
+          <w:sz w:val="28"/>
+          <w:szCs w:val="28"/>
+        </w:rPr>
+        <w:t>承诺本项目设计及代码实现由小组成员创作完成，非</w:t>
+      </w:r>
+      <w:r>
+        <w:rPr>
+          <w:rFonts w:hint="eastAsia"/>
+          <w:sz w:val="28"/>
+          <w:szCs w:val="28"/>
+        </w:rPr>
+        <w:t>AI</w:t>
+      </w:r>
+      <w:r>
+        <w:rPr>
+          <w:rFonts w:hint="eastAsia"/>
+          <w:sz w:val="28"/>
+          <w:szCs w:val="28"/>
+        </w:rPr>
+        <w:t>及网络完成！</w:t>
+      </w:r>
     </w:p>
     <w:sectPr>
       <w:pgSz w:w="11906" w:h="16838"/>
@@ -6337,7 +5854,6 @@
   <w:style w:type="character" w:default="1" w:styleId="a0">
     <w:name w:val="Default Paragraph Font"/>
     <w:uiPriority w:val="1"/>
-    <w:semiHidden/>
     <w:unhideWhenUsed/>
   </w:style>
   <w:style w:type="table" w:default="1" w:styleId="a1">
@@ -6555,6 +6071,17 @@
     <w:pPr>
       <w:ind w:firstLineChars="200" w:firstLine="420"/>
     </w:pPr>
+  </w:style>
+  <w:style w:type="paragraph" w:styleId="ab">
+    <w:name w:val="Normal (Web)"/>
+    <w:basedOn w:val="a"/>
+    <w:uiPriority w:val="99"/>
+    <w:semiHidden/>
+    <w:unhideWhenUsed/>
+    <w:rsid w:val="00C32C12"/>
+    <w:rPr>
+      <w:sz w:val="24"/>
+    </w:rPr>
   </w:style>
 </w:styles>
 </file>

--- a/项目报告.docx
+++ b/项目报告.docx
@@ -2853,12 +2853,21 @@
         </w:rPr>
         <w:t xml:space="preserve">    </w:t>
       </w:r>
-      <w:r>
-        <w:rPr>
-          <w:rFonts w:ascii="宋体" w:hAnsi="宋体" w:hint="eastAsia"/>
-          <w:sz w:val="24"/>
-        </w:rPr>
-        <w:t>OpenAlex库</w:t>
+      <w:proofErr w:type="spellStart"/>
+      <w:r>
+        <w:rPr>
+          <w:rFonts w:ascii="宋体" w:hAnsi="宋体" w:hint="eastAsia"/>
+          <w:sz w:val="24"/>
+        </w:rPr>
+        <w:t>OpenAlex</w:t>
+      </w:r>
+      <w:proofErr w:type="spellEnd"/>
+      <w:r>
+        <w:rPr>
+          <w:rFonts w:ascii="宋体" w:hAnsi="宋体" w:hint="eastAsia"/>
+          <w:sz w:val="24"/>
+        </w:rPr>
+        <w:t>库</w:t>
       </w:r>
     </w:p>
     <w:p>
@@ -3012,7 +3021,39 @@
           <w:rFonts w:ascii="宋体" w:hAnsi="宋体"/>
           <w:sz w:val="24"/>
         </w:rPr>
-        <w:t>本项目依托 Python 编程环境，利用pyalex库实现了对OpenAlex学术数据库的自动化对接。通过编写脚本进行数据采集，我们批量获取了目标学术论文的摘要（abstract）文本及对应的引用频次等关键指标。相较于传统人工采集方式，该方法显著提升了语料获取的效率，保证了样本的多样性与充足性，为后续基于机器学习的特征构建奠定了坚实的数据基础。</w:t>
+        <w:t>本项目依托 Python 编程环境，利用</w:t>
+      </w:r>
+      <w:proofErr w:type="spellStart"/>
+      <w:r>
+        <w:rPr>
+          <w:rFonts w:ascii="宋体" w:hAnsi="宋体"/>
+          <w:sz w:val="24"/>
+        </w:rPr>
+        <w:t>pyalex</w:t>
+      </w:r>
+      <w:proofErr w:type="spellEnd"/>
+      <w:r>
+        <w:rPr>
+          <w:rFonts w:ascii="宋体" w:hAnsi="宋体"/>
+          <w:sz w:val="24"/>
+        </w:rPr>
+        <w:t>库实现了对</w:t>
+      </w:r>
+      <w:proofErr w:type="spellStart"/>
+      <w:r>
+        <w:rPr>
+          <w:rFonts w:ascii="宋体" w:hAnsi="宋体"/>
+          <w:sz w:val="24"/>
+        </w:rPr>
+        <w:t>OpenAlex</w:t>
+      </w:r>
+      <w:proofErr w:type="spellEnd"/>
+      <w:r>
+        <w:rPr>
+          <w:rFonts w:ascii="宋体" w:hAnsi="宋体"/>
+          <w:sz w:val="24"/>
+        </w:rPr>
+        <w:t>学术数据库的自动化对接。通过编写脚本进行数据采集，我们批量获取了目标学术论文的摘要（abstract）文本及对应的引用频次等关键指标。相较于传统人工采集方式，该方法显著提升了语料获取的效率，保证了样本的多样性与充足性，为后续基于机器学习的特征构建奠定了坚实的数据基础。</w:t>
       </w:r>
       <w:r>
         <w:rPr>
@@ -3059,7 +3100,39 @@
           <w:rFonts w:ascii="宋体" w:hAnsi="宋体" w:hint="eastAsia"/>
           <w:sz w:val="24"/>
         </w:rPr>
-        <w:t>为量化论文摘要的学术专业程度，本项目开展了特征工程处理。我们首先构建了行业术语标准库（df_jargon），并定义了 count_jargons 函数以执行文本解析任务。</w:t>
+        <w:t>为量化论文摘要的学术专业程度，本项目开展了特征工程处理。我们首先构建了行业术语标准库（</w:t>
+      </w:r>
+      <w:proofErr w:type="spellStart"/>
+      <w:r>
+        <w:rPr>
+          <w:rFonts w:ascii="宋体" w:hAnsi="宋体" w:hint="eastAsia"/>
+          <w:sz w:val="24"/>
+        </w:rPr>
+        <w:t>df_jargon</w:t>
+      </w:r>
+      <w:proofErr w:type="spellEnd"/>
+      <w:r>
+        <w:rPr>
+          <w:rFonts w:ascii="宋体" w:hAnsi="宋体" w:hint="eastAsia"/>
+          <w:sz w:val="24"/>
+        </w:rPr>
+        <w:t xml:space="preserve">），并定义了 </w:t>
+      </w:r>
+      <w:proofErr w:type="spellStart"/>
+      <w:r>
+        <w:rPr>
+          <w:rFonts w:ascii="宋体" w:hAnsi="宋体" w:hint="eastAsia"/>
+          <w:sz w:val="24"/>
+        </w:rPr>
+        <w:t>count_jargons</w:t>
+      </w:r>
+      <w:proofErr w:type="spellEnd"/>
+      <w:r>
+        <w:rPr>
+          <w:rFonts w:ascii="宋体" w:hAnsi="宋体" w:hint="eastAsia"/>
+          <w:sz w:val="24"/>
+        </w:rPr>
+        <w:t xml:space="preserve"> 函数以执行文本解析任务。</w:t>
       </w:r>
     </w:p>
     <w:p>
@@ -3146,7 +3219,23 @@
           <w:rFonts w:ascii="宋体" w:hAnsi="宋体" w:hint="eastAsia"/>
           <w:sz w:val="24"/>
         </w:rPr>
-        <w:t>处理逻辑如下：系统首先通过 .lower() 方法对摘要文本进行标准化预处理，消除大小写差异；随后，利用循环遍历函数对摘要中的词汇进行逐一比对，统计匹配到的专业术语总数并将其赋予新特征 df['jargon']。该处理过程实现了将非结构化的文本语料向结构化数值指标的转化，为后续评估特征相关性提供了核心数据支撑。</w:t>
+        <w:t xml:space="preserve">处理逻辑如下：系统首先通过 .lower() 方法对摘要文本进行标准化预处理，消除大小写差异；随后，利用循环遍历函数对摘要中的词汇进行逐一比对，统计匹配到的专业术语总数并将其赋予新特征 </w:t>
+      </w:r>
+      <w:proofErr w:type="spellStart"/>
+      <w:r>
+        <w:rPr>
+          <w:rFonts w:ascii="宋体" w:hAnsi="宋体" w:hint="eastAsia"/>
+          <w:sz w:val="24"/>
+        </w:rPr>
+        <w:t>df</w:t>
+      </w:r>
+      <w:proofErr w:type="spellEnd"/>
+      <w:r>
+        <w:rPr>
+          <w:rFonts w:ascii="宋体" w:hAnsi="宋体" w:hint="eastAsia"/>
+          <w:sz w:val="24"/>
+        </w:rPr>
+        <w:t>['jargon']。该处理过程实现了将非结构化的文本语料向结构化数值指标的转化，为后续评估特征相关性提供了核心数据支撑。</w:t>
       </w:r>
     </w:p>
     <w:p>
@@ -3195,7 +3284,39 @@
           <w:rFonts w:ascii="宋体" w:hAnsi="宋体"/>
           <w:sz w:val="24"/>
         </w:rPr>
-        <w:t>在特征构建完成后，为确保建模数据的严谨性，我们执行了下述清洗流程：首先，调用 pd.isna() 函数对摘要数据进行缺失值检测，针对无法匹配或提取有效特征的残缺样本予以剔除，确保数据集的纯净度；随后，利用 to_csv() 方法将清洗后的结构化数据存储为 dataset_with_jargon.csv。该数据集涵盖了论文全文摘要及其对应的术语密度数值，为后续决策树算法的计算与可视化分析打通了全流程数据链路。</w:t>
+        <w:t xml:space="preserve">在特征构建完成后，为确保建模数据的严谨性，我们执行了下述清洗流程：首先，调用 </w:t>
+      </w:r>
+      <w:proofErr w:type="spellStart"/>
+      <w:r>
+        <w:rPr>
+          <w:rFonts w:ascii="宋体" w:hAnsi="宋体"/>
+          <w:sz w:val="24"/>
+        </w:rPr>
+        <w:t>pd.isna</w:t>
+      </w:r>
+      <w:proofErr w:type="spellEnd"/>
+      <w:r>
+        <w:rPr>
+          <w:rFonts w:ascii="宋体" w:hAnsi="宋体"/>
+          <w:sz w:val="24"/>
+        </w:rPr>
+        <w:t xml:space="preserve">() 函数对摘要数据进行缺失值检测，针对无法匹配或提取有效特征的残缺样本予以剔除，确保数据集的纯净度；随后，利用 </w:t>
+      </w:r>
+      <w:proofErr w:type="spellStart"/>
+      <w:r>
+        <w:rPr>
+          <w:rFonts w:ascii="宋体" w:hAnsi="宋体"/>
+          <w:sz w:val="24"/>
+        </w:rPr>
+        <w:t>to_csv</w:t>
+      </w:r>
+      <w:proofErr w:type="spellEnd"/>
+      <w:r>
+        <w:rPr>
+          <w:rFonts w:ascii="宋体" w:hAnsi="宋体"/>
+          <w:sz w:val="24"/>
+        </w:rPr>
+        <w:t>() 方法将清洗后的结构化数据存储为 dataset_with_jargon.csv。该数据集涵盖了论文全文摘要及其对应的术语密度数值，为后续决策树算法的计算与可视化分析打通了全流程数据链路。</w:t>
       </w:r>
       <w:r>
         <w:rPr>
